--- a/vvdn/converters/ac-ac/cycloconverters.docx
+++ b/vvdn/converters/ac-ac/cycloconverters.docx
@@ -154,71 +154,3837 @@
                 <w:color w:val="2D3748"/>
                 <w:sz w:val="18"/>
               </w:rPr>
-              <w:t xml:space="preserve">                     Single-Phase to Single-Phase Bridge Cycloconverter</w:t>
+              <w:t>============================================================================================</w:t>
               <w:br/>
-              <w:t xml:space="preserve">        =================== POSITIVE CONVERTER (P-BANK) ===================</w:t>
+              <w:t xml:space="preserve">  DETAILED HARDWARE SCHEMATIC: SINGLE-PHASE DUAL-BANK BRIDGE CYCLOCONVERTER</w:t>
               <w:br/>
-              <w:t xml:space="preserve">        AC Input ────┬──────────────┬──────────────┐</w:t>
+              <w:t xml:space="preserve">  (230V AC 50Hz Grid Input to Variable 0-115V AC RMS, 0-16.7Hz Synthesized AC Output)</w:t>
               <w:br/>
-              <w:t xml:space="preserve">                     │              │              │</w:t>
+              <w:t>============================================================================================</w:t>
               <w:br/>
-              <w:t xml:space="preserve">                   ┌─┴─┐ T1       ┌─┴─┐ T3         │</w:t>
               <w:br/>
-              <w:t xml:space="preserve">                   │SCR│          │SCR│            │</w:t>
+              <w:t xml:space="preserve">  AC MAINS INPUT (230V RMS, 50Hz)</w:t>
               <w:br/>
-              <w:t xml:space="preserve">                   └─┬─┘          └─┬─┘            │</w:t>
+              <w:t xml:space="preserve">  AC_LINE ─────[ F1: 30A Fast ]───┬─────────────────────────────────┬───────────────────────┐</w:t>
               <w:br/>
-              <w:t xml:space="preserve">                     │              │              │</w:t>
+              <w:t xml:space="preserve">                                  │                                 │                       │</w:t>
               <w:br/>
-              <w:t xml:space="preserve">                     ├─── Node A ───┴──────────────┼───────────────────────────┐</w:t>
+              <w:t xml:space="preserve">                                ┌─┴─┐ MOV1: 275V RMS                │                       │</w:t>
               <w:br/>
-              <w:t xml:space="preserve">                     │                             │                           │</w:t>
+              <w:t xml:space="preserve">                                │   │ Littelfuse V275LA20CP         │                       │</w:t>
               <w:br/>
-              <w:t xml:space="preserve">                   ┌─┴─┐ T4       ┌─┴─┐ T2         │                           │</w:t>
+              <w:t xml:space="preserve">                                └─┬─┘ (Clamps Spikes &gt; 4.5kA)       │                       │</w:t>
               <w:br/>
-              <w:t xml:space="preserve">                   │SCR│          │SCR│            │                           │</w:t>
+              <w:t xml:space="preserve">                                  │                                 │                       │</w:t>
               <w:br/>
-              <w:t xml:space="preserve">                   └─┬─┘          └─┬─┘            │                           │</w:t>
+              <w:t xml:space="preserve">  AC_NEUT ────────────────────────┼─────────────────────────+       │                       │</w:t>
               <w:br/>
-              <w:t xml:space="preserve">                     │              │              │                           │</w:t>
+              <w:t xml:space="preserve">                                  │                         │       │                       │</w:t>
               <w:br/>
-              <w:t xml:space="preserve">        AC Return ───┴──────────────┴──────────────┤                           │</w:t>
+              <w:t xml:space="preserve">                                 ┌┴┐ R_zcd1: 47kΩ          ┌┴┐ R_zcd2: 47kΩ                 │</w:t>
               <w:br/>
-              <w:t xml:space="preserve">                                                   │                           │</w:t>
+              <w:t xml:space="preserve">                                 └┬┘                       └┬┘                              │</w:t>
               <w:br/>
-              <w:t xml:space="preserve">        =================== NEGATIVE CONVERTER (N-BANK) ===================    │</w:t>
+              <w:t xml:space="preserve">                                  │                         │                               │</w:t>
               <w:br/>
-              <w:t xml:space="preserve">                     │              │              │                           │</w:t>
+              <w:t xml:space="preserve">                                  └───[ HCPL-3700 ZCD ]─────┘                               │</w:t>
               <w:br/>
-              <w:t xml:space="preserve">                   ┌─┴─┐ T1'      ┌─┴─┐ T3'        │                           │</w:t>
+              <w:t xml:space="preserve">                                            │                                               │</w:t>
               <w:br/>
-              <w:t xml:space="preserve">                   │SCR│ (Inverse)│SCR│ (Inverse)  │                           │</w:t>
+              <w:t xml:space="preserve">                                        LINE_SYNC (To DSP Timer Capture)                    │</w:t>
               <w:br/>
-              <w:t xml:space="preserve">                   └─┬─┘          └─┬─┘            │                           │</w:t>
+              <w:t xml:space="preserve">                                                                                            │</w:t>
               <w:br/>
-              <w:t xml:space="preserve">                     │              │              │                           │</w:t>
+              <w:t xml:space="preserve">  ==========================================================================================│===</w:t>
               <w:br/>
-              <w:t xml:space="preserve">                     ├─── Node B ───┴──────────────┼─────────────┐             │</w:t>
+              <w:t xml:space="preserve">  POSITIVE CONVERTER (P-BANK: 4-SCR Full Bridge, Conducts for Positive Load Current io &gt; 0) │</w:t>
               <w:br/>
-              <w:t xml:space="preserve">                     │                             │             │             │</w:t>
+              <w:t xml:space="preserve">  ==========================================================================================│===</w:t>
               <w:br/>
-              <w:t xml:space="preserve">                   ┌─┴─┐ T4'      ┌─┴─┐ T2'        │             │             │</w:t>
+              <w:t xml:space="preserve">                                                            │                               │</w:t>
               <w:br/>
-              <w:t xml:space="preserve">                   │SCR│ (Inverse)│SCR│ (Inverse)  │             │             │</w:t>
+              <w:t xml:space="preserve">                        T_P1 (Vishay 30TPS12)               │       T_P3 (Vishay 30TPS12)   │</w:t>
               <w:br/>
-              <w:t xml:space="preserve">                   └─┬─┘          └─┬─┘            │             │             │</w:t>
+              <w:t xml:space="preserve">                        ┌───────┴───────┐                   │       ┌───────┴───────┐       │</w:t>
               <w:br/>
-              <w:t xml:space="preserve">                     │              │              │             │             │</w:t>
+              <w:t xml:space="preserve">   Pulse XFMR TX1 ─────&gt;│ G_P1     K_P1 ├─┐                 └──────&gt;│ G_P3     K_P3 ├─┐     │</w:t>
               <w:br/>
-              <w:t xml:space="preserve">        AC Return ───┴──────────────┴──────────────┘             │             │</w:t>
+              <w:t xml:space="preserve">                        └───────┬───────┘ │                         └───────┬───────┘ │     │</w:t>
               <w:br/>
-              <w:t xml:space="preserve">                                                                 │             │</w:t>
+              <w:t xml:space="preserve">                         Anode  │         │                          Anode  │         │     │</w:t>
               <w:br/>
-              <w:t xml:space="preserve">                                                  ┌──────────────┴─────────────┴──┐</w:t>
+              <w:t xml:space="preserve">                                ├─────────┼──[ R_sp1: 47Ω / 5W ]────────────┤         │     │</w:t>
               <w:br/>
-              <w:t xml:space="preserve">                                                  │         AC LOAD (Z_L)         │</w:t>
+              <w:t xml:space="preserve">                                │         │             │                   │         │     │</w:t>
               <w:br/>
-              <w:t xml:space="preserve">                                                  └───────────────────────────────┘</w:t>
+              <w:t xml:space="preserve">                                │         │      [ C_sp1: 0.1µF/630V ]      │         │     │</w:t>
+              <w:br/>
+              <w:t xml:space="preserve">                                │         │             │                   │         │     │</w:t>
+              <w:br/>
+              <w:t xml:space="preserve">                                │         └───+         +───────────────────┤         │     │</w:t>
+              <w:br/>
+              <w:t xml:space="preserve">                                │             │                             │         │     │</w:t>
+              <w:br/>
+              <w:t xml:space="preserve">                                ├── NODE_P1 ──┴─────────────────────────────┼─────────┴─────+</w:t>
+              <w:br/>
+              <w:t xml:space="preserve">                                │                                           │               │</w:t>
+              <w:br/>
+              <w:t xml:space="preserve">                        T_P4 (Vishay 30TPS12)                       T_P2 (Vishay 30TPS12)   │</w:t>
+              <w:br/>
+              <w:t xml:space="preserve">                        ┌───────┴───────┐                           ┌───────┴───────┐       │</w:t>
+              <w:br/>
+              <w:t xml:space="preserve">   Pulse XFMR TX4 ─────&gt;│ G_P4     K_P4 ├─┐                    ────&gt;│ G_P2     K_P2 ├─┐     │</w:t>
+              <w:br/>
+              <w:t xml:space="preserve">                        └───────┬───────┘ │                         └───────┬───────┘ │     │</w:t>
+              <w:br/>
+              <w:t xml:space="preserve">                         Cath   │         │                          Cath   │         │     │</w:t>
+              <w:br/>
+              <w:t xml:space="preserve">                                ├─────────┼──[ R_sp2: 47Ω / 5W ]────────────┤         │     │</w:t>
+              <w:br/>
+              <w:t xml:space="preserve">                                │         │             │                   │         │     │</w:t>
+              <w:br/>
+              <w:t xml:space="preserve">                                │         │      [ C_sp2: 0.1µF/630V ]      │         │     │</w:t>
+              <w:br/>
+              <w:t xml:space="preserve">                                │         │             │                   │         │     │</w:t>
+              <w:br/>
+              <w:t xml:space="preserve">                                │         └───+         +───────────────────┤         │     │</w:t>
+              <w:br/>
+              <w:t xml:space="preserve">                                │             │                             │         │     │</w:t>
+              <w:br/>
+              <w:t xml:space="preserve">                                ├── NODE_P2 ──┴─────────────────────────────┴─────────┴─+   │</w:t>
+              <w:br/>
+              <w:t xml:space="preserve">                                │                                                       │   │</w:t>
+              <w:br/>
+              <w:t xml:space="preserve">                                │    +======= POSITIVE P-RAIL (P_POS) ==================+   │</w:t>
+              <w:br/>
+              <w:t xml:space="preserve">                                │    │                                                      │</w:t>
+              <w:br/>
+              <w:t xml:space="preserve">                                +────┼======= NEGATIVE P-RAIL (P_NEG) ==================┐   │</w:t>
+              <w:br/>
+              <w:t xml:space="preserve">                                     │                                                  │   │</w:t>
+              <w:br/>
+              <w:t xml:space="preserve">  ===================================│==================================================│===│===</w:t>
+              <w:br/>
+              <w:t xml:space="preserve">  NEGATIVE CONVERTER (N-BANK: 4-SCR Inverse Bridge, Conducts for Negative Load Current) │   │</w:t>
+              <w:br/>
+              <w:t xml:space="preserve">  ======================================================================================│===│===</w:t>
+              <w:br/>
+              <w:t xml:space="preserve">                                     │                                                  │   │</w:t>
+              <w:br/>
+              <w:t xml:space="preserve">                        T_N1 (Vishay 30TPS12)                               T_N3        │   │</w:t>
+              <w:br/>
+              <w:t xml:space="preserve">                        ┌───────┴───────┐                           ┌───────┴───────┐   │   │</w:t>
+              <w:br/>
+              <w:t xml:space="preserve">   Pulse XFMR TX5 ─────&gt;│ G_N1     K_N1 ├─┐                    ────&gt;│ G_N3     K_N3 ├─┐ │   │</w:t>
+              <w:br/>
+              <w:t xml:space="preserve">                        └───────┬───────┘ │                         └───────┬───────┘ │ │   │</w:t>
+              <w:br/>
+              <w:t xml:space="preserve">                         Anode  │         │                          Anode  │         │ │   │</w:t>
+              <w:br/>
+              <w:t xml:space="preserve">                                ├─────────┼──[ R_sn1: 47Ω / 5W ]────────────┤         │ │   │</w:t>
+              <w:br/>
+              <w:t xml:space="preserve">                                │         │             │                   │         │ │   │</w:t>
+              <w:br/>
+              <w:t xml:space="preserve">                                │         │      [ C_sn1: 0.1µF/630V ]      │         │ │   │</w:t>
+              <w:br/>
+              <w:t xml:space="preserve">                                │         │             │                   │         │ │   │</w:t>
+              <w:br/>
+              <w:t xml:space="preserve">                                │         └───+         +───────────────────┤         │ │   │</w:t>
+              <w:br/>
+              <w:t xml:space="preserve">                                │             │                             │         │ │   │</w:t>
+              <w:br/>
+              <w:t xml:space="preserve">                                ├── NODE_N1 ──┴─────────────────────────────┼─────────┴─+   │</w:t>
+              <w:br/>
+              <w:t xml:space="preserve">                                │                                           │               │</w:t>
+              <w:br/>
+              <w:t xml:space="preserve">                        T_N4 (Vishay 30TPS12)                       T_N2 (Vishay 30TPS12)   │</w:t>
+              <w:br/>
+              <w:t xml:space="preserve">                        ┌───────┴───────┐                           ┌───────┴───────┐       │</w:t>
+              <w:br/>
+              <w:t xml:space="preserve">   Pulse XFMR TX8 ─────&gt;│ G_N4     K_N4 ├─┐                    ────&gt;│ G_N2     K_N2 ├─┐     │</w:t>
+              <w:br/>
+              <w:t xml:space="preserve">                        └───────┬───────┘ │                         └───────┬───────┘ │     │</w:t>
+              <w:br/>
+              <w:t xml:space="preserve">                         Cath   │         │                          Cath   │         │     │</w:t>
+              <w:br/>
+              <w:t xml:space="preserve">                                ├─────────┼──[ R_sn2: 47Ω / 5W ]────────────┤         │     │</w:t>
+              <w:br/>
+              <w:t xml:space="preserve">                                │         │             │                   │         │     │</w:t>
+              <w:br/>
+              <w:t xml:space="preserve">                                │         │      [ C_sn2: 0.1µF/630V ]      │         │     │</w:t>
+              <w:br/>
+              <w:t xml:space="preserve">                                │         │             │                   │         │     │</w:t>
+              <w:br/>
+              <w:t xml:space="preserve">                                │         └───+         +───────────────────┤         │     │</w:t>
+              <w:br/>
+              <w:t xml:space="preserve">                                │             │                             │         │     │</w:t>
+              <w:br/>
+              <w:t xml:space="preserve">                                ├── NODE_N2 ──┴─────────────────────────────┴─────────┴─+   │</w:t>
+              <w:br/>
+              <w:t xml:space="preserve">                                │                                                       │   │</w:t>
+              <w:br/>
+              <w:t xml:space="preserve">                                │    +======= POSITIVE N-RAIL (N_POS) ==================+   │</w:t>
+              <w:br/>
+              <w:t xml:space="preserve">                                │    │                                                      │</w:t>
+              <w:br/>
+              <w:t xml:space="preserve">                                +────┼======= NEGATIVE N-RAIL (N_NEG) ==================┐   │</w:t>
+              <w:br/>
+              <w:t xml:space="preserve">                                     │                                                  │   │</w:t>
+              <w:br/>
+              <w:t xml:space="preserve">  ===================================│==================================================│===│===</w:t>
+              <w:br/>
+              <w:t xml:space="preserve">  INTERPHASE REACTORS (IPR) &amp; SYNTHESIZED VARIABLE-FREQUENCY AC LOAD                    │   │</w:t>
+              <w:br/>
+              <w:t xml:space="preserve">  ======================================================================================│===│===</w:t>
+              <w:br/>
+              <w:t xml:space="preserve">                                     │                                                  │   │</w:t>
+              <w:br/>
+              <w:t xml:space="preserve">       P_POS Rail ───────────────────+                                                  │   │</w:t>
+              <w:br/>
+              <w:t xml:space="preserve">                                     │                                                  │   │</w:t>
+              <w:br/>
+              <w:t xml:space="preserve">                                 ┌───┴───────────┐ L_IPR1: Interphase Reactor 1         │   │</w:t>
+              <w:br/>
+              <w:t xml:space="preserve">                                 )   Winding A   ) (Center-tapped, 10mH, 25A)           │   │</w:t>
+              <w:br/>
+              <w:t xml:space="preserve">                                 )   (P-Bus Tap) ) (Chokes Circulating Ripple)          │   │</w:t>
+              <w:br/>
+              <w:t xml:space="preserve">                                 ├───┬───────────┤                                      │   │</w:t>
+              <w:br/>
+              <w:t xml:space="preserve">                                 │   │ (Center Tap)                                     │   │</w:t>
+              <w:br/>
+              <w:t xml:space="preserve">                                 │   +=== LOAD PHASE TERMINAL (V_out)                   │   │</w:t>
+              <w:br/>
+              <w:t xml:space="preserve">                                 │   │                                                  │   │</w:t>
+              <w:br/>
+              <w:t xml:space="preserve">                                 │  ┌┴──────────────────────────────────────────────┐   │   │</w:t>
+              <w:br/>
+              <w:t xml:space="preserve">                                 │  │ LEM LA 25-NP Closed-Loop Hall Current Sensor  │   │   │</w:t>
+              <w:br/>
+              <w:t xml:space="preserve">                                 │  │ [ Pin 1: IN (+) ] ────&gt; [ Pin 2: OUT (-) ]    │   │   │</w:t>
+              <w:br/>
+              <w:t xml:space="preserve">                                 │  └┬─────────────────────────────────────────────┬┘   │   │</w:t>
+              <w:br/>
+              <w:t xml:space="preserve">                                 │   │                                             │    │   │</w:t>
+              <w:br/>
+              <w:t xml:space="preserve">                                 │   │                                          I_FB    │   │</w:t>
+              <w:br/>
+              <w:t xml:space="preserve">                                 │   │                                        (To DSP)  │   │</w:t>
+              <w:br/>
+              <w:t xml:space="preserve">                                 │  ┌┴──────────────────────────────────────────────┐   │   │</w:t>
+              <w:br/>
+              <w:t xml:space="preserve">                                 │  │ VARIABLE-FREQUENCY AC LOAD (Z_L = R + jω_o L) │   │   │</w:t>
+              <w:br/>
+              <w:t xml:space="preserve">                                 │  │ - Resistance: R = 5Ω                          │   │   │</w:t>
+              <w:br/>
+              <w:t xml:space="preserve">                                 │  │ - Inductance: L = 25mH (Grinding Mill Stator) │   │   │</w:t>
+              <w:br/>
+              <w:t xml:space="preserve">                                 │  └┬──────────────────────────────────────────────┘   │   │</w:t>
+              <w:br/>
+              <w:t xml:space="preserve">                                 │   │                                                  │   │</w:t>
+              <w:br/>
+              <w:t xml:space="preserve">                                 │   +=== LOAD RETURN TERMINAL                          │   │</w:t>
+              <w:br/>
+              <w:t xml:space="preserve">                                 │   │                                                  │   │</w:t>
+              <w:br/>
+              <w:t xml:space="preserve">                                 )   Winding B                                          │   │</w:t>
+              <w:br/>
+              <w:t xml:space="preserve">                                 )   (N-Bus Tap)                                        │   │</w:t>
+              <w:br/>
+              <w:t xml:space="preserve">                                 └───┬───────────┘                                      │   │</w:t>
+              <w:br/>
+              <w:t xml:space="preserve">                                     │                                                  │   │</w:t>
+              <w:br/>
+              <w:t xml:space="preserve">       N_NEG Rail ───────────────────+                                                  │   │</w:t>
+              <w:br/>
+              <w:t xml:space="preserve">                                                                                        │   │</w:t>
+              <w:br/>
+              <w:t xml:space="preserve">       P_NEG Rail ───────────────────+                                                  │   │</w:t>
+              <w:br/>
+              <w:t xml:space="preserve">                                     │                                                  │   │</w:t>
+              <w:br/>
+              <w:t xml:space="preserve">                                 ┌───┴───────────┐ L_IPR2: Interphase Reactor 2         │   │</w:t>
+              <w:br/>
+              <w:t xml:space="preserve">                                 )   Winding A   ) (Center-tapped Return Reactor)       │   │</w:t>
+              <w:br/>
+              <w:t xml:space="preserve">                                 ├───┬───────────┤                                      │   │</w:t>
+              <w:br/>
+              <w:t xml:space="preserve">                                 │   │ (Center Tap connected to Load Return)            │   │</w:t>
+              <w:br/>
+              <w:t xml:space="preserve">                                 )   Winding B   )                                      │   │</w:t>
+              <w:br/>
+              <w:t xml:space="preserve">                                 └───┬───────────┘                                      │   │</w:t>
+              <w:br/>
+              <w:t xml:space="preserve">                                     │                                                  │   │</w:t>
+              <w:br/>
+              <w:t xml:space="preserve">       N_POS Rail ───────────────────+                                                  │   │</w:t>
+              <w:br/>
+              <w:t xml:space="preserve">                                                                                        │   │</w:t>
+              <w:br/>
+              <w:t xml:space="preserve">  ======================================================================================│===│===</w:t>
+              <w:br/>
+              <w:t xml:space="preserve">  PULSE TRANSFORMER ISOLATED GATE TRIGGER STAGE (Channel 1 of 8 Shown; Identical for All SCRs)  │</w:t>
+              <w:br/>
+              <w:t xml:space="preserve">  ======================================================================================│===│===</w:t>
+              <w:br/>
+              <w:t xml:space="preserve">                                                                                        │   │</w:t>
+              <w:br/>
+              <w:t xml:space="preserve">     +15V_GATE ──────┬──────────────────────────────────────────┐                       │   │</w:t>
+              <w:br/>
+              <w:t xml:space="preserve">                     │                                          │                       │   │</w:t>
+              <w:br/>
+              <w:t xml:space="preserve">                   ┌─┴─┐ R_pull: 1kΩ                          ┌─┴─┐ D_mag: 1N4148       │   │</w:t>
+              <w:br/>
+              <w:t xml:space="preserve">                   │   │                                      ▲   │ (Demag Clamp)       │   │</w:t>
+              <w:br/>
+              <w:t xml:space="preserve">                   └─┬─┘                                      │   │                     │   │</w:t>
+              <w:br/>
+              <w:t xml:space="preserve">                     │                                        └───┤                     │   │</w:t>
+              <w:br/>
+              <w:t xml:space="preserve">     PWM_GATE1 ─────┤ Q_dr1: 2N7002 FET                           │                     │   │</w:t>
+              <w:br/>
+              <w:t xml:space="preserve">     (From DSP)     │                                             ) TX1 Primary         │   │</w:t>
+              <w:br/>
+              <w:t xml:space="preserve">                    ▼                                             ) Pulse PE-65812      │   │</w:t>
+              <w:br/>
+              <w:t xml:space="preserve">     GND_CTRL ──────┴─────────────────────────────────────────────┤ (3750V Isolation)   │   │</w:t>
+              <w:br/>
+              <w:t xml:space="preserve">                                                                  │                     │   │</w:t>
+              <w:br/>
+              <w:t xml:space="preserve">                                                                  ├───[ R_g: 22Ω / 1W ]─┴───&gt; G_P1</w:t>
+              <w:br/>
+              <w:t xml:space="preserve">                                                                  │</w:t>
+              <w:br/>
+              <w:t xml:space="preserve">                                                                 ┌┴┐ D_g: 1N4007</w:t>
+              <w:br/>
+              <w:t xml:space="preserve">                                                                 ▲ │ (Reverse Protection)</w:t>
+              <w:br/>
+              <w:t xml:space="preserve">                                                                 │ └────────────────────────&gt; K_P1</w:t>
+              <w:br/>
+              <w:t xml:space="preserve">                                                                 │</w:t>
+              <w:br/>
+              <w:t xml:space="preserve">                                                                 ├───[ R_gk: 1kΩ / 0.5W ]───┤</w:t>
+              <w:br/>
+              <w:t xml:space="preserve">                                                                 │                          │</w:t>
+              <w:br/>
+              <w:t xml:space="preserve">                                                                 ├───[ C_gk: 10nF / 100V ]──┤</w:t>
+              <w:br/>
+              <w:t xml:space="preserve">                                                                 │                          │</w:t>
+              <w:br/>
+              <w:t xml:space="preserve">                                                                 +──────────────────────────+</w:t>
+            </w:r>
+          </w:p>
+        </w:tc>
+      </w:tr>
+    </w:tbl>
+    <w:p/>
+    <w:p>
+      <w:pPr>
+        <w:spacing w:before="160" w:after="80"/>
+      </w:pPr>
+      <w:r>
+        <w:rPr>
+          <w:b/>
+          <w:color w:val="4682B4"/>
+          <w:sz w:val="24"/>
+        </w:rPr>
+        <w:t>1.1 Detailed Component Connection Netlist &amp; Terminal Details:</w:t>
+      </w:r>
+    </w:p>
+    <w:tbl>
+      <w:tblPr>
+        <w:tblW w:type="auto" w:w="0"/>
+        <w:jc w:val="center"/>
+        <w:tblLook w:firstColumn="1" w:firstRow="1" w:lastColumn="0" w:lastRow="0" w:noHBand="0" w:noVBand="1" w:val="04A0"/>
+        <w:tblBorders>
+          <w:top w:val="single" w:sz="4" w:space="0" w:color="D0D7DE"/>
+          <w:left w:val="none"/>
+          <w:bottom w:val="single" w:sz="8" w:space="0" w:color="D0D7DE"/>
+          <w:right w:val="none"/>
+          <w:insideH w:val="single" w:sz="4" w:space="0" w:color="D0D7DE"/>
+          <w:insideV w:val="none"/>
+        </w:tblBorders>
+      </w:tblPr>
+      <w:tblGrid>
+        <w:gridCol w:w="1958"/>
+        <w:gridCol w:w="1958"/>
+        <w:gridCol w:w="1958"/>
+        <w:gridCol w:w="1958"/>
+        <w:gridCol w:w="1958"/>
+      </w:tblGrid>
+      <w:tr>
+        <w:tc>
+          <w:tcPr>
+            <w:tcW w:type="dxa" w:w="1958"/>
+            <w:shd w:fill="204A6E"/>
+            <w:tcMar>
+              <w:top w:w="100" w:type="dxa"/>
+              <w:bottom w:w="100" w:type="dxa"/>
+              <w:left w:w="120" w:type="dxa"/>
+              <w:right w:w="120" w:type="dxa"/>
+            </w:tcMar>
+            <w:vAlign w:val="center"/>
+          </w:tcPr>
+          <w:p>
+            <w:pPr>
+              <w:spacing w:after="0"/>
+            </w:pPr>
+            <w:r>
+              <w:rPr>
+                <w:b/>
+                <w:color w:val="FFFFFF"/>
+                <w:sz w:val="19"/>
+              </w:rPr>
+              <w:t>Net Name</w:t>
+            </w:r>
+          </w:p>
+        </w:tc>
+        <w:tc>
+          <w:tcPr>
+            <w:tcW w:type="dxa" w:w="1958"/>
+            <w:shd w:fill="204A6E"/>
+            <w:tcMar>
+              <w:top w:w="100" w:type="dxa"/>
+              <w:bottom w:w="100" w:type="dxa"/>
+              <w:left w:w="120" w:type="dxa"/>
+              <w:right w:w="120" w:type="dxa"/>
+            </w:tcMar>
+            <w:vAlign w:val="center"/>
+          </w:tcPr>
+          <w:p>
+            <w:pPr>
+              <w:spacing w:after="0"/>
+            </w:pPr>
+            <w:r>
+              <w:rPr>
+                <w:b/>
+                <w:color w:val="FFFFFF"/>
+                <w:sz w:val="19"/>
+              </w:rPr>
+              <w:t>Source (Pin / Terminal)</w:t>
+            </w:r>
+          </w:p>
+        </w:tc>
+        <w:tc>
+          <w:tcPr>
+            <w:tcW w:type="dxa" w:w="1958"/>
+            <w:shd w:fill="204A6E"/>
+            <w:tcMar>
+              <w:top w:w="100" w:type="dxa"/>
+              <w:bottom w:w="100" w:type="dxa"/>
+              <w:left w:w="120" w:type="dxa"/>
+              <w:right w:w="120" w:type="dxa"/>
+            </w:tcMar>
+            <w:vAlign w:val="center"/>
+          </w:tcPr>
+          <w:p>
+            <w:pPr>
+              <w:spacing w:after="0"/>
+            </w:pPr>
+            <w:r>
+              <w:rPr>
+                <w:b/>
+                <w:color w:val="FFFFFF"/>
+                <w:sz w:val="19"/>
+              </w:rPr>
+              <w:t>Destination (Pin / Terminal)</w:t>
+            </w:r>
+          </w:p>
+        </w:tc>
+        <w:tc>
+          <w:tcPr>
+            <w:tcW w:type="dxa" w:w="1958"/>
+            <w:shd w:fill="204A6E"/>
+            <w:tcMar>
+              <w:top w:w="100" w:type="dxa"/>
+              <w:bottom w:w="100" w:type="dxa"/>
+              <w:left w:w="120" w:type="dxa"/>
+              <w:right w:w="120" w:type="dxa"/>
+            </w:tcMar>
+            <w:vAlign w:val="center"/>
+          </w:tcPr>
+          <w:p>
+            <w:pPr>
+              <w:spacing w:after="0"/>
+            </w:pPr>
+            <w:r>
+              <w:rPr>
+                <w:b/>
+                <w:color w:val="FFFFFF"/>
+                <w:sz w:val="19"/>
+              </w:rPr>
+              <w:t>Electrical Function</w:t>
+            </w:r>
+          </w:p>
+        </w:tc>
+        <w:tc>
+          <w:tcPr>
+            <w:tcW w:type="dxa" w:w="1958"/>
+            <w:shd w:fill="204A6E"/>
+            <w:tcMar>
+              <w:top w:w="100" w:type="dxa"/>
+              <w:bottom w:w="100" w:type="dxa"/>
+              <w:left w:w="120" w:type="dxa"/>
+              <w:right w:w="120" w:type="dxa"/>
+            </w:tcMar>
+            <w:vAlign w:val="center"/>
+          </w:tcPr>
+          <w:p>
+            <w:pPr>
+              <w:spacing w:after="0"/>
+            </w:pPr>
+            <w:r>
+              <w:rPr>
+                <w:b/>
+                <w:color w:val="FFFFFF"/>
+                <w:sz w:val="19"/>
+              </w:rPr>
+              <w:t>Hardware Engineering Notes</w:t>
+            </w:r>
+          </w:p>
+        </w:tc>
+      </w:tr>
+      <w:tr>
+        <w:tc>
+          <w:tcPr>
+            <w:tcW w:type="dxa" w:w="1958"/>
+            <w:tcMar>
+              <w:top w:w="80" w:type="dxa"/>
+              <w:bottom w:w="80" w:type="dxa"/>
+              <w:left w:w="120" w:type="dxa"/>
+              <w:right w:w="120" w:type="dxa"/>
+            </w:tcMar>
+            <w:vAlign w:val="center"/>
+          </w:tcPr>
+          <w:p>
+            <w:pPr>
+              <w:spacing w:after="0"/>
+            </w:pPr>
+            <w:r>
+              <w:rPr>
+                <w:b/>
+                <w:color w:val="282C34"/>
+                <w:sz w:val="18"/>
+              </w:rPr>
+              <w:t>AC_LINE_IN</w:t>
+            </w:r>
+          </w:p>
+        </w:tc>
+        <w:tc>
+          <w:tcPr>
+            <w:tcW w:type="dxa" w:w="1958"/>
+            <w:tcMar>
+              <w:top w:w="80" w:type="dxa"/>
+              <w:bottom w:w="80" w:type="dxa"/>
+              <w:left w:w="120" w:type="dxa"/>
+              <w:right w:w="120" w:type="dxa"/>
+            </w:tcMar>
+            <w:vAlign w:val="center"/>
+          </w:tcPr>
+          <w:p>
+            <w:pPr>
+              <w:spacing w:after="0"/>
+            </w:pPr>
+            <w:r>
+              <w:rPr>
+                <w:color w:val="282C34"/>
+                <w:sz w:val="18"/>
+              </w:rPr>
+              <w:t>Mains Terminal Block (L)</w:t>
+            </w:r>
+          </w:p>
+        </w:tc>
+        <w:tc>
+          <w:tcPr>
+            <w:tcW w:type="dxa" w:w="1958"/>
+            <w:tcMar>
+              <w:top w:w="80" w:type="dxa"/>
+              <w:bottom w:w="80" w:type="dxa"/>
+              <w:left w:w="120" w:type="dxa"/>
+              <w:right w:w="120" w:type="dxa"/>
+            </w:tcMar>
+            <w:vAlign w:val="center"/>
+          </w:tcPr>
+          <w:p>
+            <w:pPr>
+              <w:spacing w:after="0"/>
+            </w:pPr>
+            <w:r>
+              <w:rPr>
+                <w:color w:val="282C34"/>
+                <w:sz w:val="18"/>
+              </w:rPr>
+              <w:t xml:space="preserve">Fuse </w:t>
+            </w:r>
+            <w:r>
+              <w:rPr>
+                <w:i/>
+                <w:color w:val="145AA0"/>
+                <w:sz w:val="18"/>
+              </w:rPr>
+              <w:t>F_1</w:t>
+            </w:r>
+            <w:r>
+              <w:rPr>
+                <w:color w:val="282C34"/>
+                <w:sz w:val="18"/>
+              </w:rPr>
+              <w:t xml:space="preserve"> Input</w:t>
+            </w:r>
+          </w:p>
+        </w:tc>
+        <w:tc>
+          <w:tcPr>
+            <w:tcW w:type="dxa" w:w="1958"/>
+            <w:tcMar>
+              <w:top w:w="80" w:type="dxa"/>
+              <w:bottom w:w="80" w:type="dxa"/>
+              <w:left w:w="120" w:type="dxa"/>
+              <w:right w:w="120" w:type="dxa"/>
+            </w:tcMar>
+            <w:vAlign w:val="center"/>
+          </w:tcPr>
+          <w:p>
+            <w:pPr>
+              <w:spacing w:after="0"/>
+            </w:pPr>
+            <w:r>
+              <w:rPr>
+                <w:color w:val="282C34"/>
+                <w:sz w:val="18"/>
+              </w:rPr>
+              <w:t>230V AC 50Hz single-phase grid input</w:t>
+            </w:r>
+          </w:p>
+        </w:tc>
+        <w:tc>
+          <w:tcPr>
+            <w:tcW w:type="dxa" w:w="1958"/>
+            <w:tcMar>
+              <w:top w:w="80" w:type="dxa"/>
+              <w:bottom w:w="80" w:type="dxa"/>
+              <w:left w:w="120" w:type="dxa"/>
+              <w:right w:w="120" w:type="dxa"/>
+            </w:tcMar>
+            <w:vAlign w:val="center"/>
+          </w:tcPr>
+          <w:p>
+            <w:pPr>
+              <w:spacing w:after="0"/>
+            </w:pPr>
+            <w:r>
+              <w:rPr>
+                <w:color w:val="282C34"/>
+                <w:sz w:val="18"/>
+              </w:rPr>
+              <w:t>30A fast-acting ceramic fuse provides branch short-circuit protection.</w:t>
+            </w:r>
+          </w:p>
+        </w:tc>
+      </w:tr>
+      <w:tr>
+        <w:tc>
+          <w:tcPr>
+            <w:tcW w:type="dxa" w:w="1958"/>
+            <w:shd w:fill="F4F7F9"/>
+            <w:tcMar>
+              <w:top w:w="80" w:type="dxa"/>
+              <w:bottom w:w="80" w:type="dxa"/>
+              <w:left w:w="120" w:type="dxa"/>
+              <w:right w:w="120" w:type="dxa"/>
+            </w:tcMar>
+            <w:vAlign w:val="center"/>
+          </w:tcPr>
+          <w:p>
+            <w:pPr>
+              <w:spacing w:after="0"/>
+            </w:pPr>
+            <w:r>
+              <w:rPr>
+                <w:b/>
+                <w:color w:val="282C34"/>
+                <w:sz w:val="18"/>
+              </w:rPr>
+              <w:t>AC_LINE_SW</w:t>
+            </w:r>
+          </w:p>
+        </w:tc>
+        <w:tc>
+          <w:tcPr>
+            <w:tcW w:type="dxa" w:w="1958"/>
+            <w:shd w:fill="F4F7F9"/>
+            <w:tcMar>
+              <w:top w:w="80" w:type="dxa"/>
+              <w:bottom w:w="80" w:type="dxa"/>
+              <w:left w:w="120" w:type="dxa"/>
+              <w:right w:w="120" w:type="dxa"/>
+            </w:tcMar>
+            <w:vAlign w:val="center"/>
+          </w:tcPr>
+          <w:p>
+            <w:pPr>
+              <w:spacing w:after="0"/>
+            </w:pPr>
+            <w:r>
+              <w:rPr>
+                <w:color w:val="282C34"/>
+                <w:sz w:val="18"/>
+              </w:rPr>
+              <w:t xml:space="preserve">Fuse </w:t>
+            </w:r>
+            <w:r>
+              <w:rPr>
+                <w:i/>
+                <w:color w:val="145AA0"/>
+                <w:sz w:val="18"/>
+              </w:rPr>
+              <w:t>F_1</w:t>
+            </w:r>
+            <w:r>
+              <w:rPr>
+                <w:color w:val="282C34"/>
+                <w:sz w:val="18"/>
+              </w:rPr>
+              <w:t xml:space="preserve"> Output</w:t>
+            </w:r>
+          </w:p>
+        </w:tc>
+        <w:tc>
+          <w:tcPr>
+            <w:tcW w:type="dxa" w:w="1958"/>
+            <w:shd w:fill="F4F7F9"/>
+            <w:tcMar>
+              <w:top w:w="80" w:type="dxa"/>
+              <w:bottom w:w="80" w:type="dxa"/>
+              <w:left w:w="120" w:type="dxa"/>
+              <w:right w:w="120" w:type="dxa"/>
+            </w:tcMar>
+            <w:vAlign w:val="center"/>
+          </w:tcPr>
+          <w:p>
+            <w:pPr>
+              <w:spacing w:after="0"/>
+            </w:pPr>
+            <w:r>
+              <w:rPr>
+                <w:i/>
+                <w:color w:val="145AA0"/>
+                <w:sz w:val="18"/>
+              </w:rPr>
+              <w:t>T_{P1/T_{N1</w:t>
+            </w:r>
+            <w:r>
+              <w:rPr>
+                <w:color w:val="282C34"/>
+                <w:sz w:val="18"/>
+              </w:rPr>
+              <w:t xml:space="preserve"> Anodes, </w:t>
+            </w:r>
+            <w:r>
+              <w:rPr>
+                <w:i/>
+                <w:color w:val="145AA0"/>
+                <w:sz w:val="18"/>
+              </w:rPr>
+              <w:t>T_{P4/T_{N4</w:t>
+            </w:r>
+            <w:r>
+              <w:rPr>
+                <w:color w:val="282C34"/>
+                <w:sz w:val="18"/>
+              </w:rPr>
+              <w:t xml:space="preserve"> Cathodes, MOV1, </w:t>
+            </w:r>
+            <w:r>
+              <w:rPr>
+                <w:i/>
+                <w:color w:val="145AA0"/>
+                <w:sz w:val="18"/>
+              </w:rPr>
+              <w:t>R_{zcd1</w:t>
+            </w:r>
+          </w:p>
+        </w:tc>
+        <w:tc>
+          <w:tcPr>
+            <w:tcW w:type="dxa" w:w="1958"/>
+            <w:shd w:fill="F4F7F9"/>
+            <w:tcMar>
+              <w:top w:w="80" w:type="dxa"/>
+              <w:bottom w:w="80" w:type="dxa"/>
+              <w:left w:w="120" w:type="dxa"/>
+              <w:right w:w="120" w:type="dxa"/>
+            </w:tcMar>
+            <w:vAlign w:val="center"/>
+          </w:tcPr>
+          <w:p>
+            <w:pPr>
+              <w:spacing w:after="0"/>
+            </w:pPr>
+            <w:r>
+              <w:rPr>
+                <w:color w:val="282C34"/>
+                <w:sz w:val="18"/>
+              </w:rPr>
+              <w:t>Protected internal AC line feed</w:t>
+            </w:r>
+          </w:p>
+        </w:tc>
+        <w:tc>
+          <w:tcPr>
+            <w:tcW w:type="dxa" w:w="1958"/>
+            <w:shd w:fill="F4F7F9"/>
+            <w:tcMar>
+              <w:top w:w="80" w:type="dxa"/>
+              <w:bottom w:w="80" w:type="dxa"/>
+              <w:left w:w="120" w:type="dxa"/>
+              <w:right w:w="120" w:type="dxa"/>
+            </w:tcMar>
+            <w:vAlign w:val="center"/>
+          </w:tcPr>
+          <w:p>
+            <w:pPr>
+              <w:spacing w:after="0"/>
+            </w:pPr>
+            <w:r>
+              <w:rPr>
+                <w:color w:val="282C34"/>
+                <w:sz w:val="18"/>
+              </w:rPr>
+              <w:t>Distributes raw utility AC to both positive and negative converter legs.</w:t>
+            </w:r>
+          </w:p>
+        </w:tc>
+      </w:tr>
+      <w:tr>
+        <w:tc>
+          <w:tcPr>
+            <w:tcW w:type="dxa" w:w="1958"/>
+            <w:tcMar>
+              <w:top w:w="80" w:type="dxa"/>
+              <w:bottom w:w="80" w:type="dxa"/>
+              <w:left w:w="120" w:type="dxa"/>
+              <w:right w:w="120" w:type="dxa"/>
+            </w:tcMar>
+            <w:vAlign w:val="center"/>
+          </w:tcPr>
+          <w:p>
+            <w:pPr>
+              <w:spacing w:after="0"/>
+            </w:pPr>
+            <w:r>
+              <w:rPr>
+                <w:b/>
+                <w:color w:val="282C34"/>
+                <w:sz w:val="18"/>
+              </w:rPr>
+              <w:t>AC_NEUT_IN</w:t>
+            </w:r>
+          </w:p>
+        </w:tc>
+        <w:tc>
+          <w:tcPr>
+            <w:tcW w:type="dxa" w:w="1958"/>
+            <w:tcMar>
+              <w:top w:w="80" w:type="dxa"/>
+              <w:bottom w:w="80" w:type="dxa"/>
+              <w:left w:w="120" w:type="dxa"/>
+              <w:right w:w="120" w:type="dxa"/>
+            </w:tcMar>
+            <w:vAlign w:val="center"/>
+          </w:tcPr>
+          <w:p>
+            <w:pPr>
+              <w:spacing w:after="0"/>
+            </w:pPr>
+            <w:r>
+              <w:rPr>
+                <w:color w:val="282C34"/>
+                <w:sz w:val="18"/>
+              </w:rPr>
+              <w:t>Mains Terminal Block (N)</w:t>
+            </w:r>
+          </w:p>
+        </w:tc>
+        <w:tc>
+          <w:tcPr>
+            <w:tcW w:type="dxa" w:w="1958"/>
+            <w:tcMar>
+              <w:top w:w="80" w:type="dxa"/>
+              <w:bottom w:w="80" w:type="dxa"/>
+              <w:left w:w="120" w:type="dxa"/>
+              <w:right w:w="120" w:type="dxa"/>
+            </w:tcMar>
+            <w:vAlign w:val="center"/>
+          </w:tcPr>
+          <w:p>
+            <w:pPr>
+              <w:spacing w:after="0"/>
+            </w:pPr>
+            <w:r>
+              <w:rPr>
+                <w:i/>
+                <w:color w:val="145AA0"/>
+                <w:sz w:val="18"/>
+              </w:rPr>
+              <w:t>T_{P3/T_{N3</w:t>
+            </w:r>
+            <w:r>
+              <w:rPr>
+                <w:color w:val="282C34"/>
+                <w:sz w:val="18"/>
+              </w:rPr>
+              <w:t xml:space="preserve"> Anodes, </w:t>
+            </w:r>
+            <w:r>
+              <w:rPr>
+                <w:i/>
+                <w:color w:val="145AA0"/>
+                <w:sz w:val="18"/>
+              </w:rPr>
+              <w:t>T_{P2/T_{N2</w:t>
+            </w:r>
+            <w:r>
+              <w:rPr>
+                <w:color w:val="282C34"/>
+                <w:sz w:val="18"/>
+              </w:rPr>
+              <w:t xml:space="preserve"> Cathodes, MOV1, </w:t>
+            </w:r>
+            <w:r>
+              <w:rPr>
+                <w:i/>
+                <w:color w:val="145AA0"/>
+                <w:sz w:val="18"/>
+              </w:rPr>
+              <w:t>R_{zcd2</w:t>
+            </w:r>
+          </w:p>
+        </w:tc>
+        <w:tc>
+          <w:tcPr>
+            <w:tcW w:type="dxa" w:w="1958"/>
+            <w:tcMar>
+              <w:top w:w="80" w:type="dxa"/>
+              <w:bottom w:w="80" w:type="dxa"/>
+              <w:left w:w="120" w:type="dxa"/>
+              <w:right w:w="120" w:type="dxa"/>
+            </w:tcMar>
+            <w:vAlign w:val="center"/>
+          </w:tcPr>
+          <w:p>
+            <w:pPr>
+              <w:spacing w:after="0"/>
+            </w:pPr>
+            <w:r>
+              <w:rPr>
+                <w:color w:val="282C34"/>
+                <w:sz w:val="18"/>
+              </w:rPr>
+              <w:t>Mains neutral return bus</w:t>
+            </w:r>
+          </w:p>
+        </w:tc>
+        <w:tc>
+          <w:tcPr>
+            <w:tcW w:type="dxa" w:w="1958"/>
+            <w:tcMar>
+              <w:top w:w="80" w:type="dxa"/>
+              <w:bottom w:w="80" w:type="dxa"/>
+              <w:left w:w="120" w:type="dxa"/>
+              <w:right w:w="120" w:type="dxa"/>
+            </w:tcMar>
+            <w:vAlign w:val="center"/>
+          </w:tcPr>
+          <w:p>
+            <w:pPr>
+              <w:spacing w:after="0"/>
+            </w:pPr>
+            <w:r>
+              <w:rPr>
+                <w:color w:val="282C34"/>
+                <w:sz w:val="18"/>
+              </w:rPr>
+              <w:t>Kelvin connection to Zero-Crossing Detector (ZCD) for firing synchronization.</w:t>
+            </w:r>
+          </w:p>
+        </w:tc>
+      </w:tr>
+      <w:tr>
+        <w:tc>
+          <w:tcPr>
+            <w:tcW w:type="dxa" w:w="1958"/>
+            <w:shd w:fill="F4F7F9"/>
+            <w:tcMar>
+              <w:top w:w="80" w:type="dxa"/>
+              <w:bottom w:w="80" w:type="dxa"/>
+              <w:left w:w="120" w:type="dxa"/>
+              <w:right w:w="120" w:type="dxa"/>
+            </w:tcMar>
+            <w:vAlign w:val="center"/>
+          </w:tcPr>
+          <w:p>
+            <w:pPr>
+              <w:spacing w:after="0"/>
+            </w:pPr>
+            <w:r>
+              <w:rPr>
+                <w:b/>
+                <w:color w:val="282C34"/>
+                <w:sz w:val="18"/>
+              </w:rPr>
+              <w:t>P_POS_BUS</w:t>
+            </w:r>
+          </w:p>
+        </w:tc>
+        <w:tc>
+          <w:tcPr>
+            <w:tcW w:type="dxa" w:w="1958"/>
+            <w:shd w:fill="F4F7F9"/>
+            <w:tcMar>
+              <w:top w:w="80" w:type="dxa"/>
+              <w:bottom w:w="80" w:type="dxa"/>
+              <w:left w:w="120" w:type="dxa"/>
+              <w:right w:w="120" w:type="dxa"/>
+            </w:tcMar>
+            <w:vAlign w:val="center"/>
+          </w:tcPr>
+          <w:p>
+            <w:pPr>
+              <w:spacing w:after="0"/>
+            </w:pPr>
+            <w:r>
+              <w:rPr>
+                <w:i/>
+                <w:color w:val="145AA0"/>
+                <w:sz w:val="18"/>
+              </w:rPr>
+              <w:t>T_{P1, T_{P3</w:t>
+            </w:r>
+            <w:r>
+              <w:rPr>
+                <w:color w:val="282C34"/>
+                <w:sz w:val="18"/>
+              </w:rPr>
+              <w:t xml:space="preserve"> Cathodes</w:t>
+            </w:r>
+          </w:p>
+        </w:tc>
+        <w:tc>
+          <w:tcPr>
+            <w:tcW w:type="dxa" w:w="1958"/>
+            <w:shd w:fill="F4F7F9"/>
+            <w:tcMar>
+              <w:top w:w="80" w:type="dxa"/>
+              <w:bottom w:w="80" w:type="dxa"/>
+              <w:left w:w="120" w:type="dxa"/>
+              <w:right w:w="120" w:type="dxa"/>
+            </w:tcMar>
+            <w:vAlign w:val="center"/>
+          </w:tcPr>
+          <w:p>
+            <w:pPr>
+              <w:spacing w:after="0"/>
+            </w:pPr>
+            <w:r>
+              <w:rPr>
+                <w:color w:val="282C34"/>
+                <w:sz w:val="18"/>
+              </w:rPr>
+              <w:t xml:space="preserve">Snubber </w:t>
+            </w:r>
+            <w:r>
+              <w:rPr>
+                <w:i/>
+                <w:color w:val="145AA0"/>
+                <w:sz w:val="18"/>
+              </w:rPr>
+              <w:t>R_{sp1/C_{sp1</w:t>
+            </w:r>
+            <w:r>
+              <w:rPr>
+                <w:color w:val="282C34"/>
+                <w:sz w:val="18"/>
+              </w:rPr>
+              <w:t xml:space="preserve">, Reactor </w:t>
+            </w:r>
+            <w:r>
+              <w:rPr>
+                <w:i/>
+                <w:color w:val="145AA0"/>
+                <w:sz w:val="18"/>
+              </w:rPr>
+              <w:t>L_{IPR1</w:t>
+            </w:r>
+            <w:r>
+              <w:rPr>
+                <w:color w:val="282C34"/>
+                <w:sz w:val="18"/>
+              </w:rPr>
+              <w:t xml:space="preserve"> Tap A</w:t>
+            </w:r>
+          </w:p>
+        </w:tc>
+        <w:tc>
+          <w:tcPr>
+            <w:tcW w:type="dxa" w:w="1958"/>
+            <w:shd w:fill="F4F7F9"/>
+            <w:tcMar>
+              <w:top w:w="80" w:type="dxa"/>
+              <w:bottom w:w="80" w:type="dxa"/>
+              <w:left w:w="120" w:type="dxa"/>
+              <w:right w:w="120" w:type="dxa"/>
+            </w:tcMar>
+            <w:vAlign w:val="center"/>
+          </w:tcPr>
+          <w:p>
+            <w:pPr>
+              <w:spacing w:after="0"/>
+            </w:pPr>
+            <w:r>
+              <w:rPr>
+                <w:color w:val="282C34"/>
+                <w:sz w:val="18"/>
+              </w:rPr>
+              <w:t>Positive converter output rail (</w:t>
+            </w:r>
+            <w:r>
+              <w:rPr>
+                <w:i/>
+                <w:color w:val="145AA0"/>
+                <w:sz w:val="18"/>
+              </w:rPr>
+              <w:t>+V_P</w:t>
+            </w:r>
+            <w:r>
+              <w:rPr>
+                <w:color w:val="282C34"/>
+                <w:sz w:val="18"/>
+              </w:rPr>
+              <w:t>)</w:t>
+            </w:r>
+          </w:p>
+        </w:tc>
+        <w:tc>
+          <w:tcPr>
+            <w:tcW w:type="dxa" w:w="1958"/>
+            <w:shd w:fill="F4F7F9"/>
+            <w:tcMar>
+              <w:top w:w="80" w:type="dxa"/>
+              <w:bottom w:w="80" w:type="dxa"/>
+              <w:left w:w="120" w:type="dxa"/>
+              <w:right w:w="120" w:type="dxa"/>
+            </w:tcMar>
+            <w:vAlign w:val="center"/>
+          </w:tcPr>
+          <w:p>
+            <w:pPr>
+              <w:spacing w:after="0"/>
+            </w:pPr>
+            <w:r>
+              <w:rPr>
+                <w:color w:val="282C34"/>
+                <w:sz w:val="18"/>
+              </w:rPr>
+              <w:t>Delivers positive load current during output half-cycles (</w:t>
+            </w:r>
+            <w:r>
+              <w:rPr>
+                <w:i/>
+                <w:color w:val="145AA0"/>
+                <w:sz w:val="18"/>
+              </w:rPr>
+              <w:t>i_o &gt; 0</w:t>
+            </w:r>
+            <w:r>
+              <w:rPr>
+                <w:color w:val="282C34"/>
+                <w:sz w:val="18"/>
+              </w:rPr>
+              <w:t>).</w:t>
+            </w:r>
+          </w:p>
+        </w:tc>
+      </w:tr>
+      <w:tr>
+        <w:tc>
+          <w:tcPr>
+            <w:tcW w:type="dxa" w:w="1958"/>
+            <w:tcMar>
+              <w:top w:w="80" w:type="dxa"/>
+              <w:bottom w:w="80" w:type="dxa"/>
+              <w:left w:w="120" w:type="dxa"/>
+              <w:right w:w="120" w:type="dxa"/>
+            </w:tcMar>
+            <w:vAlign w:val="center"/>
+          </w:tcPr>
+          <w:p>
+            <w:pPr>
+              <w:spacing w:after="0"/>
+            </w:pPr>
+            <w:r>
+              <w:rPr>
+                <w:b/>
+                <w:color w:val="282C34"/>
+                <w:sz w:val="18"/>
+              </w:rPr>
+              <w:t>P_NEG_BUS</w:t>
+            </w:r>
+          </w:p>
+        </w:tc>
+        <w:tc>
+          <w:tcPr>
+            <w:tcW w:type="dxa" w:w="1958"/>
+            <w:tcMar>
+              <w:top w:w="80" w:type="dxa"/>
+              <w:bottom w:w="80" w:type="dxa"/>
+              <w:left w:w="120" w:type="dxa"/>
+              <w:right w:w="120" w:type="dxa"/>
+            </w:tcMar>
+            <w:vAlign w:val="center"/>
+          </w:tcPr>
+          <w:p>
+            <w:pPr>
+              <w:spacing w:after="0"/>
+            </w:pPr>
+            <w:r>
+              <w:rPr>
+                <w:i/>
+                <w:color w:val="145AA0"/>
+                <w:sz w:val="18"/>
+              </w:rPr>
+              <w:t>T_{P4, T_{P2</w:t>
+            </w:r>
+            <w:r>
+              <w:rPr>
+                <w:color w:val="282C34"/>
+                <w:sz w:val="18"/>
+              </w:rPr>
+              <w:t xml:space="preserve"> Anodes</w:t>
+            </w:r>
+          </w:p>
+        </w:tc>
+        <w:tc>
+          <w:tcPr>
+            <w:tcW w:type="dxa" w:w="1958"/>
+            <w:tcMar>
+              <w:top w:w="80" w:type="dxa"/>
+              <w:bottom w:w="80" w:type="dxa"/>
+              <w:left w:w="120" w:type="dxa"/>
+              <w:right w:w="120" w:type="dxa"/>
+            </w:tcMar>
+            <w:vAlign w:val="center"/>
+          </w:tcPr>
+          <w:p>
+            <w:pPr>
+              <w:spacing w:after="0"/>
+            </w:pPr>
+            <w:r>
+              <w:rPr>
+                <w:color w:val="282C34"/>
+                <w:sz w:val="18"/>
+              </w:rPr>
+              <w:t xml:space="preserve">Snubber </w:t>
+            </w:r>
+            <w:r>
+              <w:rPr>
+                <w:i/>
+                <w:color w:val="145AA0"/>
+                <w:sz w:val="18"/>
+              </w:rPr>
+              <w:t>R_{sp2/C_{sp2</w:t>
+            </w:r>
+            <w:r>
+              <w:rPr>
+                <w:color w:val="282C34"/>
+                <w:sz w:val="18"/>
+              </w:rPr>
+              <w:t xml:space="preserve">, Reactor </w:t>
+            </w:r>
+            <w:r>
+              <w:rPr>
+                <w:i/>
+                <w:color w:val="145AA0"/>
+                <w:sz w:val="18"/>
+              </w:rPr>
+              <w:t>L_{IPR2</w:t>
+            </w:r>
+            <w:r>
+              <w:rPr>
+                <w:color w:val="282C34"/>
+                <w:sz w:val="18"/>
+              </w:rPr>
+              <w:t xml:space="preserve"> Tap A</w:t>
+            </w:r>
+          </w:p>
+        </w:tc>
+        <w:tc>
+          <w:tcPr>
+            <w:tcW w:type="dxa" w:w="1958"/>
+            <w:tcMar>
+              <w:top w:w="80" w:type="dxa"/>
+              <w:bottom w:w="80" w:type="dxa"/>
+              <w:left w:w="120" w:type="dxa"/>
+              <w:right w:w="120" w:type="dxa"/>
+            </w:tcMar>
+            <w:vAlign w:val="center"/>
+          </w:tcPr>
+          <w:p>
+            <w:pPr>
+              <w:spacing w:after="0"/>
+            </w:pPr>
+            <w:r>
+              <w:rPr>
+                <w:color w:val="282C34"/>
+                <w:sz w:val="18"/>
+              </w:rPr>
+              <w:t>Positive converter return rail</w:t>
+            </w:r>
+          </w:p>
+        </w:tc>
+        <w:tc>
+          <w:tcPr>
+            <w:tcW w:type="dxa" w:w="1958"/>
+            <w:tcMar>
+              <w:top w:w="80" w:type="dxa"/>
+              <w:bottom w:w="80" w:type="dxa"/>
+              <w:left w:w="120" w:type="dxa"/>
+              <w:right w:w="120" w:type="dxa"/>
+            </w:tcMar>
+            <w:vAlign w:val="center"/>
+          </w:tcPr>
+          <w:p>
+            <w:pPr>
+              <w:spacing w:after="0"/>
+            </w:pPr>
+            <w:r>
+              <w:rPr>
+                <w:color w:val="282C34"/>
+                <w:sz w:val="18"/>
+              </w:rPr>
+              <w:t>Completes the circuit for P-bank conduction back to AC lines.</w:t>
+            </w:r>
+          </w:p>
+        </w:tc>
+      </w:tr>
+      <w:tr>
+        <w:tc>
+          <w:tcPr>
+            <w:tcW w:type="dxa" w:w="1958"/>
+            <w:shd w:fill="F4F7F9"/>
+            <w:tcMar>
+              <w:top w:w="80" w:type="dxa"/>
+              <w:bottom w:w="80" w:type="dxa"/>
+              <w:left w:w="120" w:type="dxa"/>
+              <w:right w:w="120" w:type="dxa"/>
+            </w:tcMar>
+            <w:vAlign w:val="center"/>
+          </w:tcPr>
+          <w:p>
+            <w:pPr>
+              <w:spacing w:after="0"/>
+            </w:pPr>
+            <w:r>
+              <w:rPr>
+                <w:b/>
+                <w:color w:val="282C34"/>
+                <w:sz w:val="18"/>
+              </w:rPr>
+              <w:t>N_POS_BUS</w:t>
+            </w:r>
+          </w:p>
+        </w:tc>
+        <w:tc>
+          <w:tcPr>
+            <w:tcW w:type="dxa" w:w="1958"/>
+            <w:shd w:fill="F4F7F9"/>
+            <w:tcMar>
+              <w:top w:w="80" w:type="dxa"/>
+              <w:bottom w:w="80" w:type="dxa"/>
+              <w:left w:w="120" w:type="dxa"/>
+              <w:right w:w="120" w:type="dxa"/>
+            </w:tcMar>
+            <w:vAlign w:val="center"/>
+          </w:tcPr>
+          <w:p>
+            <w:pPr>
+              <w:spacing w:after="0"/>
+            </w:pPr>
+            <w:r>
+              <w:rPr>
+                <w:i/>
+                <w:color w:val="145AA0"/>
+                <w:sz w:val="18"/>
+              </w:rPr>
+              <w:t>T_{N4, T_{N2</w:t>
+            </w:r>
+            <w:r>
+              <w:rPr>
+                <w:color w:val="282C34"/>
+                <w:sz w:val="18"/>
+              </w:rPr>
+              <w:t xml:space="preserve"> Cathodes</w:t>
+            </w:r>
+          </w:p>
+        </w:tc>
+        <w:tc>
+          <w:tcPr>
+            <w:tcW w:type="dxa" w:w="1958"/>
+            <w:shd w:fill="F4F7F9"/>
+            <w:tcMar>
+              <w:top w:w="80" w:type="dxa"/>
+              <w:bottom w:w="80" w:type="dxa"/>
+              <w:left w:w="120" w:type="dxa"/>
+              <w:right w:w="120" w:type="dxa"/>
+            </w:tcMar>
+            <w:vAlign w:val="center"/>
+          </w:tcPr>
+          <w:p>
+            <w:pPr>
+              <w:spacing w:after="0"/>
+            </w:pPr>
+            <w:r>
+              <w:rPr>
+                <w:color w:val="282C34"/>
+                <w:sz w:val="18"/>
+              </w:rPr>
+              <w:t xml:space="preserve">Snubber </w:t>
+            </w:r>
+            <w:r>
+              <w:rPr>
+                <w:i/>
+                <w:color w:val="145AA0"/>
+                <w:sz w:val="18"/>
+              </w:rPr>
+              <w:t>R_{sn2/C_{sn2</w:t>
+            </w:r>
+            <w:r>
+              <w:rPr>
+                <w:color w:val="282C34"/>
+                <w:sz w:val="18"/>
+              </w:rPr>
+              <w:t xml:space="preserve">, Reactor </w:t>
+            </w:r>
+            <w:r>
+              <w:rPr>
+                <w:i/>
+                <w:color w:val="145AA0"/>
+                <w:sz w:val="18"/>
+              </w:rPr>
+              <w:t>L_{IPR2</w:t>
+            </w:r>
+            <w:r>
+              <w:rPr>
+                <w:color w:val="282C34"/>
+                <w:sz w:val="18"/>
+              </w:rPr>
+              <w:t xml:space="preserve"> Tap B</w:t>
+            </w:r>
+          </w:p>
+        </w:tc>
+        <w:tc>
+          <w:tcPr>
+            <w:tcW w:type="dxa" w:w="1958"/>
+            <w:shd w:fill="F4F7F9"/>
+            <w:tcMar>
+              <w:top w:w="80" w:type="dxa"/>
+              <w:bottom w:w="80" w:type="dxa"/>
+              <w:left w:w="120" w:type="dxa"/>
+              <w:right w:w="120" w:type="dxa"/>
+            </w:tcMar>
+            <w:vAlign w:val="center"/>
+          </w:tcPr>
+          <w:p>
+            <w:pPr>
+              <w:spacing w:after="0"/>
+            </w:pPr>
+            <w:r>
+              <w:rPr>
+                <w:color w:val="282C34"/>
+                <w:sz w:val="18"/>
+              </w:rPr>
+              <w:t>Negative converter positive rail</w:t>
+            </w:r>
+          </w:p>
+        </w:tc>
+        <w:tc>
+          <w:tcPr>
+            <w:tcW w:type="dxa" w:w="1958"/>
+            <w:shd w:fill="F4F7F9"/>
+            <w:tcMar>
+              <w:top w:w="80" w:type="dxa"/>
+              <w:bottom w:w="80" w:type="dxa"/>
+              <w:left w:w="120" w:type="dxa"/>
+              <w:right w:w="120" w:type="dxa"/>
+            </w:tcMar>
+            <w:vAlign w:val="center"/>
+          </w:tcPr>
+          <w:p>
+            <w:pPr>
+              <w:spacing w:after="0"/>
+            </w:pPr>
+            <w:r>
+              <w:rPr>
+                <w:color w:val="282C34"/>
+                <w:sz w:val="18"/>
+              </w:rPr>
+              <w:t>Provides return path for negative load current (</w:t>
+            </w:r>
+            <w:r>
+              <w:rPr>
+                <w:i/>
+                <w:color w:val="145AA0"/>
+                <w:sz w:val="18"/>
+              </w:rPr>
+              <w:t>i_o &lt; 0</w:t>
+            </w:r>
+            <w:r>
+              <w:rPr>
+                <w:color w:val="282C34"/>
+                <w:sz w:val="18"/>
+              </w:rPr>
+              <w:t>).</w:t>
+            </w:r>
+          </w:p>
+        </w:tc>
+      </w:tr>
+      <w:tr>
+        <w:tc>
+          <w:tcPr>
+            <w:tcW w:type="dxa" w:w="1958"/>
+            <w:tcMar>
+              <w:top w:w="80" w:type="dxa"/>
+              <w:bottom w:w="80" w:type="dxa"/>
+              <w:left w:w="120" w:type="dxa"/>
+              <w:right w:w="120" w:type="dxa"/>
+            </w:tcMar>
+            <w:vAlign w:val="center"/>
+          </w:tcPr>
+          <w:p>
+            <w:pPr>
+              <w:spacing w:after="0"/>
+            </w:pPr>
+            <w:r>
+              <w:rPr>
+                <w:b/>
+                <w:color w:val="282C34"/>
+                <w:sz w:val="18"/>
+              </w:rPr>
+              <w:t>N_NEG_BUS</w:t>
+            </w:r>
+          </w:p>
+        </w:tc>
+        <w:tc>
+          <w:tcPr>
+            <w:tcW w:type="dxa" w:w="1958"/>
+            <w:tcMar>
+              <w:top w:w="80" w:type="dxa"/>
+              <w:bottom w:w="80" w:type="dxa"/>
+              <w:left w:w="120" w:type="dxa"/>
+              <w:right w:w="120" w:type="dxa"/>
+            </w:tcMar>
+            <w:vAlign w:val="center"/>
+          </w:tcPr>
+          <w:p>
+            <w:pPr>
+              <w:spacing w:after="0"/>
+            </w:pPr>
+            <w:r>
+              <w:rPr>
+                <w:i/>
+                <w:color w:val="145AA0"/>
+                <w:sz w:val="18"/>
+              </w:rPr>
+              <w:t>T_{N1, T_{N3</w:t>
+            </w:r>
+            <w:r>
+              <w:rPr>
+                <w:color w:val="282C34"/>
+                <w:sz w:val="18"/>
+              </w:rPr>
+              <w:t xml:space="preserve"> Anodes</w:t>
+            </w:r>
+          </w:p>
+        </w:tc>
+        <w:tc>
+          <w:tcPr>
+            <w:tcW w:type="dxa" w:w="1958"/>
+            <w:tcMar>
+              <w:top w:w="80" w:type="dxa"/>
+              <w:bottom w:w="80" w:type="dxa"/>
+              <w:left w:w="120" w:type="dxa"/>
+              <w:right w:w="120" w:type="dxa"/>
+            </w:tcMar>
+            <w:vAlign w:val="center"/>
+          </w:tcPr>
+          <w:p>
+            <w:pPr>
+              <w:spacing w:after="0"/>
+            </w:pPr>
+            <w:r>
+              <w:rPr>
+                <w:color w:val="282C34"/>
+                <w:sz w:val="18"/>
+              </w:rPr>
+              <w:t xml:space="preserve">Snubber </w:t>
+            </w:r>
+            <w:r>
+              <w:rPr>
+                <w:i/>
+                <w:color w:val="145AA0"/>
+                <w:sz w:val="18"/>
+              </w:rPr>
+              <w:t>R_{sn1/C_{sn1</w:t>
+            </w:r>
+            <w:r>
+              <w:rPr>
+                <w:color w:val="282C34"/>
+                <w:sz w:val="18"/>
+              </w:rPr>
+              <w:t xml:space="preserve">, Reactor </w:t>
+            </w:r>
+            <w:r>
+              <w:rPr>
+                <w:i/>
+                <w:color w:val="145AA0"/>
+                <w:sz w:val="18"/>
+              </w:rPr>
+              <w:t>L_{IPR1</w:t>
+            </w:r>
+            <w:r>
+              <w:rPr>
+                <w:color w:val="282C34"/>
+                <w:sz w:val="18"/>
+              </w:rPr>
+              <w:t xml:space="preserve"> Tap B</w:t>
+            </w:r>
+          </w:p>
+        </w:tc>
+        <w:tc>
+          <w:tcPr>
+            <w:tcW w:type="dxa" w:w="1958"/>
+            <w:tcMar>
+              <w:top w:w="80" w:type="dxa"/>
+              <w:bottom w:w="80" w:type="dxa"/>
+              <w:left w:w="120" w:type="dxa"/>
+              <w:right w:w="120" w:type="dxa"/>
+            </w:tcMar>
+            <w:vAlign w:val="center"/>
+          </w:tcPr>
+          <w:p>
+            <w:pPr>
+              <w:spacing w:after="0"/>
+            </w:pPr>
+            <w:r>
+              <w:rPr>
+                <w:color w:val="282C34"/>
+                <w:sz w:val="18"/>
+              </w:rPr>
+              <w:t>Negative converter negative rail (</w:t>
+            </w:r>
+            <w:r>
+              <w:rPr>
+                <w:i/>
+                <w:color w:val="145AA0"/>
+                <w:sz w:val="18"/>
+              </w:rPr>
+              <w:t>-V_N</w:t>
+            </w:r>
+            <w:r>
+              <w:rPr>
+                <w:color w:val="282C34"/>
+                <w:sz w:val="18"/>
+              </w:rPr>
+              <w:t>)</w:t>
+            </w:r>
+          </w:p>
+        </w:tc>
+        <w:tc>
+          <w:tcPr>
+            <w:tcW w:type="dxa" w:w="1958"/>
+            <w:tcMar>
+              <w:top w:w="80" w:type="dxa"/>
+              <w:bottom w:w="80" w:type="dxa"/>
+              <w:left w:w="120" w:type="dxa"/>
+              <w:right w:w="120" w:type="dxa"/>
+            </w:tcMar>
+            <w:vAlign w:val="center"/>
+          </w:tcPr>
+          <w:p>
+            <w:pPr>
+              <w:spacing w:after="0"/>
+            </w:pPr>
+            <w:r>
+              <w:rPr>
+                <w:color w:val="282C34"/>
+                <w:sz w:val="18"/>
+              </w:rPr>
+              <w:t>Sinks negative load current back into the utility mains.</w:t>
+            </w:r>
+          </w:p>
+        </w:tc>
+      </w:tr>
+      <w:tr>
+        <w:tc>
+          <w:tcPr>
+            <w:tcW w:type="dxa" w:w="1958"/>
+            <w:shd w:fill="F4F7F9"/>
+            <w:tcMar>
+              <w:top w:w="80" w:type="dxa"/>
+              <w:bottom w:w="80" w:type="dxa"/>
+              <w:left w:w="120" w:type="dxa"/>
+              <w:right w:w="120" w:type="dxa"/>
+            </w:tcMar>
+            <w:vAlign w:val="center"/>
+          </w:tcPr>
+          <w:p>
+            <w:pPr>
+              <w:spacing w:after="0"/>
+            </w:pPr>
+            <w:r>
+              <w:rPr>
+                <w:b/>
+                <w:color w:val="282C34"/>
+                <w:sz w:val="18"/>
+              </w:rPr>
+              <w:t>LOAD_PHASE</w:t>
+            </w:r>
+          </w:p>
+        </w:tc>
+        <w:tc>
+          <w:tcPr>
+            <w:tcW w:type="dxa" w:w="1958"/>
+            <w:shd w:fill="F4F7F9"/>
+            <w:tcMar>
+              <w:top w:w="80" w:type="dxa"/>
+              <w:bottom w:w="80" w:type="dxa"/>
+              <w:left w:w="120" w:type="dxa"/>
+              <w:right w:w="120" w:type="dxa"/>
+            </w:tcMar>
+            <w:vAlign w:val="center"/>
+          </w:tcPr>
+          <w:p>
+            <w:pPr>
+              <w:spacing w:after="0"/>
+            </w:pPr>
+            <w:r>
+              <w:rPr>
+                <w:i/>
+                <w:color w:val="145AA0"/>
+                <w:sz w:val="18"/>
+              </w:rPr>
+              <w:t>L_{IPR1</w:t>
+            </w:r>
+            <w:r>
+              <w:rPr>
+                <w:color w:val="282C34"/>
+                <w:sz w:val="18"/>
+              </w:rPr>
+              <w:t xml:space="preserve"> Center Tap</w:t>
+            </w:r>
+          </w:p>
+        </w:tc>
+        <w:tc>
+          <w:tcPr>
+            <w:tcW w:type="dxa" w:w="1958"/>
+            <w:shd w:fill="F4F7F9"/>
+            <w:tcMar>
+              <w:top w:w="80" w:type="dxa"/>
+              <w:bottom w:w="80" w:type="dxa"/>
+              <w:left w:w="120" w:type="dxa"/>
+              <w:right w:w="120" w:type="dxa"/>
+            </w:tcMar>
+            <w:vAlign w:val="center"/>
+          </w:tcPr>
+          <w:p>
+            <w:pPr>
+              <w:spacing w:after="0"/>
+            </w:pPr>
+            <w:r>
+              <w:rPr>
+                <w:color w:val="282C34"/>
+                <w:sz w:val="18"/>
+              </w:rPr>
+              <w:t>LEM LA 25-NP Sensor Pin 1 (IN)</w:t>
+            </w:r>
+          </w:p>
+        </w:tc>
+        <w:tc>
+          <w:tcPr>
+            <w:tcW w:type="dxa" w:w="1958"/>
+            <w:shd w:fill="F4F7F9"/>
+            <w:tcMar>
+              <w:top w:w="80" w:type="dxa"/>
+              <w:bottom w:w="80" w:type="dxa"/>
+              <w:left w:w="120" w:type="dxa"/>
+              <w:right w:w="120" w:type="dxa"/>
+            </w:tcMar>
+            <w:vAlign w:val="center"/>
+          </w:tcPr>
+          <w:p>
+            <w:pPr>
+              <w:spacing w:after="0"/>
+            </w:pPr>
+            <w:r>
+              <w:rPr>
+                <w:color w:val="282C34"/>
+                <w:sz w:val="18"/>
+              </w:rPr>
+              <w:t>Synthesized variable-frequency AC line</w:t>
+            </w:r>
+          </w:p>
+        </w:tc>
+        <w:tc>
+          <w:tcPr>
+            <w:tcW w:type="dxa" w:w="1958"/>
+            <w:shd w:fill="F4F7F9"/>
+            <w:tcMar>
+              <w:top w:w="80" w:type="dxa"/>
+              <w:bottom w:w="80" w:type="dxa"/>
+              <w:left w:w="120" w:type="dxa"/>
+              <w:right w:w="120" w:type="dxa"/>
+            </w:tcMar>
+            <w:vAlign w:val="center"/>
+          </w:tcPr>
+          <w:p>
+            <w:pPr>
+              <w:spacing w:after="0"/>
+            </w:pPr>
+            <w:r>
+              <w:rPr>
+                <w:color w:val="282C34"/>
+                <w:sz w:val="18"/>
+              </w:rPr>
+              <w:t>Output frequency adjustable from 0 to 16.7 Hz with low sub-harmonic ripple.</w:t>
+            </w:r>
+          </w:p>
+        </w:tc>
+      </w:tr>
+      <w:tr>
+        <w:tc>
+          <w:tcPr>
+            <w:tcW w:type="dxa" w:w="1958"/>
+            <w:tcMar>
+              <w:top w:w="80" w:type="dxa"/>
+              <w:bottom w:w="80" w:type="dxa"/>
+              <w:left w:w="120" w:type="dxa"/>
+              <w:right w:w="120" w:type="dxa"/>
+            </w:tcMar>
+            <w:vAlign w:val="center"/>
+          </w:tcPr>
+          <w:p>
+            <w:pPr>
+              <w:spacing w:after="0"/>
+            </w:pPr>
+            <w:r>
+              <w:rPr>
+                <w:b/>
+                <w:color w:val="282C34"/>
+                <w:sz w:val="18"/>
+              </w:rPr>
+              <w:t>LOAD_RET</w:t>
+            </w:r>
+          </w:p>
+        </w:tc>
+        <w:tc>
+          <w:tcPr>
+            <w:tcW w:type="dxa" w:w="1958"/>
+            <w:tcMar>
+              <w:top w:w="80" w:type="dxa"/>
+              <w:bottom w:w="80" w:type="dxa"/>
+              <w:left w:w="120" w:type="dxa"/>
+              <w:right w:w="120" w:type="dxa"/>
+            </w:tcMar>
+            <w:vAlign w:val="center"/>
+          </w:tcPr>
+          <w:p>
+            <w:pPr>
+              <w:spacing w:after="0"/>
+            </w:pPr>
+            <w:r>
+              <w:rPr>
+                <w:i/>
+                <w:color w:val="145AA0"/>
+                <w:sz w:val="18"/>
+              </w:rPr>
+              <w:t>L_{IPR2</w:t>
+            </w:r>
+            <w:r>
+              <w:rPr>
+                <w:color w:val="282C34"/>
+                <w:sz w:val="18"/>
+              </w:rPr>
+              <w:t xml:space="preserve"> Center Tap</w:t>
+            </w:r>
+          </w:p>
+        </w:tc>
+        <w:tc>
+          <w:tcPr>
+            <w:tcW w:type="dxa" w:w="1958"/>
+            <w:tcMar>
+              <w:top w:w="80" w:type="dxa"/>
+              <w:bottom w:w="80" w:type="dxa"/>
+              <w:left w:w="120" w:type="dxa"/>
+              <w:right w:w="120" w:type="dxa"/>
+            </w:tcMar>
+            <w:vAlign w:val="center"/>
+          </w:tcPr>
+          <w:p>
+            <w:pPr>
+              <w:spacing w:after="0"/>
+            </w:pPr>
+            <w:r>
+              <w:rPr>
+                <w:color w:val="282C34"/>
+                <w:sz w:val="18"/>
+              </w:rPr>
+              <w:t>Load Terminal 2 (Return)</w:t>
+            </w:r>
+          </w:p>
+        </w:tc>
+        <w:tc>
+          <w:tcPr>
+            <w:tcW w:type="dxa" w:w="1958"/>
+            <w:tcMar>
+              <w:top w:w="80" w:type="dxa"/>
+              <w:bottom w:w="80" w:type="dxa"/>
+              <w:left w:w="120" w:type="dxa"/>
+              <w:right w:w="120" w:type="dxa"/>
+            </w:tcMar>
+            <w:vAlign w:val="center"/>
+          </w:tcPr>
+          <w:p>
+            <w:pPr>
+              <w:spacing w:after="0"/>
+            </w:pPr>
+            <w:r>
+              <w:rPr>
+                <w:color w:val="282C34"/>
+                <w:sz w:val="18"/>
+              </w:rPr>
+              <w:t>Synthesized AC return line</w:t>
+            </w:r>
+          </w:p>
+        </w:tc>
+        <w:tc>
+          <w:tcPr>
+            <w:tcW w:type="dxa" w:w="1958"/>
+            <w:tcMar>
+              <w:top w:w="80" w:type="dxa"/>
+              <w:bottom w:w="80" w:type="dxa"/>
+              <w:left w:w="120" w:type="dxa"/>
+              <w:right w:w="120" w:type="dxa"/>
+            </w:tcMar>
+            <w:vAlign w:val="center"/>
+          </w:tcPr>
+          <w:p>
+            <w:pPr>
+              <w:spacing w:after="0"/>
+            </w:pPr>
+            <w:r>
+              <w:rPr>
+                <w:color w:val="282C34"/>
+                <w:sz w:val="18"/>
+              </w:rPr>
+              <w:t>Provides symmetrical impedance balance against line ground.</w:t>
+            </w:r>
+          </w:p>
+        </w:tc>
+      </w:tr>
+      <w:tr>
+        <w:tc>
+          <w:tcPr>
+            <w:tcW w:type="dxa" w:w="1958"/>
+            <w:shd w:fill="F4F7F9"/>
+            <w:tcMar>
+              <w:top w:w="80" w:type="dxa"/>
+              <w:bottom w:w="80" w:type="dxa"/>
+              <w:left w:w="120" w:type="dxa"/>
+              <w:right w:w="120" w:type="dxa"/>
+            </w:tcMar>
+            <w:vAlign w:val="center"/>
+          </w:tcPr>
+          <w:p>
+            <w:pPr>
+              <w:spacing w:after="0"/>
+            </w:pPr>
+            <w:r>
+              <w:rPr>
+                <w:b/>
+                <w:color w:val="282C34"/>
+                <w:sz w:val="18"/>
+              </w:rPr>
+              <w:t>GATE_P1..P4</w:t>
+            </w:r>
+          </w:p>
+        </w:tc>
+        <w:tc>
+          <w:tcPr>
+            <w:tcW w:type="dxa" w:w="1958"/>
+            <w:shd w:fill="F4F7F9"/>
+            <w:tcMar>
+              <w:top w:w="80" w:type="dxa"/>
+              <w:bottom w:w="80" w:type="dxa"/>
+              <w:left w:w="120" w:type="dxa"/>
+              <w:right w:w="120" w:type="dxa"/>
+            </w:tcMar>
+            <w:vAlign w:val="center"/>
+          </w:tcPr>
+          <w:p>
+            <w:pPr>
+              <w:spacing w:after="0"/>
+            </w:pPr>
+            <w:r>
+              <w:rPr>
+                <w:color w:val="282C34"/>
+                <w:sz w:val="18"/>
+              </w:rPr>
+              <w:t xml:space="preserve">Pulse XFMRs </w:t>
+            </w:r>
+            <w:r>
+              <w:rPr>
+                <w:i/>
+                <w:color w:val="145AA0"/>
+                <w:sz w:val="18"/>
+              </w:rPr>
+              <w:t>TX_1 \dots TX_4</w:t>
+            </w:r>
+          </w:p>
+        </w:tc>
+        <w:tc>
+          <w:tcPr>
+            <w:tcW w:type="dxa" w:w="1958"/>
+            <w:shd w:fill="F4F7F9"/>
+            <w:tcMar>
+              <w:top w:w="80" w:type="dxa"/>
+              <w:bottom w:w="80" w:type="dxa"/>
+              <w:left w:w="120" w:type="dxa"/>
+              <w:right w:w="120" w:type="dxa"/>
+            </w:tcMar>
+            <w:vAlign w:val="center"/>
+          </w:tcPr>
+          <w:p>
+            <w:pPr>
+              <w:spacing w:after="0"/>
+            </w:pPr>
+            <w:r>
+              <w:rPr>
+                <w:i/>
+                <w:color w:val="145AA0"/>
+                <w:sz w:val="18"/>
+              </w:rPr>
+              <w:t>T_{P1 \dots T_{P4</w:t>
+            </w:r>
+            <w:r>
+              <w:rPr>
+                <w:color w:val="282C34"/>
+                <w:sz w:val="18"/>
+              </w:rPr>
+              <w:t xml:space="preserve"> Gates/Cathodes</w:t>
+            </w:r>
+          </w:p>
+        </w:tc>
+        <w:tc>
+          <w:tcPr>
+            <w:tcW w:type="dxa" w:w="1958"/>
+            <w:shd w:fill="F4F7F9"/>
+            <w:tcMar>
+              <w:top w:w="80" w:type="dxa"/>
+              <w:bottom w:w="80" w:type="dxa"/>
+              <w:left w:w="120" w:type="dxa"/>
+              <w:right w:w="120" w:type="dxa"/>
+            </w:tcMar>
+            <w:vAlign w:val="center"/>
+          </w:tcPr>
+          <w:p>
+            <w:pPr>
+              <w:spacing w:after="0"/>
+            </w:pPr>
+            <w:r>
+              <w:rPr>
+                <w:color w:val="282C34"/>
+                <w:sz w:val="18"/>
+              </w:rPr>
+              <w:t>Galvanically isolated P-bank triggers</w:t>
+            </w:r>
+          </w:p>
+        </w:tc>
+        <w:tc>
+          <w:tcPr>
+            <w:tcW w:type="dxa" w:w="1958"/>
+            <w:shd w:fill="F4F7F9"/>
+            <w:tcMar>
+              <w:top w:w="80" w:type="dxa"/>
+              <w:bottom w:w="80" w:type="dxa"/>
+              <w:left w:w="120" w:type="dxa"/>
+              <w:right w:w="120" w:type="dxa"/>
+            </w:tcMar>
+            <w:vAlign w:val="center"/>
+          </w:tcPr>
+          <w:p>
+            <w:pPr>
+              <w:spacing w:after="0"/>
+            </w:pPr>
+            <w:r>
+              <w:rPr>
+                <w:color w:val="282C34"/>
+                <w:sz w:val="18"/>
+              </w:rPr>
+              <w:t xml:space="preserve">1:1 pulse transformers with </w:t>
+            </w:r>
+            <w:r>
+              <w:rPr>
+                <w:i/>
+                <w:color w:val="145AA0"/>
+                <w:sz w:val="18"/>
+              </w:rPr>
+              <w:t>3.75\,kV</w:t>
+            </w:r>
+            <w:r>
+              <w:rPr>
+                <w:color w:val="282C34"/>
+                <w:sz w:val="18"/>
+              </w:rPr>
+              <w:t xml:space="preserve"> isolation driven by DSP PWM pulse trains.</w:t>
+            </w:r>
+          </w:p>
+        </w:tc>
+      </w:tr>
+      <w:tr>
+        <w:tc>
+          <w:tcPr>
+            <w:tcW w:type="dxa" w:w="1958"/>
+            <w:tcMar>
+              <w:top w:w="80" w:type="dxa"/>
+              <w:bottom w:w="80" w:type="dxa"/>
+              <w:left w:w="120" w:type="dxa"/>
+              <w:right w:w="120" w:type="dxa"/>
+            </w:tcMar>
+            <w:vAlign w:val="center"/>
+          </w:tcPr>
+          <w:p>
+            <w:pPr>
+              <w:spacing w:after="0"/>
+            </w:pPr>
+            <w:r>
+              <w:rPr>
+                <w:b/>
+                <w:color w:val="282C34"/>
+                <w:sz w:val="18"/>
+              </w:rPr>
+              <w:t>GATE_N1..N4</w:t>
+            </w:r>
+          </w:p>
+        </w:tc>
+        <w:tc>
+          <w:tcPr>
+            <w:tcW w:type="dxa" w:w="1958"/>
+            <w:tcMar>
+              <w:top w:w="80" w:type="dxa"/>
+              <w:bottom w:w="80" w:type="dxa"/>
+              <w:left w:w="120" w:type="dxa"/>
+              <w:right w:w="120" w:type="dxa"/>
+            </w:tcMar>
+            <w:vAlign w:val="center"/>
+          </w:tcPr>
+          <w:p>
+            <w:pPr>
+              <w:spacing w:after="0"/>
+            </w:pPr>
+            <w:r>
+              <w:rPr>
+                <w:color w:val="282C34"/>
+                <w:sz w:val="18"/>
+              </w:rPr>
+              <w:t xml:space="preserve">Pulse XFMRs </w:t>
+            </w:r>
+            <w:r>
+              <w:rPr>
+                <w:i/>
+                <w:color w:val="145AA0"/>
+                <w:sz w:val="18"/>
+              </w:rPr>
+              <w:t>TX_5 \dots TX_8</w:t>
+            </w:r>
+          </w:p>
+        </w:tc>
+        <w:tc>
+          <w:tcPr>
+            <w:tcW w:type="dxa" w:w="1958"/>
+            <w:tcMar>
+              <w:top w:w="80" w:type="dxa"/>
+              <w:bottom w:w="80" w:type="dxa"/>
+              <w:left w:w="120" w:type="dxa"/>
+              <w:right w:w="120" w:type="dxa"/>
+            </w:tcMar>
+            <w:vAlign w:val="center"/>
+          </w:tcPr>
+          <w:p>
+            <w:pPr>
+              <w:spacing w:after="0"/>
+            </w:pPr>
+            <w:r>
+              <w:rPr>
+                <w:i/>
+                <w:color w:val="145AA0"/>
+                <w:sz w:val="18"/>
+              </w:rPr>
+              <w:t>T_{N1 \dots T_{N4</w:t>
+            </w:r>
+            <w:r>
+              <w:rPr>
+                <w:color w:val="282C34"/>
+                <w:sz w:val="18"/>
+              </w:rPr>
+              <w:t xml:space="preserve"> Gates/Cathodes</w:t>
+            </w:r>
+          </w:p>
+        </w:tc>
+        <w:tc>
+          <w:tcPr>
+            <w:tcW w:type="dxa" w:w="1958"/>
+            <w:tcMar>
+              <w:top w:w="80" w:type="dxa"/>
+              <w:bottom w:w="80" w:type="dxa"/>
+              <w:left w:w="120" w:type="dxa"/>
+              <w:right w:w="120" w:type="dxa"/>
+            </w:tcMar>
+            <w:vAlign w:val="center"/>
+          </w:tcPr>
+          <w:p>
+            <w:pPr>
+              <w:spacing w:after="0"/>
+            </w:pPr>
+            <w:r>
+              <w:rPr>
+                <w:color w:val="282C34"/>
+                <w:sz w:val="18"/>
+              </w:rPr>
+              <w:t>Galvanically isolated N-bank triggers</w:t>
+            </w:r>
+          </w:p>
+        </w:tc>
+        <w:tc>
+          <w:tcPr>
+            <w:tcW w:type="dxa" w:w="1958"/>
+            <w:tcMar>
+              <w:top w:w="80" w:type="dxa"/>
+              <w:bottom w:w="80" w:type="dxa"/>
+              <w:left w:w="120" w:type="dxa"/>
+              <w:right w:w="120" w:type="dxa"/>
+            </w:tcMar>
+            <w:vAlign w:val="center"/>
+          </w:tcPr>
+          <w:p>
+            <w:pPr>
+              <w:spacing w:after="0"/>
+            </w:pPr>
+            <w:r>
+              <w:rPr>
+                <w:color w:val="282C34"/>
+                <w:sz w:val="18"/>
+              </w:rPr>
+              <w:t xml:space="preserve">Anti-parallel firing angle maintained at </w:t>
+            </w:r>
+            <w:r>
+              <w:rPr>
+                <w:i/>
+                <w:color w:val="145AA0"/>
+                <w:sz w:val="18"/>
+              </w:rPr>
+              <w:t>\alpha_N = 180^\circ - \alpha_P</w:t>
+            </w:r>
+            <w:r>
+              <w:rPr>
+                <w:color w:val="282C34"/>
+                <w:sz w:val="18"/>
+              </w:rPr>
+              <w:t xml:space="preserve"> in circulating mode.</w:t>
+            </w:r>
+          </w:p>
+        </w:tc>
+      </w:tr>
+      <w:tr>
+        <w:tc>
+          <w:tcPr>
+            <w:tcW w:type="dxa" w:w="1958"/>
+            <w:shd w:fill="F4F7F9"/>
+            <w:tcMar>
+              <w:top w:w="80" w:type="dxa"/>
+              <w:bottom w:w="80" w:type="dxa"/>
+              <w:left w:w="120" w:type="dxa"/>
+              <w:right w:w="120" w:type="dxa"/>
+            </w:tcMar>
+            <w:vAlign w:val="center"/>
+          </w:tcPr>
+          <w:p>
+            <w:pPr>
+              <w:spacing w:after="0"/>
+            </w:pPr>
+            <w:r>
+              <w:rPr>
+                <w:b/>
+                <w:color w:val="282C34"/>
+                <w:sz w:val="18"/>
+              </w:rPr>
+              <w:t>LINE_SYNC</w:t>
+            </w:r>
+          </w:p>
+        </w:tc>
+        <w:tc>
+          <w:tcPr>
+            <w:tcW w:type="dxa" w:w="1958"/>
+            <w:shd w:fill="F4F7F9"/>
+            <w:tcMar>
+              <w:top w:w="80" w:type="dxa"/>
+              <w:bottom w:w="80" w:type="dxa"/>
+              <w:left w:w="120" w:type="dxa"/>
+              <w:right w:w="120" w:type="dxa"/>
+            </w:tcMar>
+            <w:vAlign w:val="center"/>
+          </w:tcPr>
+          <w:p>
+            <w:pPr>
+              <w:spacing w:after="0"/>
+            </w:pPr>
+            <w:r>
+              <w:rPr>
+                <w:color w:val="282C34"/>
+                <w:sz w:val="18"/>
+              </w:rPr>
+              <w:t>HCPL-3700 Pin 6 (Vout)</w:t>
+            </w:r>
+          </w:p>
+        </w:tc>
+        <w:tc>
+          <w:tcPr>
+            <w:tcW w:type="dxa" w:w="1958"/>
+            <w:shd w:fill="F4F7F9"/>
+            <w:tcMar>
+              <w:top w:w="80" w:type="dxa"/>
+              <w:bottom w:w="80" w:type="dxa"/>
+              <w:left w:w="120" w:type="dxa"/>
+              <w:right w:w="120" w:type="dxa"/>
+            </w:tcMar>
+            <w:vAlign w:val="center"/>
+          </w:tcPr>
+          <w:p>
+            <w:pPr>
+              <w:spacing w:after="0"/>
+            </w:pPr>
+            <w:r>
+              <w:rPr>
+                <w:color w:val="282C34"/>
+                <w:sz w:val="18"/>
+              </w:rPr>
+              <w:t>DSP Timer Input Capture Pin</w:t>
+            </w:r>
+          </w:p>
+        </w:tc>
+        <w:tc>
+          <w:tcPr>
+            <w:tcW w:type="dxa" w:w="1958"/>
+            <w:shd w:fill="F4F7F9"/>
+            <w:tcMar>
+              <w:top w:w="80" w:type="dxa"/>
+              <w:bottom w:w="80" w:type="dxa"/>
+              <w:left w:w="120" w:type="dxa"/>
+              <w:right w:w="120" w:type="dxa"/>
+            </w:tcMar>
+            <w:vAlign w:val="center"/>
+          </w:tcPr>
+          <w:p>
+            <w:pPr>
+              <w:spacing w:after="0"/>
+            </w:pPr>
+            <w:r>
+              <w:rPr>
+                <w:color w:val="282C34"/>
+                <w:sz w:val="18"/>
+              </w:rPr>
+              <w:t>Grid zero-crossing synchronization pulse</w:t>
+            </w:r>
+          </w:p>
+        </w:tc>
+        <w:tc>
+          <w:tcPr>
+            <w:tcW w:type="dxa" w:w="1958"/>
+            <w:shd w:fill="F4F7F9"/>
+            <w:tcMar>
+              <w:top w:w="80" w:type="dxa"/>
+              <w:bottom w:w="80" w:type="dxa"/>
+              <w:left w:w="120" w:type="dxa"/>
+              <w:right w:w="120" w:type="dxa"/>
+            </w:tcMar>
+            <w:vAlign w:val="center"/>
+          </w:tcPr>
+          <w:p>
+            <w:pPr>
+              <w:spacing w:after="0"/>
+            </w:pPr>
+            <w:r>
+              <w:rPr>
+                <w:color w:val="282C34"/>
+                <w:sz w:val="18"/>
+              </w:rPr>
+              <w:t xml:space="preserve">Filters line noise and notches to establish exact </w:t>
+            </w:r>
+            <w:r>
+              <w:rPr>
+                <w:i/>
+                <w:color w:val="145AA0"/>
+                <w:sz w:val="18"/>
+              </w:rPr>
+              <w:t>\alpha = 0^\circ</w:t>
+            </w:r>
+            <w:r>
+              <w:rPr>
+                <w:color w:val="282C34"/>
+                <w:sz w:val="18"/>
+              </w:rPr>
+              <w:t xml:space="preserve"> reference point.</w:t>
+            </w:r>
+          </w:p>
+        </w:tc>
+      </w:tr>
+      <w:tr>
+        <w:tc>
+          <w:tcPr>
+            <w:tcW w:type="dxa" w:w="1958"/>
+            <w:tcMar>
+              <w:top w:w="80" w:type="dxa"/>
+              <w:bottom w:w="80" w:type="dxa"/>
+              <w:left w:w="120" w:type="dxa"/>
+              <w:right w:w="120" w:type="dxa"/>
+            </w:tcMar>
+            <w:vAlign w:val="center"/>
+          </w:tcPr>
+          <w:p>
+            <w:pPr>
+              <w:spacing w:after="0"/>
+            </w:pPr>
+            <w:r>
+              <w:rPr>
+                <w:b/>
+                <w:color w:val="282C34"/>
+                <w:sz w:val="18"/>
+              </w:rPr>
+              <w:t>I_SENSE_FB</w:t>
+            </w:r>
+          </w:p>
+        </w:tc>
+        <w:tc>
+          <w:tcPr>
+            <w:tcW w:type="dxa" w:w="1958"/>
+            <w:tcMar>
+              <w:top w:w="80" w:type="dxa"/>
+              <w:bottom w:w="80" w:type="dxa"/>
+              <w:left w:w="120" w:type="dxa"/>
+              <w:right w:w="120" w:type="dxa"/>
+            </w:tcMar>
+            <w:vAlign w:val="center"/>
+          </w:tcPr>
+          <w:p>
+            <w:pPr>
+              <w:spacing w:after="0"/>
+            </w:pPr>
+            <w:r>
+              <w:rPr>
+                <w:color w:val="282C34"/>
+                <w:sz w:val="18"/>
+              </w:rPr>
+              <w:t>LEM LA 25-NP Pin 3 (M)</w:t>
+            </w:r>
+          </w:p>
+        </w:tc>
+        <w:tc>
+          <w:tcPr>
+            <w:tcW w:type="dxa" w:w="1958"/>
+            <w:tcMar>
+              <w:top w:w="80" w:type="dxa"/>
+              <w:bottom w:w="80" w:type="dxa"/>
+              <w:left w:w="120" w:type="dxa"/>
+              <w:right w:w="120" w:type="dxa"/>
+            </w:tcMar>
+            <w:vAlign w:val="center"/>
+          </w:tcPr>
+          <w:p>
+            <w:pPr>
+              <w:spacing w:after="0"/>
+            </w:pPr>
+            <w:r>
+              <w:rPr>
+                <w:color w:val="282C34"/>
+                <w:sz w:val="18"/>
+              </w:rPr>
+              <w:t xml:space="preserve">Precision Resistor </w:t>
+            </w:r>
+            <w:r>
+              <w:rPr>
+                <w:i/>
+                <w:color w:val="145AA0"/>
+                <w:sz w:val="18"/>
+              </w:rPr>
+              <w:t>R_m</w:t>
+            </w:r>
+            <w:r>
+              <w:rPr>
+                <w:color w:val="282C34"/>
+                <w:sz w:val="18"/>
+              </w:rPr>
+              <w:t xml:space="preserve"> (</w:t>
+            </w:r>
+            <w:r>
+              <w:rPr>
+                <w:i/>
+                <w:color w:val="145AA0"/>
+                <w:sz w:val="18"/>
+              </w:rPr>
+              <w:t>100\,\Omega</w:t>
+            </w:r>
+            <w:r>
+              <w:rPr>
+                <w:color w:val="282C34"/>
+                <w:sz w:val="18"/>
+              </w:rPr>
+              <w:t>) to DSP ADC</w:t>
+            </w:r>
+          </w:p>
+        </w:tc>
+        <w:tc>
+          <w:tcPr>
+            <w:tcW w:type="dxa" w:w="1958"/>
+            <w:tcMar>
+              <w:top w:w="80" w:type="dxa"/>
+              <w:bottom w:w="80" w:type="dxa"/>
+              <w:left w:w="120" w:type="dxa"/>
+              <w:right w:w="120" w:type="dxa"/>
+            </w:tcMar>
+            <w:vAlign w:val="center"/>
+          </w:tcPr>
+          <w:p>
+            <w:pPr>
+              <w:spacing w:after="0"/>
+            </w:pPr>
+            <w:r>
+              <w:rPr>
+                <w:color w:val="282C34"/>
+                <w:sz w:val="18"/>
+              </w:rPr>
+              <w:t>Closed-loop load current measurement</w:t>
+            </w:r>
+          </w:p>
+        </w:tc>
+        <w:tc>
+          <w:tcPr>
+            <w:tcW w:type="dxa" w:w="1958"/>
+            <w:tcMar>
+              <w:top w:w="80" w:type="dxa"/>
+              <w:bottom w:w="80" w:type="dxa"/>
+              <w:left w:w="120" w:type="dxa"/>
+              <w:right w:w="120" w:type="dxa"/>
+            </w:tcMar>
+            <w:vAlign w:val="center"/>
+          </w:tcPr>
+          <w:p>
+            <w:pPr>
+              <w:spacing w:after="0"/>
+            </w:pPr>
+            <w:r>
+              <w:rPr>
+                <w:color w:val="282C34"/>
+                <w:sz w:val="18"/>
+              </w:rPr>
+              <w:t>High-bandwidth feedback used for seamless bank handover and circulating current control.</w:t>
+            </w:r>
+          </w:p>
+        </w:tc>
+      </w:tr>
+    </w:tbl>
+    <w:p/>
+    <w:p>
+      <w:pPr>
+        <w:spacing w:before="160" w:after="80"/>
+      </w:pPr>
+      <w:r>
+        <w:rPr>
+          <w:b/>
+          <w:color w:val="4682B4"/>
+          <w:sz w:val="24"/>
+        </w:rPr>
+        <w:t>1.2 Component Bill of Materials &amp; Parametric Specifications:</w:t>
+      </w:r>
+    </w:p>
+    <w:tbl>
+      <w:tblPr>
+        <w:tblW w:type="auto" w:w="0"/>
+        <w:jc w:val="center"/>
+        <w:tblLook w:firstColumn="1" w:firstRow="1" w:lastColumn="0" w:lastRow="0" w:noHBand="0" w:noVBand="1" w:val="04A0"/>
+        <w:tblBorders>
+          <w:top w:val="single" w:sz="4" w:space="0" w:color="D0D7DE"/>
+          <w:left w:val="none"/>
+          <w:bottom w:val="single" w:sz="8" w:space="0" w:color="D0D7DE"/>
+          <w:right w:val="none"/>
+          <w:insideH w:val="single" w:sz="4" w:space="0" w:color="D0D7DE"/>
+          <w:insideV w:val="none"/>
+        </w:tblBorders>
+      </w:tblPr>
+      <w:tblGrid>
+        <w:gridCol w:w="1958"/>
+        <w:gridCol w:w="1958"/>
+        <w:gridCol w:w="1958"/>
+        <w:gridCol w:w="1958"/>
+        <w:gridCol w:w="1958"/>
+      </w:tblGrid>
+      <w:tr>
+        <w:tc>
+          <w:tcPr>
+            <w:tcW w:type="dxa" w:w="1958"/>
+            <w:shd w:fill="204A6E"/>
+            <w:tcMar>
+              <w:top w:w="100" w:type="dxa"/>
+              <w:bottom w:w="100" w:type="dxa"/>
+              <w:left w:w="120" w:type="dxa"/>
+              <w:right w:w="120" w:type="dxa"/>
+            </w:tcMar>
+            <w:vAlign w:val="center"/>
+          </w:tcPr>
+          <w:p>
+            <w:pPr>
+              <w:spacing w:after="0"/>
+            </w:pPr>
+            <w:r>
+              <w:rPr>
+                <w:b/>
+                <w:color w:val="FFFFFF"/>
+                <w:sz w:val="19"/>
+              </w:rPr>
+              <w:t>RefDes</w:t>
+            </w:r>
+          </w:p>
+        </w:tc>
+        <w:tc>
+          <w:tcPr>
+            <w:tcW w:type="dxa" w:w="1958"/>
+            <w:shd w:fill="204A6E"/>
+            <w:tcMar>
+              <w:top w:w="100" w:type="dxa"/>
+              <w:bottom w:w="100" w:type="dxa"/>
+              <w:left w:w="120" w:type="dxa"/>
+              <w:right w:w="120" w:type="dxa"/>
+            </w:tcMar>
+            <w:vAlign w:val="center"/>
+          </w:tcPr>
+          <w:p>
+            <w:pPr>
+              <w:spacing w:after="0"/>
+            </w:pPr>
+            <w:r>
+              <w:rPr>
+                <w:b/>
+                <w:color w:val="FFFFFF"/>
+                <w:sz w:val="19"/>
+              </w:rPr>
+              <w:t>Component Description</w:t>
+            </w:r>
+          </w:p>
+        </w:tc>
+        <w:tc>
+          <w:tcPr>
+            <w:tcW w:type="dxa" w:w="1958"/>
+            <w:shd w:fill="204A6E"/>
+            <w:tcMar>
+              <w:top w:w="100" w:type="dxa"/>
+              <w:bottom w:w="100" w:type="dxa"/>
+              <w:left w:w="120" w:type="dxa"/>
+              <w:right w:w="120" w:type="dxa"/>
+            </w:tcMar>
+            <w:vAlign w:val="center"/>
+          </w:tcPr>
+          <w:p>
+            <w:pPr>
+              <w:spacing w:after="0"/>
+            </w:pPr>
+            <w:r>
+              <w:rPr>
+                <w:b/>
+                <w:color w:val="FFFFFF"/>
+                <w:sz w:val="19"/>
+              </w:rPr>
+              <w:t>Manufacturer &amp; Part Number</w:t>
+            </w:r>
+          </w:p>
+        </w:tc>
+        <w:tc>
+          <w:tcPr>
+            <w:tcW w:type="dxa" w:w="1958"/>
+            <w:shd w:fill="204A6E"/>
+            <w:tcMar>
+              <w:top w:w="100" w:type="dxa"/>
+              <w:bottom w:w="100" w:type="dxa"/>
+              <w:left w:w="120" w:type="dxa"/>
+              <w:right w:w="120" w:type="dxa"/>
+            </w:tcMar>
+            <w:vAlign w:val="center"/>
+          </w:tcPr>
+          <w:p>
+            <w:pPr>
+              <w:spacing w:after="0"/>
+            </w:pPr>
+            <w:r>
+              <w:rPr>
+                <w:b/>
+                <w:color w:val="FFFFFF"/>
+                <w:sz w:val="19"/>
+              </w:rPr>
+              <w:t>Key Electrical Specifications</w:t>
+            </w:r>
+          </w:p>
+        </w:tc>
+        <w:tc>
+          <w:tcPr>
+            <w:tcW w:type="dxa" w:w="1958"/>
+            <w:shd w:fill="204A6E"/>
+            <w:tcMar>
+              <w:top w:w="100" w:type="dxa"/>
+              <w:bottom w:w="100" w:type="dxa"/>
+              <w:left w:w="120" w:type="dxa"/>
+              <w:right w:w="120" w:type="dxa"/>
+            </w:tcMar>
+            <w:vAlign w:val="center"/>
+          </w:tcPr>
+          <w:p>
+            <w:pPr>
+              <w:spacing w:after="0"/>
+            </w:pPr>
+            <w:r>
+              <w:rPr>
+                <w:b/>
+                <w:color w:val="FFFFFF"/>
+                <w:sz w:val="19"/>
+              </w:rPr>
+              <w:t>Critical Design Constraint</w:t>
+            </w:r>
+          </w:p>
+        </w:tc>
+      </w:tr>
+      <w:tr>
+        <w:tc>
+          <w:tcPr>
+            <w:tcW w:type="dxa" w:w="1958"/>
+            <w:tcMar>
+              <w:top w:w="80" w:type="dxa"/>
+              <w:bottom w:w="80" w:type="dxa"/>
+              <w:left w:w="120" w:type="dxa"/>
+              <w:right w:w="120" w:type="dxa"/>
+            </w:tcMar>
+            <w:vAlign w:val="center"/>
+          </w:tcPr>
+          <w:p>
+            <w:pPr>
+              <w:spacing w:after="0"/>
+            </w:pPr>
+            <w:r>
+              <w:rPr>
+                <w:b/>
+                <w:color w:val="282C34"/>
+                <w:sz w:val="18"/>
+              </w:rPr>
+              <w:t>$T_{P1..P4}, T_{N1..N4}$</w:t>
+            </w:r>
+          </w:p>
+        </w:tc>
+        <w:tc>
+          <w:tcPr>
+            <w:tcW w:type="dxa" w:w="1958"/>
+            <w:tcMar>
+              <w:top w:w="80" w:type="dxa"/>
+              <w:bottom w:w="80" w:type="dxa"/>
+              <w:left w:w="120" w:type="dxa"/>
+              <w:right w:w="120" w:type="dxa"/>
+            </w:tcMar>
+            <w:vAlign w:val="center"/>
+          </w:tcPr>
+          <w:p>
+            <w:pPr>
+              <w:spacing w:after="0"/>
+            </w:pPr>
+            <w:r>
+              <w:rPr>
+                <w:color w:val="282C34"/>
+                <w:sz w:val="18"/>
+              </w:rPr>
+              <w:t>Phase-Control Thyristors (8x)</w:t>
+            </w:r>
+          </w:p>
+        </w:tc>
+        <w:tc>
+          <w:tcPr>
+            <w:tcW w:type="dxa" w:w="1958"/>
+            <w:tcMar>
+              <w:top w:w="80" w:type="dxa"/>
+              <w:bottom w:w="80" w:type="dxa"/>
+              <w:left w:w="120" w:type="dxa"/>
+              <w:right w:w="120" w:type="dxa"/>
+            </w:tcMar>
+            <w:vAlign w:val="center"/>
+          </w:tcPr>
+          <w:p>
+            <w:pPr>
+              <w:spacing w:after="0"/>
+            </w:pPr>
+            <w:r>
+              <w:rPr>
+                <w:color w:val="282C34"/>
+                <w:sz w:val="18"/>
+              </w:rPr>
+              <w:t>Vishay Semiconductors 30TPS12</w:t>
+            </w:r>
+          </w:p>
+        </w:tc>
+        <w:tc>
+          <w:tcPr>
+            <w:tcW w:type="dxa" w:w="1958"/>
+            <w:tcMar>
+              <w:top w:w="80" w:type="dxa"/>
+              <w:bottom w:w="80" w:type="dxa"/>
+              <w:left w:w="120" w:type="dxa"/>
+              <w:right w:w="120" w:type="dxa"/>
+            </w:tcMar>
+            <w:vAlign w:val="center"/>
+          </w:tcPr>
+          <w:p>
+            <w:pPr>
+              <w:spacing w:after="0"/>
+            </w:pPr>
+            <w:r>
+              <w:rPr>
+                <w:i/>
+                <w:color w:val="145AA0"/>
+                <w:sz w:val="18"/>
+              </w:rPr>
+              <w:t>V_{RRM = 1200\,V, I_{T(RMS) = 30\,A, I_{T(AV) = 20\,A, I_{GT = 45\,mA, V_{TM = 1.25\,V</w:t>
+            </w:r>
+          </w:p>
+        </w:tc>
+        <w:tc>
+          <w:tcPr>
+            <w:tcW w:type="dxa" w:w="1958"/>
+            <w:tcMar>
+              <w:top w:w="80" w:type="dxa"/>
+              <w:bottom w:w="80" w:type="dxa"/>
+              <w:left w:w="120" w:type="dxa"/>
+              <w:right w:w="120" w:type="dxa"/>
+            </w:tcMar>
+            <w:vAlign w:val="center"/>
+          </w:tcPr>
+          <w:p>
+            <w:pPr>
+              <w:spacing w:after="0"/>
+            </w:pPr>
+            <w:r>
+              <w:rPr>
+                <w:i/>
+                <w:color w:val="145AA0"/>
+                <w:sz w:val="18"/>
+              </w:rPr>
+              <w:t>1200\,V</w:t>
+            </w:r>
+            <w:r>
+              <w:rPr>
+                <w:color w:val="282C34"/>
+                <w:sz w:val="18"/>
+              </w:rPr>
+              <w:t xml:space="preserve"> rating accommodates inductive kickback and </w:t>
+            </w:r>
+            <w:r>
+              <w:rPr>
+                <w:i/>
+                <w:color w:val="145AA0"/>
+                <w:sz w:val="18"/>
+              </w:rPr>
+              <w:t>2.5×</w:t>
+            </w:r>
+            <w:r>
+              <w:rPr>
+                <w:color w:val="282C34"/>
+                <w:sz w:val="18"/>
+              </w:rPr>
+              <w:t xml:space="preserve"> mains line transients.</w:t>
+            </w:r>
+          </w:p>
+        </w:tc>
+      </w:tr>
+      <w:tr>
+        <w:tc>
+          <w:tcPr>
+            <w:tcW w:type="dxa" w:w="1958"/>
+            <w:shd w:fill="F4F7F9"/>
+            <w:tcMar>
+              <w:top w:w="80" w:type="dxa"/>
+              <w:bottom w:w="80" w:type="dxa"/>
+              <w:left w:w="120" w:type="dxa"/>
+              <w:right w:w="120" w:type="dxa"/>
+            </w:tcMar>
+            <w:vAlign w:val="center"/>
+          </w:tcPr>
+          <w:p>
+            <w:pPr>
+              <w:spacing w:after="0"/>
+            </w:pPr>
+            <w:r>
+              <w:rPr>
+                <w:b/>
+                <w:color w:val="282C34"/>
+                <w:sz w:val="18"/>
+              </w:rPr>
+              <w:t>$L_{IPR1}, L_{IPR2}$</w:t>
+            </w:r>
+          </w:p>
+        </w:tc>
+        <w:tc>
+          <w:tcPr>
+            <w:tcW w:type="dxa" w:w="1958"/>
+            <w:shd w:fill="F4F7F9"/>
+            <w:tcMar>
+              <w:top w:w="80" w:type="dxa"/>
+              <w:bottom w:w="80" w:type="dxa"/>
+              <w:left w:w="120" w:type="dxa"/>
+              <w:right w:w="120" w:type="dxa"/>
+            </w:tcMar>
+            <w:vAlign w:val="center"/>
+          </w:tcPr>
+          <w:p>
+            <w:pPr>
+              <w:spacing w:after="0"/>
+            </w:pPr>
+            <w:r>
+              <w:rPr>
+                <w:color w:val="282C34"/>
+                <w:sz w:val="18"/>
+              </w:rPr>
+              <w:t>Center-Tapped Interphase Reactors</w:t>
+            </w:r>
+          </w:p>
+        </w:tc>
+        <w:tc>
+          <w:tcPr>
+            <w:tcW w:type="dxa" w:w="1958"/>
+            <w:shd w:fill="F4F7F9"/>
+            <w:tcMar>
+              <w:top w:w="80" w:type="dxa"/>
+              <w:bottom w:w="80" w:type="dxa"/>
+              <w:left w:w="120" w:type="dxa"/>
+              <w:right w:w="120" w:type="dxa"/>
+            </w:tcMar>
+            <w:vAlign w:val="center"/>
+          </w:tcPr>
+          <w:p>
+            <w:pPr>
+              <w:spacing w:after="0"/>
+            </w:pPr>
+            <w:r>
+              <w:rPr>
+                <w:color w:val="282C34"/>
+                <w:sz w:val="18"/>
+              </w:rPr>
+              <w:t>Custom Magnetics / Kool Mµ Core</w:t>
+            </w:r>
+          </w:p>
+        </w:tc>
+        <w:tc>
+          <w:tcPr>
+            <w:tcW w:type="dxa" w:w="1958"/>
+            <w:shd w:fill="F4F7F9"/>
+            <w:tcMar>
+              <w:top w:w="80" w:type="dxa"/>
+              <w:bottom w:w="80" w:type="dxa"/>
+              <w:left w:w="120" w:type="dxa"/>
+              <w:right w:w="120" w:type="dxa"/>
+            </w:tcMar>
+            <w:vAlign w:val="center"/>
+          </w:tcPr>
+          <w:p>
+            <w:pPr>
+              <w:spacing w:after="0"/>
+            </w:pPr>
+            <w:r>
+              <w:rPr>
+                <w:i/>
+                <w:color w:val="145AA0"/>
+                <w:sz w:val="18"/>
+              </w:rPr>
+              <w:t>L = 10\,mH</w:t>
+            </w:r>
+            <w:r>
+              <w:rPr>
+                <w:color w:val="282C34"/>
+                <w:sz w:val="18"/>
+              </w:rPr>
+              <w:t xml:space="preserve"> center-tapped, </w:t>
+            </w:r>
+            <w:r>
+              <w:rPr>
+                <w:i/>
+                <w:color w:val="145AA0"/>
+                <w:sz w:val="18"/>
+              </w:rPr>
+              <w:t>I_{cont = 25\,A_{RMS, I_{sat &gt; 45\,A</w:t>
+            </w:r>
+            <w:r>
+              <w:rPr>
+                <w:color w:val="282C34"/>
+                <w:sz w:val="18"/>
+              </w:rPr>
+              <w:t>, Toroidal Core</w:t>
+            </w:r>
+          </w:p>
+        </w:tc>
+        <w:tc>
+          <w:tcPr>
+            <w:tcW w:type="dxa" w:w="1958"/>
+            <w:shd w:fill="F4F7F9"/>
+            <w:tcMar>
+              <w:top w:w="80" w:type="dxa"/>
+              <w:bottom w:w="80" w:type="dxa"/>
+              <w:left w:w="120" w:type="dxa"/>
+              <w:right w:w="120" w:type="dxa"/>
+            </w:tcMar>
+            <w:vAlign w:val="center"/>
+          </w:tcPr>
+          <w:p>
+            <w:pPr>
+              <w:spacing w:after="0"/>
+            </w:pPr>
+            <w:r>
+              <w:rPr>
+                <w:color w:val="282C34"/>
+                <w:sz w:val="18"/>
+              </w:rPr>
+              <w:t xml:space="preserve">Mutual coupling factor </w:t>
+            </w:r>
+            <w:r>
+              <w:rPr>
+                <w:i/>
+                <w:color w:val="145AA0"/>
+                <w:sz w:val="18"/>
+              </w:rPr>
+              <w:t>k &gt; 0.98</w:t>
+            </w:r>
+            <w:r>
+              <w:rPr>
+                <w:color w:val="282C34"/>
+                <w:sz w:val="18"/>
+              </w:rPr>
+              <w:t xml:space="preserve"> ensures load flux cancellation while offering </w:t>
+            </w:r>
+            <w:r>
+              <w:rPr>
+                <w:i/>
+                <w:color w:val="145AA0"/>
+                <w:sz w:val="18"/>
+              </w:rPr>
+              <w:t>4L</w:t>
+            </w:r>
+            <w:r>
+              <w:rPr>
+                <w:color w:val="282C34"/>
+                <w:sz w:val="18"/>
+              </w:rPr>
+              <w:t xml:space="preserve"> impedance to circulating current.</w:t>
+            </w:r>
+          </w:p>
+        </w:tc>
+      </w:tr>
+      <w:tr>
+        <w:tc>
+          <w:tcPr>
+            <w:tcW w:type="dxa" w:w="1958"/>
+            <w:tcMar>
+              <w:top w:w="80" w:type="dxa"/>
+              <w:bottom w:w="80" w:type="dxa"/>
+              <w:left w:w="120" w:type="dxa"/>
+              <w:right w:w="120" w:type="dxa"/>
+            </w:tcMar>
+            <w:vAlign w:val="center"/>
+          </w:tcPr>
+          <w:p>
+            <w:pPr>
+              <w:spacing w:after="0"/>
+            </w:pPr>
+            <w:r>
+              <w:rPr>
+                <w:b/>
+                <w:color w:val="282C34"/>
+                <w:sz w:val="18"/>
+              </w:rPr>
+              <w:t>$TX_1 \dots TX_8$</w:t>
+            </w:r>
+          </w:p>
+        </w:tc>
+        <w:tc>
+          <w:tcPr>
+            <w:tcW w:type="dxa" w:w="1958"/>
+            <w:tcMar>
+              <w:top w:w="80" w:type="dxa"/>
+              <w:bottom w:w="80" w:type="dxa"/>
+              <w:left w:w="120" w:type="dxa"/>
+              <w:right w:w="120" w:type="dxa"/>
+            </w:tcMar>
+            <w:vAlign w:val="center"/>
+          </w:tcPr>
+          <w:p>
+            <w:pPr>
+              <w:spacing w:after="0"/>
+            </w:pPr>
+            <w:r>
+              <w:rPr>
+                <w:color w:val="282C34"/>
+                <w:sz w:val="18"/>
+              </w:rPr>
+              <w:t>Gate Pulse Transformers (8x)</w:t>
+            </w:r>
+          </w:p>
+        </w:tc>
+        <w:tc>
+          <w:tcPr>
+            <w:tcW w:type="dxa" w:w="1958"/>
+            <w:tcMar>
+              <w:top w:w="80" w:type="dxa"/>
+              <w:bottom w:w="80" w:type="dxa"/>
+              <w:left w:w="120" w:type="dxa"/>
+              <w:right w:w="120" w:type="dxa"/>
+            </w:tcMar>
+            <w:vAlign w:val="center"/>
+          </w:tcPr>
+          <w:p>
+            <w:pPr>
+              <w:spacing w:after="0"/>
+            </w:pPr>
+            <w:r>
+              <w:rPr>
+                <w:color w:val="282C34"/>
+                <w:sz w:val="18"/>
+              </w:rPr>
+              <w:t>Pulse Electronics PE-65812NL</w:t>
+            </w:r>
+          </w:p>
+        </w:tc>
+        <w:tc>
+          <w:tcPr>
+            <w:tcW w:type="dxa" w:w="1958"/>
+            <w:tcMar>
+              <w:top w:w="80" w:type="dxa"/>
+              <w:bottom w:w="80" w:type="dxa"/>
+              <w:left w:w="120" w:type="dxa"/>
+              <w:right w:w="120" w:type="dxa"/>
+            </w:tcMar>
+            <w:vAlign w:val="center"/>
+          </w:tcPr>
+          <w:p>
+            <w:pPr>
+              <w:spacing w:after="0"/>
+            </w:pPr>
+            <w:r>
+              <w:rPr>
+                <w:color w:val="282C34"/>
+                <w:sz w:val="18"/>
+              </w:rPr>
+              <w:t xml:space="preserve">Turns Ratio 1:1, </w:t>
+            </w:r>
+            <w:r>
+              <w:rPr>
+                <w:i/>
+                <w:color w:val="145AA0"/>
+                <w:sz w:val="18"/>
+              </w:rPr>
+              <w:t>V\cdot t = 50\,V\cdotµs, V_{iso = 3750\,V_{RMS, C_{ww &lt; 25\,pF</w:t>
+            </w:r>
+          </w:p>
+        </w:tc>
+        <w:tc>
+          <w:tcPr>
+            <w:tcW w:type="dxa" w:w="1958"/>
+            <w:tcMar>
+              <w:top w:w="80" w:type="dxa"/>
+              <w:bottom w:w="80" w:type="dxa"/>
+              <w:left w:w="120" w:type="dxa"/>
+              <w:right w:w="120" w:type="dxa"/>
+            </w:tcMar>
+            <w:vAlign w:val="center"/>
+          </w:tcPr>
+          <w:p>
+            <w:pPr>
+              <w:spacing w:after="0"/>
+            </w:pPr>
+            <w:r>
+              <w:rPr>
+                <w:color w:val="282C34"/>
+                <w:sz w:val="18"/>
+              </w:rPr>
+              <w:t xml:space="preserve">Ultra-low interwinding capacitance prevents </w:t>
+            </w:r>
+            <w:r>
+              <w:rPr>
+                <w:i/>
+                <w:color w:val="145AA0"/>
+                <w:sz w:val="18"/>
+              </w:rPr>
+              <w:t>dv/dt</w:t>
+            </w:r>
+            <w:r>
+              <w:rPr>
+                <w:color w:val="282C34"/>
+                <w:sz w:val="18"/>
+              </w:rPr>
+              <w:t xml:space="preserve"> transients from coupling into digital logic.</w:t>
+            </w:r>
+          </w:p>
+        </w:tc>
+      </w:tr>
+      <w:tr>
+        <w:tc>
+          <w:tcPr>
+            <w:tcW w:type="dxa" w:w="1958"/>
+            <w:shd w:fill="F4F7F9"/>
+            <w:tcMar>
+              <w:top w:w="80" w:type="dxa"/>
+              <w:bottom w:w="80" w:type="dxa"/>
+              <w:left w:w="120" w:type="dxa"/>
+              <w:right w:w="120" w:type="dxa"/>
+            </w:tcMar>
+            <w:vAlign w:val="center"/>
+          </w:tcPr>
+          <w:p>
+            <w:pPr>
+              <w:spacing w:after="0"/>
+            </w:pPr>
+            <w:r>
+              <w:rPr>
+                <w:b/>
+                <w:color w:val="282C34"/>
+                <w:sz w:val="18"/>
+              </w:rPr>
+              <w:t>$R_s, C_s$</w:t>
+            </w:r>
+          </w:p>
+        </w:tc>
+        <w:tc>
+          <w:tcPr>
+            <w:tcW w:type="dxa" w:w="1958"/>
+            <w:shd w:fill="F4F7F9"/>
+            <w:tcMar>
+              <w:top w:w="80" w:type="dxa"/>
+              <w:bottom w:w="80" w:type="dxa"/>
+              <w:left w:w="120" w:type="dxa"/>
+              <w:right w:w="120" w:type="dxa"/>
+            </w:tcMar>
+            <w:vAlign w:val="center"/>
+          </w:tcPr>
+          <w:p>
+            <w:pPr>
+              <w:spacing w:after="0"/>
+            </w:pPr>
+            <w:r>
+              <w:rPr>
+                <w:color w:val="282C34"/>
+                <w:sz w:val="18"/>
+              </w:rPr>
+              <w:t>RC Snubber Networks (4x)</w:t>
+            </w:r>
+          </w:p>
+        </w:tc>
+        <w:tc>
+          <w:tcPr>
+            <w:tcW w:type="dxa" w:w="1958"/>
+            <w:shd w:fill="F4F7F9"/>
+            <w:tcMar>
+              <w:top w:w="80" w:type="dxa"/>
+              <w:bottom w:w="80" w:type="dxa"/>
+              <w:left w:w="120" w:type="dxa"/>
+              <w:right w:w="120" w:type="dxa"/>
+            </w:tcMar>
+            <w:vAlign w:val="center"/>
+          </w:tcPr>
+          <w:p>
+            <w:pPr>
+              <w:spacing w:after="0"/>
+            </w:pPr>
+            <w:r>
+              <w:rPr>
+                <w:color w:val="282C34"/>
+                <w:sz w:val="18"/>
+              </w:rPr>
+              <w:t>TE Connectivity / KEMET PHE450</w:t>
+            </w:r>
+          </w:p>
+        </w:tc>
+        <w:tc>
+          <w:tcPr>
+            <w:tcW w:type="dxa" w:w="1958"/>
+            <w:shd w:fill="F4F7F9"/>
+            <w:tcMar>
+              <w:top w:w="80" w:type="dxa"/>
+              <w:bottom w:w="80" w:type="dxa"/>
+              <w:left w:w="120" w:type="dxa"/>
+              <w:right w:w="120" w:type="dxa"/>
+            </w:tcMar>
+            <w:vAlign w:val="center"/>
+          </w:tcPr>
+          <w:p>
+            <w:pPr>
+              <w:spacing w:after="0"/>
+            </w:pPr>
+            <w:r>
+              <w:rPr>
+                <w:i/>
+                <w:color w:val="145AA0"/>
+                <w:sz w:val="18"/>
+              </w:rPr>
+              <w:t>R = 47\,\Omega / 5\,W</w:t>
+            </w:r>
+            <w:r>
+              <w:rPr>
+                <w:color w:val="282C34"/>
+                <w:sz w:val="18"/>
+              </w:rPr>
+              <w:t xml:space="preserve"> Wirewound, </w:t>
+            </w:r>
+            <w:r>
+              <w:rPr>
+                <w:i/>
+                <w:color w:val="145AA0"/>
+                <w:sz w:val="18"/>
+              </w:rPr>
+              <w:t>C = 0.1\,µF / 630\,V</w:t>
+            </w:r>
+            <w:r>
+              <w:rPr>
+                <w:color w:val="282C34"/>
+                <w:sz w:val="18"/>
+              </w:rPr>
+              <w:t xml:space="preserve"> Metallized Polypropylene</w:t>
+            </w:r>
+          </w:p>
+        </w:tc>
+        <w:tc>
+          <w:tcPr>
+            <w:tcW w:type="dxa" w:w="1958"/>
+            <w:shd w:fill="F4F7F9"/>
+            <w:tcMar>
+              <w:top w:w="80" w:type="dxa"/>
+              <w:bottom w:w="80" w:type="dxa"/>
+              <w:left w:w="120" w:type="dxa"/>
+              <w:right w:w="120" w:type="dxa"/>
+            </w:tcMar>
+            <w:vAlign w:val="center"/>
+          </w:tcPr>
+          <w:p>
+            <w:pPr>
+              <w:spacing w:after="0"/>
+            </w:pPr>
+            <w:r>
+              <w:rPr>
+                <w:color w:val="282C34"/>
+                <w:sz w:val="18"/>
+              </w:rPr>
+              <w:t xml:space="preserve">Restricts SCR turn-off rate </w:t>
+            </w:r>
+            <w:r>
+              <w:rPr>
+                <w:i/>
+                <w:color w:val="145AA0"/>
+                <w:sz w:val="18"/>
+              </w:rPr>
+              <w:t>dv/dt &lt; 200\,V/µs</w:t>
+            </w:r>
+            <w:r>
+              <w:rPr>
+                <w:color w:val="282C34"/>
+                <w:sz w:val="18"/>
+              </w:rPr>
+              <w:t xml:space="preserve"> to prevent spurious re-triggering.</w:t>
+            </w:r>
+          </w:p>
+        </w:tc>
+      </w:tr>
+      <w:tr>
+        <w:tc>
+          <w:tcPr>
+            <w:tcW w:type="dxa" w:w="1958"/>
+            <w:tcMar>
+              <w:top w:w="80" w:type="dxa"/>
+              <w:bottom w:w="80" w:type="dxa"/>
+              <w:left w:w="120" w:type="dxa"/>
+              <w:right w:w="120" w:type="dxa"/>
+            </w:tcMar>
+            <w:vAlign w:val="center"/>
+          </w:tcPr>
+          <w:p>
+            <w:pPr>
+              <w:spacing w:after="0"/>
+            </w:pPr>
+            <w:r>
+              <w:rPr>
+                <w:b/>
+                <w:color w:val="282C34"/>
+                <w:sz w:val="18"/>
+              </w:rPr>
+              <w:t>$CS_1$</w:t>
+            </w:r>
+          </w:p>
+        </w:tc>
+        <w:tc>
+          <w:tcPr>
+            <w:tcW w:type="dxa" w:w="1958"/>
+            <w:tcMar>
+              <w:top w:w="80" w:type="dxa"/>
+              <w:bottom w:w="80" w:type="dxa"/>
+              <w:left w:w="120" w:type="dxa"/>
+              <w:right w:w="120" w:type="dxa"/>
+            </w:tcMar>
+            <w:vAlign w:val="center"/>
+          </w:tcPr>
+          <w:p>
+            <w:pPr>
+              <w:spacing w:after="0"/>
+            </w:pPr>
+            <w:r>
+              <w:rPr>
+                <w:color w:val="282C34"/>
+                <w:sz w:val="18"/>
+              </w:rPr>
+              <w:t>Closed-Loop Hall Current Sensor</w:t>
+            </w:r>
+          </w:p>
+        </w:tc>
+        <w:tc>
+          <w:tcPr>
+            <w:tcW w:type="dxa" w:w="1958"/>
+            <w:tcMar>
+              <w:top w:w="80" w:type="dxa"/>
+              <w:bottom w:w="80" w:type="dxa"/>
+              <w:left w:w="120" w:type="dxa"/>
+              <w:right w:w="120" w:type="dxa"/>
+            </w:tcMar>
+            <w:vAlign w:val="center"/>
+          </w:tcPr>
+          <w:p>
+            <w:pPr>
+              <w:spacing w:after="0"/>
+            </w:pPr>
+            <w:r>
+              <w:rPr>
+                <w:color w:val="282C34"/>
+                <w:sz w:val="18"/>
+              </w:rPr>
+              <w:t>LEM LA 25-NP</w:t>
+            </w:r>
+          </w:p>
+        </w:tc>
+        <w:tc>
+          <w:tcPr>
+            <w:tcW w:type="dxa" w:w="1958"/>
+            <w:tcMar>
+              <w:top w:w="80" w:type="dxa"/>
+              <w:bottom w:w="80" w:type="dxa"/>
+              <w:left w:w="120" w:type="dxa"/>
+              <w:right w:w="120" w:type="dxa"/>
+            </w:tcMar>
+            <w:vAlign w:val="center"/>
+          </w:tcPr>
+          <w:p>
+            <w:pPr>
+              <w:spacing w:after="0"/>
+            </w:pPr>
+            <w:r>
+              <w:rPr>
+                <w:color w:val="282C34"/>
+                <w:sz w:val="18"/>
+              </w:rPr>
+              <w:t xml:space="preserve">Nominal </w:t>
+            </w:r>
+            <w:r>
+              <w:rPr>
+                <w:i/>
+                <w:color w:val="145AA0"/>
+                <w:sz w:val="18"/>
+              </w:rPr>
+              <w:t>I_{PN = 25\,A_{RMS</w:t>
+            </w:r>
+            <w:r>
+              <w:rPr>
+                <w:color w:val="282C34"/>
+                <w:sz w:val="18"/>
+              </w:rPr>
+              <w:t xml:space="preserve">, Conversion Ratio 1:1000, Bandwidth DC to </w:t>
+            </w:r>
+            <w:r>
+              <w:rPr>
+                <w:i/>
+                <w:color w:val="145AA0"/>
+                <w:sz w:val="18"/>
+              </w:rPr>
+              <w:t>150\,kHz</w:t>
+            </w:r>
+            <w:r>
+              <w:rPr>
+                <w:color w:val="282C34"/>
+                <w:sz w:val="18"/>
+              </w:rPr>
+              <w:t xml:space="preserve">, Accuracy </w:t>
+            </w:r>
+            <w:r>
+              <w:rPr>
+                <w:i/>
+                <w:color w:val="145AA0"/>
+                <w:sz w:val="18"/>
+              </w:rPr>
+              <w:t>± 0.5\%</w:t>
+            </w:r>
+          </w:p>
+        </w:tc>
+        <w:tc>
+          <w:tcPr>
+            <w:tcW w:type="dxa" w:w="1958"/>
+            <w:tcMar>
+              <w:top w:w="80" w:type="dxa"/>
+              <w:bottom w:w="80" w:type="dxa"/>
+              <w:left w:w="120" w:type="dxa"/>
+              <w:right w:w="120" w:type="dxa"/>
+            </w:tcMar>
+            <w:vAlign w:val="center"/>
+          </w:tcPr>
+          <w:p>
+            <w:pPr>
+              <w:spacing w:after="0"/>
+            </w:pPr>
+            <w:r>
+              <w:rPr>
+                <w:color w:val="282C34"/>
+                <w:sz w:val="18"/>
+              </w:rPr>
+              <w:t>Zero phase distortion is essential for detecting exact load current zero-crossings in blocking mode.</w:t>
+            </w:r>
+          </w:p>
+        </w:tc>
+      </w:tr>
+      <w:tr>
+        <w:tc>
+          <w:tcPr>
+            <w:tcW w:type="dxa" w:w="1958"/>
+            <w:shd w:fill="F4F7F9"/>
+            <w:tcMar>
+              <w:top w:w="80" w:type="dxa"/>
+              <w:bottom w:w="80" w:type="dxa"/>
+              <w:left w:w="120" w:type="dxa"/>
+              <w:right w:w="120" w:type="dxa"/>
+            </w:tcMar>
+            <w:vAlign w:val="center"/>
+          </w:tcPr>
+          <w:p>
+            <w:pPr>
+              <w:spacing w:after="0"/>
+            </w:pPr>
+            <w:r>
+              <w:rPr>
+                <w:b/>
+                <w:color w:val="282C34"/>
+                <w:sz w:val="18"/>
+              </w:rPr>
+              <w:t>$U_{ZCD}$</w:t>
+            </w:r>
+          </w:p>
+        </w:tc>
+        <w:tc>
+          <w:tcPr>
+            <w:tcW w:type="dxa" w:w="1958"/>
+            <w:shd w:fill="F4F7F9"/>
+            <w:tcMar>
+              <w:top w:w="80" w:type="dxa"/>
+              <w:bottom w:w="80" w:type="dxa"/>
+              <w:left w:w="120" w:type="dxa"/>
+              <w:right w:w="120" w:type="dxa"/>
+            </w:tcMar>
+            <w:vAlign w:val="center"/>
+          </w:tcPr>
+          <w:p>
+            <w:pPr>
+              <w:spacing w:after="0"/>
+            </w:pPr>
+            <w:r>
+              <w:rPr>
+                <w:color w:val="282C34"/>
+                <w:sz w:val="18"/>
+              </w:rPr>
+              <w:t>AC Line Voltage Threshold Optocoupler</w:t>
+            </w:r>
+          </w:p>
+        </w:tc>
+        <w:tc>
+          <w:tcPr>
+            <w:tcW w:type="dxa" w:w="1958"/>
+            <w:shd w:fill="F4F7F9"/>
+            <w:tcMar>
+              <w:top w:w="80" w:type="dxa"/>
+              <w:bottom w:w="80" w:type="dxa"/>
+              <w:left w:w="120" w:type="dxa"/>
+              <w:right w:w="120" w:type="dxa"/>
+            </w:tcMar>
+            <w:vAlign w:val="center"/>
+          </w:tcPr>
+          <w:p>
+            <w:pPr>
+              <w:spacing w:after="0"/>
+            </w:pPr>
+            <w:r>
+              <w:rPr>
+                <w:color w:val="282C34"/>
+                <w:sz w:val="18"/>
+              </w:rPr>
+              <w:t>Broadcom HCPL-3700</w:t>
+            </w:r>
+          </w:p>
+        </w:tc>
+        <w:tc>
+          <w:tcPr>
+            <w:tcW w:type="dxa" w:w="1958"/>
+            <w:shd w:fill="F4F7F9"/>
+            <w:tcMar>
+              <w:top w:w="80" w:type="dxa"/>
+              <w:bottom w:w="80" w:type="dxa"/>
+              <w:left w:w="120" w:type="dxa"/>
+              <w:right w:w="120" w:type="dxa"/>
+            </w:tcMar>
+            <w:vAlign w:val="center"/>
+          </w:tcPr>
+          <w:p>
+            <w:pPr>
+              <w:spacing w:after="0"/>
+            </w:pPr>
+            <w:r>
+              <w:rPr>
+                <w:color w:val="282C34"/>
+                <w:sz w:val="18"/>
+              </w:rPr>
+              <w:t xml:space="preserve">Input threshold adjustable via external resistors, </w:t>
+            </w:r>
+            <w:r>
+              <w:rPr>
+                <w:i/>
+                <w:color w:val="145AA0"/>
+                <w:sz w:val="18"/>
+              </w:rPr>
+              <w:t>V_{iso = 3750\,V_{RMS</w:t>
+            </w:r>
+            <w:r>
+              <w:rPr>
+                <w:color w:val="282C34"/>
+                <w:sz w:val="18"/>
+              </w:rPr>
+              <w:t xml:space="preserve">, Hysteresis </w:t>
+            </w:r>
+            <w:r>
+              <w:rPr>
+                <w:i/>
+                <w:color w:val="145AA0"/>
+                <w:sz w:val="18"/>
+              </w:rPr>
+              <w:t>0.2\,V</w:t>
+            </w:r>
+          </w:p>
+        </w:tc>
+        <w:tc>
+          <w:tcPr>
+            <w:tcW w:type="dxa" w:w="1958"/>
+            <w:shd w:fill="F4F7F9"/>
+            <w:tcMar>
+              <w:top w:w="80" w:type="dxa"/>
+              <w:bottom w:w="80" w:type="dxa"/>
+              <w:left w:w="120" w:type="dxa"/>
+              <w:right w:w="120" w:type="dxa"/>
+            </w:tcMar>
+            <w:vAlign w:val="center"/>
+          </w:tcPr>
+          <w:p>
+            <w:pPr>
+              <w:spacing w:after="0"/>
+            </w:pPr>
+            <w:r>
+              <w:rPr>
+                <w:color w:val="282C34"/>
+                <w:sz w:val="18"/>
+              </w:rPr>
+              <w:t>Provides clean, jitter-free zero-crossing interrupts to DSP despite grid harmonic distortion.</w:t>
+            </w:r>
+          </w:p>
+        </w:tc>
+      </w:tr>
+      <w:tr>
+        <w:tc>
+          <w:tcPr>
+            <w:tcW w:type="dxa" w:w="1958"/>
+            <w:tcMar>
+              <w:top w:w="80" w:type="dxa"/>
+              <w:bottom w:w="80" w:type="dxa"/>
+              <w:left w:w="120" w:type="dxa"/>
+              <w:right w:w="120" w:type="dxa"/>
+            </w:tcMar>
+            <w:vAlign w:val="center"/>
+          </w:tcPr>
+          <w:p>
+            <w:pPr>
+              <w:spacing w:after="0"/>
+            </w:pPr>
+            <w:r>
+              <w:rPr>
+                <w:b/>
+                <w:color w:val="282C34"/>
+                <w:sz w:val="18"/>
+              </w:rPr>
+              <w:t>$MOV_1$</w:t>
+            </w:r>
+          </w:p>
+        </w:tc>
+        <w:tc>
+          <w:tcPr>
+            <w:tcW w:type="dxa" w:w="1958"/>
+            <w:tcMar>
+              <w:top w:w="80" w:type="dxa"/>
+              <w:bottom w:w="80" w:type="dxa"/>
+              <w:left w:w="120" w:type="dxa"/>
+              <w:right w:w="120" w:type="dxa"/>
+            </w:tcMar>
+            <w:vAlign w:val="center"/>
+          </w:tcPr>
+          <w:p>
+            <w:pPr>
+              <w:spacing w:after="0"/>
+            </w:pPr>
+            <w:r>
+              <w:rPr>
+                <w:color w:val="282C34"/>
+                <w:sz w:val="18"/>
+              </w:rPr>
+              <w:t>AC Input Surge Varistor</w:t>
+            </w:r>
+          </w:p>
+        </w:tc>
+        <w:tc>
+          <w:tcPr>
+            <w:tcW w:type="dxa" w:w="1958"/>
+            <w:tcMar>
+              <w:top w:w="80" w:type="dxa"/>
+              <w:bottom w:w="80" w:type="dxa"/>
+              <w:left w:w="120" w:type="dxa"/>
+              <w:right w:w="120" w:type="dxa"/>
+            </w:tcMar>
+            <w:vAlign w:val="center"/>
+          </w:tcPr>
+          <w:p>
+            <w:pPr>
+              <w:spacing w:after="0"/>
+            </w:pPr>
+            <w:r>
+              <w:rPr>
+                <w:color w:val="282C34"/>
+                <w:sz w:val="18"/>
+              </w:rPr>
+              <w:t>Littelfuse V275LA20CP</w:t>
+            </w:r>
+          </w:p>
+        </w:tc>
+        <w:tc>
+          <w:tcPr>
+            <w:tcW w:type="dxa" w:w="1958"/>
+            <w:tcMar>
+              <w:top w:w="80" w:type="dxa"/>
+              <w:bottom w:w="80" w:type="dxa"/>
+              <w:left w:w="120" w:type="dxa"/>
+              <w:right w:w="120" w:type="dxa"/>
+            </w:tcMar>
+            <w:vAlign w:val="center"/>
+          </w:tcPr>
+          <w:p>
+            <w:pPr>
+              <w:spacing w:after="0"/>
+            </w:pPr>
+            <w:r>
+              <w:rPr>
+                <w:i/>
+                <w:color w:val="145AA0"/>
+                <w:sz w:val="18"/>
+              </w:rPr>
+              <w:t>V_{RMS = 275\,V, I_{max = 6500\,A</w:t>
+            </w:r>
+            <w:r>
+              <w:rPr>
+                <w:color w:val="282C34"/>
+                <w:sz w:val="18"/>
+              </w:rPr>
+              <w:t xml:space="preserve"> (</w:t>
+            </w:r>
+            <w:r>
+              <w:rPr>
+                <w:i/>
+                <w:color w:val="145AA0"/>
+                <w:sz w:val="18"/>
+              </w:rPr>
+              <w:t>8/20\,µs</w:t>
+            </w:r>
+            <w:r>
+              <w:rPr>
+                <w:color w:val="282C34"/>
+                <w:sz w:val="18"/>
+              </w:rPr>
+              <w:t xml:space="preserve">), Energy absorption </w:t>
+            </w:r>
+            <w:r>
+              <w:rPr>
+                <w:i/>
+                <w:color w:val="145AA0"/>
+                <w:sz w:val="18"/>
+              </w:rPr>
+              <w:t>120\,J</w:t>
+            </w:r>
+          </w:p>
+        </w:tc>
+        <w:tc>
+          <w:tcPr>
+            <w:tcW w:type="dxa" w:w="1958"/>
+            <w:tcMar>
+              <w:top w:w="80" w:type="dxa"/>
+              <w:bottom w:w="80" w:type="dxa"/>
+              <w:left w:w="120" w:type="dxa"/>
+              <w:right w:w="120" w:type="dxa"/>
+            </w:tcMar>
+            <w:vAlign w:val="center"/>
+          </w:tcPr>
+          <w:p>
+            <w:pPr>
+              <w:spacing w:after="0"/>
+            </w:pPr>
+            <w:r>
+              <w:rPr>
+                <w:color w:val="282C34"/>
+                <w:sz w:val="18"/>
+              </w:rPr>
+              <w:t xml:space="preserve">Clamps incoming lightning surges and utility inductive switching transients below </w:t>
+            </w:r>
+            <w:r>
+              <w:rPr>
+                <w:i/>
+                <w:color w:val="145AA0"/>
+                <w:sz w:val="18"/>
+              </w:rPr>
+              <w:t>710\,V</w:t>
+            </w:r>
+            <w:r>
+              <w:rPr>
+                <w:color w:val="282C34"/>
+                <w:sz w:val="18"/>
+              </w:rPr>
+              <w:t>.</w:t>
             </w:r>
           </w:p>
         </w:tc>
@@ -769,21 +4535,55 @@
                 <w:color w:val="2D3748"/>
                 <w:sz w:val="18"/>
               </w:rPr>
-              <w:t xml:space="preserve">                 Interphase Reactor in Circulating Current Mode</w:t>
+              <w:t>============================================================================================</w:t>
               <w:br/>
-              <w:t xml:space="preserve">                  P-Bank ────┬──────────────┐</w:t>
+              <w:t xml:space="preserve">     EQUIVALENT CIRCUIT: CIRCULATING CURRENT COMMUTATION &amp; INTERPHASE REACTOR DYNAMICS</w:t>
               <w:br/>
-              <w:t xml:space="preserve">                             │              │</w:t>
+              <w:t>============================================================================================</w:t>
               <w:br/>
-              <w:t xml:space="preserve">                           ( L_IPR1 )     ( L_IPR2 ) Interphase Reactor (IPR)</w:t>
               <w:br/>
-              <w:t xml:space="preserve">                             │              │</w:t>
+              <w:t xml:space="preserve">          P-Bank Output (v_P) ─────────┐</w:t>
               <w:br/>
-              <w:t xml:space="preserve">                             └───┬──────┬───┘</w:t>
+              <w:t xml:space="preserve">                                       │</w:t>
               <w:br/>
-              <w:t xml:space="preserve">                                 │      │</w:t>
+              <w:t xml:space="preserve">                                      ┌┴─────────────────────────────┐</w:t>
               <w:br/>
-              <w:t xml:space="preserve">                                Load   N-Bank</w:t>
+              <w:t xml:space="preserve">                                      │ WINDING 1: N1 Turns, L1      │</w:t>
+              <w:br/>
+              <w:t xml:space="preserve">                                      │ (Carries: i_P = io/2 + icirc)│</w:t>
+              <w:br/>
+              <w:t xml:space="preserve">                                      └┬─────────────────────────────┘</w:t>
+              <w:br/>
+              <w:t xml:space="preserve">                                       │ (Dot)</w:t>
+              <w:br/>
+              <w:t xml:space="preserve">                                       ├───┬─────────────&gt; TO AC LOAD (Z_L)</w:t>
+              <w:br/>
+              <w:t xml:space="preserve">                                       │   │               (Load Current: io = i_P - i_N)</w:t>
+              <w:br/>
+              <w:t xml:space="preserve">                                       │ (Dot)</w:t>
+              <w:br/>
+              <w:t xml:space="preserve">                                      ┌┴─────────────────────────────┐</w:t>
+              <w:br/>
+              <w:t xml:space="preserve">                                      │ WINDING 2: N2 Turns, L2      │</w:t>
+              <w:br/>
+              <w:t xml:space="preserve">                                      │ (Carries: i_N = -io/2 + icirc)</w:t>
+              <w:br/>
+              <w:t xml:space="preserve">                                      └┬─────────────────────────────┘</w:t>
+              <w:br/>
+              <w:t xml:space="preserve">                                       │</w:t>
+              <w:br/>
+              <w:t xml:space="preserve">          N-Bank Output (v_N) ─────────┘</w:t>
+              <w:br/>
+              <w:br/>
+              <w:t xml:space="preserve">     MAGNETIC CORE COUPLING &amp; INDUCTANCE DYNAMICS:</w:t>
+              <w:br/>
+              <w:t xml:space="preserve">     - For Output Load Current (io): Fluxes oppose and cancel in the core (Φ_L1 = -Φ_L2)</w:t>
+              <w:br/>
+              <w:t xml:space="preserve">       ==&gt; Presents only stray leakage inductance L_leak ≈ (1 - k)·L to the load (minimal voltage drop).</w:t>
+              <w:br/>
+              <w:t xml:space="preserve">     - For Circulating Current (icirc): Fluxes aid and reinforce in the core (Φ_c1 = +Φ_c2)</w:t>
+              <w:br/>
+              <w:t xml:space="preserve">       ==&gt; Presents full mutual inductance L_circ = 2(L + M) ≈ 4L to high-frequency circulating ripple.</w:t>
             </w:r>
           </w:p>
         </w:tc>

--- a/vvdn/converters/ac-ac/cycloconverters.docx
+++ b/vvdn/converters/ac-ac/cycloconverters.docx
@@ -714,22 +714,7 @@
                 <w:color w:val="282C34"/>
                 <w:sz w:val="18"/>
               </w:rPr>
-              <w:t xml:space="preserve">Fuse </w:t>
-            </w:r>
-            <w:r>
-              <w:rPr>
-                <w:i/>
-                <w:color w:val="145AA0"/>
-                <w:sz w:val="18"/>
-              </w:rPr>
-              <w:t>F_1</w:t>
-            </w:r>
-            <w:r>
-              <w:rPr>
-                <w:color w:val="282C34"/>
-                <w:sz w:val="18"/>
-              </w:rPr>
-              <w:t xml:space="preserve"> Input</w:t>
+              <w:t>Fuse F_1 Input</w:t>
             </w:r>
           </w:p>
         </w:tc>
@@ -830,22 +815,7 @@
                 <w:color w:val="282C34"/>
                 <w:sz w:val="18"/>
               </w:rPr>
-              <w:t xml:space="preserve">Fuse </w:t>
-            </w:r>
-            <w:r>
-              <w:rPr>
-                <w:i/>
-                <w:color w:val="145AA0"/>
-                <w:sz w:val="18"/>
-              </w:rPr>
-              <w:t>F_1</w:t>
-            </w:r>
-            <w:r>
-              <w:rPr>
-                <w:color w:val="282C34"/>
-                <w:sz w:val="18"/>
-              </w:rPr>
-              <w:t xml:space="preserve"> Output</w:t>
+              <w:t>Fuse F_1 Output</w:t>
             </w:r>
           </w:p>
         </w:tc>
@@ -867,41 +837,10 @@
             </w:pPr>
             <w:r>
               <w:rPr>
-                <w:i/>
-                <w:color w:val="145AA0"/>
-                <w:sz w:val="18"/>
-              </w:rPr>
-              <w:t>T_{P1/T_{N1</w:t>
-            </w:r>
-            <w:r>
-              <w:rPr>
                 <w:color w:val="282C34"/>
                 <w:sz w:val="18"/>
               </w:rPr>
-              <w:t xml:space="preserve"> Anodes, </w:t>
-            </w:r>
-            <w:r>
-              <w:rPr>
-                <w:i/>
-                <w:color w:val="145AA0"/>
-                <w:sz w:val="18"/>
-              </w:rPr>
-              <w:t>T_{P4/T_{N4</w:t>
-            </w:r>
-            <w:r>
-              <w:rPr>
-                <w:color w:val="282C34"/>
-                <w:sz w:val="18"/>
-              </w:rPr>
-              <w:t xml:space="preserve"> Cathodes, MOV1, </w:t>
-            </w:r>
-            <w:r>
-              <w:rPr>
-                <w:i/>
-                <w:color w:val="145AA0"/>
-                <w:sz w:val="18"/>
-              </w:rPr>
-              <w:t>R_{zcd1</w:t>
+              <w:t>T_P1/T_N1 Anodes, T_P4/T_N4 Cathodes, MOV1, R_zcd1</w:t>
             </w:r>
           </w:p>
         </w:tc>
@@ -1023,41 +962,10 @@
             </w:pPr>
             <w:r>
               <w:rPr>
-                <w:i/>
-                <w:color w:val="145AA0"/>
-                <w:sz w:val="18"/>
-              </w:rPr>
-              <w:t>T_{P3/T_{N3</w:t>
-            </w:r>
-            <w:r>
-              <w:rPr>
                 <w:color w:val="282C34"/>
                 <w:sz w:val="18"/>
               </w:rPr>
-              <w:t xml:space="preserve"> Anodes, </w:t>
-            </w:r>
-            <w:r>
-              <w:rPr>
-                <w:i/>
-                <w:color w:val="145AA0"/>
-                <w:sz w:val="18"/>
-              </w:rPr>
-              <w:t>T_{P2/T_{N2</w:t>
-            </w:r>
-            <w:r>
-              <w:rPr>
-                <w:color w:val="282C34"/>
-                <w:sz w:val="18"/>
-              </w:rPr>
-              <w:t xml:space="preserve"> Cathodes, MOV1, </w:t>
-            </w:r>
-            <w:r>
-              <w:rPr>
-                <w:i/>
-                <w:color w:val="145AA0"/>
-                <w:sz w:val="18"/>
-              </w:rPr>
-              <w:t>R_{zcd2</w:t>
+              <w:t>T_P3/T_N3 Anodes, T_P2/T_N2 Cathodes, MOV1, R_zcd2</w:t>
             </w:r>
           </w:p>
         </w:tc>
@@ -1155,18 +1063,10 @@
             </w:pPr>
             <w:r>
               <w:rPr>
-                <w:i/>
-                <w:color w:val="145AA0"/>
-                <w:sz w:val="18"/>
-              </w:rPr>
-              <w:t>T_{P1, T_{P3</w:t>
-            </w:r>
-            <w:r>
-              <w:rPr>
                 <w:color w:val="282C34"/>
                 <w:sz w:val="18"/>
               </w:rPr>
-              <w:t xml:space="preserve"> Cathodes</w:t>
+              <w:t>T_P1, T_P3 Cathodes</w:t>
             </w:r>
           </w:p>
         </w:tc>
@@ -1191,37 +1091,7 @@
                 <w:color w:val="282C34"/>
                 <w:sz w:val="18"/>
               </w:rPr>
-              <w:t xml:space="preserve">Snubber </w:t>
-            </w:r>
-            <w:r>
-              <w:rPr>
-                <w:i/>
-                <w:color w:val="145AA0"/>
-                <w:sz w:val="18"/>
-              </w:rPr>
-              <w:t>R_{sp1/C_{sp1</w:t>
-            </w:r>
-            <w:r>
-              <w:rPr>
-                <w:color w:val="282C34"/>
-                <w:sz w:val="18"/>
-              </w:rPr>
-              <w:t xml:space="preserve">, Reactor </w:t>
-            </w:r>
-            <w:r>
-              <w:rPr>
-                <w:i/>
-                <w:color w:val="145AA0"/>
-                <w:sz w:val="18"/>
-              </w:rPr>
-              <w:t>L_{IPR1</w:t>
-            </w:r>
-            <w:r>
-              <w:rPr>
-                <w:color w:val="282C34"/>
-                <w:sz w:val="18"/>
-              </w:rPr>
-              <w:t xml:space="preserve"> Tap A</w:t>
+              <w:t>Snubber R_sp1/C_sp1, Reactor L_IPR1 Tap A</w:t>
             </w:r>
           </w:p>
         </w:tc>
@@ -1246,22 +1116,7 @@
                 <w:color w:val="282C34"/>
                 <w:sz w:val="18"/>
               </w:rPr>
-              <w:t>Positive converter output rail (</w:t>
-            </w:r>
-            <w:r>
-              <w:rPr>
-                <w:i/>
-                <w:color w:val="145AA0"/>
-                <w:sz w:val="18"/>
-              </w:rPr>
-              <w:t>+V_P</w:t>
-            </w:r>
-            <w:r>
-              <w:rPr>
-                <w:color w:val="282C34"/>
-                <w:sz w:val="18"/>
-              </w:rPr>
-              <w:t>)</w:t>
+              <w:t>Positive converter output rail (+V_P)</w:t>
             </w:r>
           </w:p>
         </w:tc>
@@ -1286,22 +1141,7 @@
                 <w:color w:val="282C34"/>
                 <w:sz w:val="18"/>
               </w:rPr>
-              <w:t>Delivers positive load current during output half-cycles (</w:t>
-            </w:r>
-            <w:r>
-              <w:rPr>
-                <w:i/>
-                <w:color w:val="145AA0"/>
-                <w:sz w:val="18"/>
-              </w:rPr>
-              <w:t>i_o &gt; 0</w:t>
-            </w:r>
-            <w:r>
-              <w:rPr>
-                <w:color w:val="282C34"/>
-                <w:sz w:val="18"/>
-              </w:rPr>
-              <w:t>).</w:t>
+              <w:t>Delivers positive load current during output half-cycles (i_o &gt; 0).</w:t>
             </w:r>
           </w:p>
         </w:tc>
@@ -1349,18 +1189,10 @@
             </w:pPr>
             <w:r>
               <w:rPr>
-                <w:i/>
-                <w:color w:val="145AA0"/>
-                <w:sz w:val="18"/>
-              </w:rPr>
-              <w:t>T_{P4, T_{P2</w:t>
-            </w:r>
-            <w:r>
-              <w:rPr>
                 <w:color w:val="282C34"/>
                 <w:sz w:val="18"/>
               </w:rPr>
-              <w:t xml:space="preserve"> Anodes</w:t>
+              <w:t>T_P4, T_P2 Anodes</w:t>
             </w:r>
           </w:p>
         </w:tc>
@@ -1384,37 +1216,7 @@
                 <w:color w:val="282C34"/>
                 <w:sz w:val="18"/>
               </w:rPr>
-              <w:t xml:space="preserve">Snubber </w:t>
-            </w:r>
-            <w:r>
-              <w:rPr>
-                <w:i/>
-                <w:color w:val="145AA0"/>
-                <w:sz w:val="18"/>
-              </w:rPr>
-              <w:t>R_{sp2/C_{sp2</w:t>
-            </w:r>
-            <w:r>
-              <w:rPr>
-                <w:color w:val="282C34"/>
-                <w:sz w:val="18"/>
-              </w:rPr>
-              <w:t xml:space="preserve">, Reactor </w:t>
-            </w:r>
-            <w:r>
-              <w:rPr>
-                <w:i/>
-                <w:color w:val="145AA0"/>
-                <w:sz w:val="18"/>
-              </w:rPr>
-              <w:t>L_{IPR2</w:t>
-            </w:r>
-            <w:r>
-              <w:rPr>
-                <w:color w:val="282C34"/>
-                <w:sz w:val="18"/>
-              </w:rPr>
-              <w:t xml:space="preserve"> Tap A</w:t>
+              <w:t>Snubber R_sp2/C_sp2, Reactor L_IPR2 Tap A</w:t>
             </w:r>
           </w:p>
         </w:tc>
@@ -1512,18 +1314,10 @@
             </w:pPr>
             <w:r>
               <w:rPr>
-                <w:i/>
-                <w:color w:val="145AA0"/>
-                <w:sz w:val="18"/>
-              </w:rPr>
-              <w:t>T_{N4, T_{N2</w:t>
-            </w:r>
-            <w:r>
-              <w:rPr>
                 <w:color w:val="282C34"/>
                 <w:sz w:val="18"/>
               </w:rPr>
-              <w:t xml:space="preserve"> Cathodes</w:t>
+              <w:t>T_N4, T_N2 Cathodes</w:t>
             </w:r>
           </w:p>
         </w:tc>
@@ -1548,37 +1342,7 @@
                 <w:color w:val="282C34"/>
                 <w:sz w:val="18"/>
               </w:rPr>
-              <w:t xml:space="preserve">Snubber </w:t>
-            </w:r>
-            <w:r>
-              <w:rPr>
-                <w:i/>
-                <w:color w:val="145AA0"/>
-                <w:sz w:val="18"/>
-              </w:rPr>
-              <w:t>R_{sn2/C_{sn2</w:t>
-            </w:r>
-            <w:r>
-              <w:rPr>
-                <w:color w:val="282C34"/>
-                <w:sz w:val="18"/>
-              </w:rPr>
-              <w:t xml:space="preserve">, Reactor </w:t>
-            </w:r>
-            <w:r>
-              <w:rPr>
-                <w:i/>
-                <w:color w:val="145AA0"/>
-                <w:sz w:val="18"/>
-              </w:rPr>
-              <w:t>L_{IPR2</w:t>
-            </w:r>
-            <w:r>
-              <w:rPr>
-                <w:color w:val="282C34"/>
-                <w:sz w:val="18"/>
-              </w:rPr>
-              <w:t xml:space="preserve"> Tap B</w:t>
+              <w:t>Snubber R_sn2/C_sn2, Reactor L_IPR2 Tap B</w:t>
             </w:r>
           </w:p>
         </w:tc>
@@ -1628,22 +1392,7 @@
                 <w:color w:val="282C34"/>
                 <w:sz w:val="18"/>
               </w:rPr>
-              <w:t>Provides return path for negative load current (</w:t>
-            </w:r>
-            <w:r>
-              <w:rPr>
-                <w:i/>
-                <w:color w:val="145AA0"/>
-                <w:sz w:val="18"/>
-              </w:rPr>
-              <w:t>i_o &lt; 0</w:t>
-            </w:r>
-            <w:r>
-              <w:rPr>
-                <w:color w:val="282C34"/>
-                <w:sz w:val="18"/>
-              </w:rPr>
-              <w:t>).</w:t>
+              <w:t>Provides return path for negative load current (i_o &lt; 0).</w:t>
             </w:r>
           </w:p>
         </w:tc>
@@ -1691,18 +1440,10 @@
             </w:pPr>
             <w:r>
               <w:rPr>
-                <w:i/>
-                <w:color w:val="145AA0"/>
-                <w:sz w:val="18"/>
-              </w:rPr>
-              <w:t>T_{N1, T_{N3</w:t>
-            </w:r>
-            <w:r>
-              <w:rPr>
                 <w:color w:val="282C34"/>
                 <w:sz w:val="18"/>
               </w:rPr>
-              <w:t xml:space="preserve"> Anodes</w:t>
+              <w:t>T_N1, T_N3 Anodes</w:t>
             </w:r>
           </w:p>
         </w:tc>
@@ -1726,37 +1467,7 @@
                 <w:color w:val="282C34"/>
                 <w:sz w:val="18"/>
               </w:rPr>
-              <w:t xml:space="preserve">Snubber </w:t>
-            </w:r>
-            <w:r>
-              <w:rPr>
-                <w:i/>
-                <w:color w:val="145AA0"/>
-                <w:sz w:val="18"/>
-              </w:rPr>
-              <w:t>R_{sn1/C_{sn1</w:t>
-            </w:r>
-            <w:r>
-              <w:rPr>
-                <w:color w:val="282C34"/>
-                <w:sz w:val="18"/>
-              </w:rPr>
-              <w:t xml:space="preserve">, Reactor </w:t>
-            </w:r>
-            <w:r>
-              <w:rPr>
-                <w:i/>
-                <w:color w:val="145AA0"/>
-                <w:sz w:val="18"/>
-              </w:rPr>
-              <w:t>L_{IPR1</w:t>
-            </w:r>
-            <w:r>
-              <w:rPr>
-                <w:color w:val="282C34"/>
-                <w:sz w:val="18"/>
-              </w:rPr>
-              <w:t xml:space="preserve"> Tap B</w:t>
+              <w:t>Snubber R_sn1/C_sn1, Reactor L_IPR1 Tap B</w:t>
             </w:r>
           </w:p>
         </w:tc>
@@ -1780,22 +1491,7 @@
                 <w:color w:val="282C34"/>
                 <w:sz w:val="18"/>
               </w:rPr>
-              <w:t>Negative converter negative rail (</w:t>
-            </w:r>
-            <w:r>
-              <w:rPr>
-                <w:i/>
-                <w:color w:val="145AA0"/>
-                <w:sz w:val="18"/>
-              </w:rPr>
-              <w:t>-V_N</w:t>
-            </w:r>
-            <w:r>
-              <w:rPr>
-                <w:color w:val="282C34"/>
-                <w:sz w:val="18"/>
-              </w:rPr>
-              <w:t>)</w:t>
+              <w:t>Negative converter negative rail (-V_N)</w:t>
             </w:r>
           </w:p>
         </w:tc>
@@ -1869,18 +1565,10 @@
             </w:pPr>
             <w:r>
               <w:rPr>
-                <w:i/>
-                <w:color w:val="145AA0"/>
-                <w:sz w:val="18"/>
-              </w:rPr>
-              <w:t>L_{IPR1</w:t>
-            </w:r>
-            <w:r>
-              <w:rPr>
                 <w:color w:val="282C34"/>
                 <w:sz w:val="18"/>
               </w:rPr>
-              <w:t xml:space="preserve"> Center Tap</w:t>
+              <w:t>L_IPR1 Center Tap</w:t>
             </w:r>
           </w:p>
         </w:tc>
@@ -2003,18 +1691,10 @@
             </w:pPr>
             <w:r>
               <w:rPr>
-                <w:i/>
-                <w:color w:val="145AA0"/>
-                <w:sz w:val="18"/>
-              </w:rPr>
-              <w:t>L_{IPR2</w:t>
-            </w:r>
-            <w:r>
-              <w:rPr>
                 <w:color w:val="282C34"/>
                 <w:sz w:val="18"/>
               </w:rPr>
-              <w:t xml:space="preserve"> Center Tap</w:t>
+              <w:t>L_IPR2 Center Tap</w:t>
             </w:r>
           </w:p>
         </w:tc>
@@ -2139,15 +1819,7 @@
                 <w:color w:val="282C34"/>
                 <w:sz w:val="18"/>
               </w:rPr>
-              <w:t xml:space="preserve">Pulse XFMRs </w:t>
-            </w:r>
-            <w:r>
-              <w:rPr>
-                <w:i/>
-                <w:color w:val="145AA0"/>
-                <w:sz w:val="18"/>
-              </w:rPr>
-              <w:t>TX_1 \dots TX_4</w:t>
+              <w:t>Pulse XFMRs TX_1 ... TX_4</w:t>
             </w:r>
           </w:p>
         </w:tc>
@@ -2169,18 +1841,10 @@
             </w:pPr>
             <w:r>
               <w:rPr>
-                <w:i/>
-                <w:color w:val="145AA0"/>
-                <w:sz w:val="18"/>
-              </w:rPr>
-              <w:t>T_{P1 \dots T_{P4</w:t>
-            </w:r>
-            <w:r>
-              <w:rPr>
                 <w:color w:val="282C34"/>
                 <w:sz w:val="18"/>
               </w:rPr>
-              <w:t xml:space="preserve"> Gates/Cathodes</w:t>
+              <w:t>T_P1 ... T_P4 Gates/Cathodes</w:t>
             </w:r>
           </w:p>
         </w:tc>
@@ -2230,22 +1894,7 @@
                 <w:color w:val="282C34"/>
                 <w:sz w:val="18"/>
               </w:rPr>
-              <w:t xml:space="preserve">1:1 pulse transformers with </w:t>
-            </w:r>
-            <w:r>
-              <w:rPr>
-                <w:i/>
-                <w:color w:val="145AA0"/>
-                <w:sz w:val="18"/>
-              </w:rPr>
-              <w:t>3.75\,kV</w:t>
-            </w:r>
-            <w:r>
-              <w:rPr>
-                <w:color w:val="282C34"/>
-                <w:sz w:val="18"/>
-              </w:rPr>
-              <w:t xml:space="preserve"> isolation driven by DSP PWM pulse trains.</w:t>
+              <w:t>1:1 pulse transformers with 3.75 kV isolation driven by DSP PWM pulse trains.</w:t>
             </w:r>
           </w:p>
         </w:tc>
@@ -2296,15 +1945,7 @@
                 <w:color w:val="282C34"/>
                 <w:sz w:val="18"/>
               </w:rPr>
-              <w:t xml:space="preserve">Pulse XFMRs </w:t>
-            </w:r>
-            <w:r>
-              <w:rPr>
-                <w:i/>
-                <w:color w:val="145AA0"/>
-                <w:sz w:val="18"/>
-              </w:rPr>
-              <w:t>TX_5 \dots TX_8</w:t>
+              <w:t>Pulse XFMRs TX_5 ... TX_8</w:t>
             </w:r>
           </w:p>
         </w:tc>
@@ -2325,18 +1966,10 @@
             </w:pPr>
             <w:r>
               <w:rPr>
-                <w:i/>
-                <w:color w:val="145AA0"/>
-                <w:sz w:val="18"/>
-              </w:rPr>
-              <w:t>T_{N1 \dots T_{N4</w:t>
-            </w:r>
-            <w:r>
-              <w:rPr>
                 <w:color w:val="282C34"/>
                 <w:sz w:val="18"/>
               </w:rPr>
-              <w:t xml:space="preserve"> Gates/Cathodes</w:t>
+              <w:t>T_N1 ... T_N4 Gates/Cathodes</w:t>
             </w:r>
           </w:p>
         </w:tc>
@@ -2384,22 +2017,7 @@
                 <w:color w:val="282C34"/>
                 <w:sz w:val="18"/>
               </w:rPr>
-              <w:t xml:space="preserve">Anti-parallel firing angle maintained at </w:t>
-            </w:r>
-            <w:r>
-              <w:rPr>
-                <w:i/>
-                <w:color w:val="145AA0"/>
-                <w:sz w:val="18"/>
-              </w:rPr>
-              <w:t>\alpha_N = 180^\circ - \alpha_P</w:t>
-            </w:r>
-            <w:r>
-              <w:rPr>
-                <w:color w:val="282C34"/>
-                <w:sz w:val="18"/>
-              </w:rPr>
-              <w:t xml:space="preserve"> in circulating mode.</w:t>
+              <w:t>Anti-parallel firing angle maintained at α_N = 180° - α_P in circulating mode.</w:t>
             </w:r>
           </w:p>
         </w:tc>
@@ -2527,22 +2145,7 @@
                 <w:color w:val="282C34"/>
                 <w:sz w:val="18"/>
               </w:rPr>
-              <w:t xml:space="preserve">Filters line noise and notches to establish exact </w:t>
-            </w:r>
-            <w:r>
-              <w:rPr>
-                <w:i/>
-                <w:color w:val="145AA0"/>
-                <w:sz w:val="18"/>
-              </w:rPr>
-              <w:t>\alpha = 0^\circ</w:t>
-            </w:r>
-            <w:r>
-              <w:rPr>
-                <w:color w:val="282C34"/>
-                <w:sz w:val="18"/>
-              </w:rPr>
-              <w:t xml:space="preserve"> reference point.</w:t>
+              <w:t>Filters line noise and notches to establish exact α = 0° reference point.</w:t>
             </w:r>
           </w:p>
         </w:tc>
@@ -2617,37 +2220,7 @@
                 <w:color w:val="282C34"/>
                 <w:sz w:val="18"/>
               </w:rPr>
-              <w:t xml:space="preserve">Precision Resistor </w:t>
-            </w:r>
-            <w:r>
-              <w:rPr>
-                <w:i/>
-                <w:color w:val="145AA0"/>
-                <w:sz w:val="18"/>
-              </w:rPr>
-              <w:t>R_m</w:t>
-            </w:r>
-            <w:r>
-              <w:rPr>
-                <w:color w:val="282C34"/>
-                <w:sz w:val="18"/>
-              </w:rPr>
-              <w:t xml:space="preserve"> (</w:t>
-            </w:r>
-            <w:r>
-              <w:rPr>
-                <w:i/>
-                <w:color w:val="145AA0"/>
-                <w:sz w:val="18"/>
-              </w:rPr>
-              <w:t>100\,\Omega</w:t>
-            </w:r>
-            <w:r>
-              <w:rPr>
-                <w:color w:val="282C34"/>
-                <w:sz w:val="18"/>
-              </w:rPr>
-              <w:t>) to DSP ADC</w:t>
+              <w:t>Precision Resistor R_m (100 Ω) to DSP ADC</w:t>
             </w:r>
           </w:p>
         </w:tc>
@@ -2890,7 +2463,7 @@
                 <w:color w:val="282C34"/>
                 <w:sz w:val="18"/>
               </w:rPr>
-              <w:t>$T_{P1..P4}, T_{N1..N4}$</w:t>
+              <w:t>T_P1..P4, T_N1..N4</w:t>
             </w:r>
           </w:p>
         </w:tc>
@@ -2959,11 +2532,10 @@
             </w:pPr>
             <w:r>
               <w:rPr>
-                <w:i/>
-                <w:color w:val="145AA0"/>
+                <w:color w:val="282C34"/>
                 <w:sz w:val="18"/>
               </w:rPr>
-              <w:t>V_{RRM = 1200\,V, I_{T(RMS) = 30\,A, I_{T(AV) = 20\,A, I_{GT = 45\,mA, V_{TM = 1.25\,V</w:t>
+              <w:t>V_RRM = 1200 V, I_T(RMS) = 30 A, I_T(AV) = 20 A, I_GT = 45 mA, V_TM = 1.25 V</w:t>
             </w:r>
           </w:p>
         </w:tc>
@@ -2984,33 +2556,10 @@
             </w:pPr>
             <w:r>
               <w:rPr>
-                <w:i/>
-                <w:color w:val="145AA0"/>
-                <w:sz w:val="18"/>
-              </w:rPr>
-              <w:t>1200\,V</w:t>
-            </w:r>
-            <w:r>
-              <w:rPr>
                 <w:color w:val="282C34"/>
                 <w:sz w:val="18"/>
               </w:rPr>
-              <w:t xml:space="preserve"> rating accommodates inductive kickback and </w:t>
-            </w:r>
-            <w:r>
-              <w:rPr>
-                <w:i/>
-                <w:color w:val="145AA0"/>
-                <w:sz w:val="18"/>
-              </w:rPr>
-              <w:t>2.5×</w:t>
-            </w:r>
-            <w:r>
-              <w:rPr>
-                <w:color w:val="282C34"/>
-                <w:sz w:val="18"/>
-              </w:rPr>
-              <w:t xml:space="preserve"> mains line transients.</w:t>
+              <w:t>1200 V rating accommodates inductive kickback and 2.5* mains line transients.</w:t>
             </w:r>
           </w:p>
         </w:tc>
@@ -3038,7 +2587,7 @@
                 <w:color w:val="282C34"/>
                 <w:sz w:val="18"/>
               </w:rPr>
-              <w:t>$L_{IPR1}, L_{IPR2}$</w:t>
+              <w:t>L_IPR1, L_IPR2</w:t>
             </w:r>
           </w:p>
         </w:tc>
@@ -3110,33 +2659,10 @@
             </w:pPr>
             <w:r>
               <w:rPr>
-                <w:i/>
-                <w:color w:val="145AA0"/>
-                <w:sz w:val="18"/>
-              </w:rPr>
-              <w:t>L = 10\,mH</w:t>
-            </w:r>
-            <w:r>
-              <w:rPr>
                 <w:color w:val="282C34"/>
                 <w:sz w:val="18"/>
               </w:rPr>
-              <w:t xml:space="preserve"> center-tapped, </w:t>
-            </w:r>
-            <w:r>
-              <w:rPr>
-                <w:i/>
-                <w:color w:val="145AA0"/>
-                <w:sz w:val="18"/>
-              </w:rPr>
-              <w:t>I_{cont = 25\,A_{RMS, I_{sat &gt; 45\,A</w:t>
-            </w:r>
-            <w:r>
-              <w:rPr>
-                <w:color w:val="282C34"/>
-                <w:sz w:val="18"/>
-              </w:rPr>
-              <w:t>, Toroidal Core</w:t>
+              <w:t>L = 10 mH center-tapped, I_cont = 25 A_RMS, I_sat &gt; 45 A, Toroidal Core</w:t>
             </w:r>
           </w:p>
         </w:tc>
@@ -3161,37 +2687,7 @@
                 <w:color w:val="282C34"/>
                 <w:sz w:val="18"/>
               </w:rPr>
-              <w:t xml:space="preserve">Mutual coupling factor </w:t>
-            </w:r>
-            <w:r>
-              <w:rPr>
-                <w:i/>
-                <w:color w:val="145AA0"/>
-                <w:sz w:val="18"/>
-              </w:rPr>
-              <w:t>k &gt; 0.98</w:t>
-            </w:r>
-            <w:r>
-              <w:rPr>
-                <w:color w:val="282C34"/>
-                <w:sz w:val="18"/>
-              </w:rPr>
-              <w:t xml:space="preserve"> ensures load flux cancellation while offering </w:t>
-            </w:r>
-            <w:r>
-              <w:rPr>
-                <w:i/>
-                <w:color w:val="145AA0"/>
-                <w:sz w:val="18"/>
-              </w:rPr>
-              <w:t>4L</w:t>
-            </w:r>
-            <w:r>
-              <w:rPr>
-                <w:color w:val="282C34"/>
-                <w:sz w:val="18"/>
-              </w:rPr>
-              <w:t xml:space="preserve"> impedance to circulating current.</w:t>
+              <w:t>Mutual coupling factor k &gt; 0.98 ensures load flux cancellation while offering 4L impedance to circulating current.</w:t>
             </w:r>
           </w:p>
         </w:tc>
@@ -3218,7 +2714,7 @@
                 <w:color w:val="282C34"/>
                 <w:sz w:val="18"/>
               </w:rPr>
-              <w:t>$TX_1 \dots TX_8$</w:t>
+              <w:t>TX_1 ... TX_8</w:t>
             </w:r>
           </w:p>
         </w:tc>
@@ -3290,15 +2786,22 @@
                 <w:color w:val="282C34"/>
                 <w:sz w:val="18"/>
               </w:rPr>
-              <w:t xml:space="preserve">Turns Ratio 1:1, </w:t>
+              <w:t>Turns Ratio 1:1, V</w:t>
             </w:r>
             <w:r>
               <w:rPr>
                 <w:i/>
-                <w:color w:val="145AA0"/>
+                <w:color w:val="282C34"/>
                 <w:sz w:val="18"/>
               </w:rPr>
-              <w:t>V\cdot t = 50\,V\cdotµs, V_{iso = 3750\,V_{RMS, C_{ww &lt; 25\,pF</w:t>
+              <w:t xml:space="preserve"> t = 50 V</w:t>
+            </w:r>
+            <w:r>
+              <w:rPr>
+                <w:color w:val="282C34"/>
+                <w:sz w:val="18"/>
+              </w:rPr>
+              <w:t>µs, V_iso = 3750 V_RMS, C_ww &lt; 25 pF</w:t>
             </w:r>
           </w:p>
         </w:tc>
@@ -3322,22 +2825,7 @@
                 <w:color w:val="282C34"/>
                 <w:sz w:val="18"/>
               </w:rPr>
-              <w:t xml:space="preserve">Ultra-low interwinding capacitance prevents </w:t>
-            </w:r>
-            <w:r>
-              <w:rPr>
-                <w:i/>
-                <w:color w:val="145AA0"/>
-                <w:sz w:val="18"/>
-              </w:rPr>
-              <w:t>dv/dt</w:t>
-            </w:r>
-            <w:r>
-              <w:rPr>
-                <w:color w:val="282C34"/>
-                <w:sz w:val="18"/>
-              </w:rPr>
-              <w:t xml:space="preserve"> transients from coupling into digital logic.</w:t>
+              <w:t>Ultra-low interwinding capacitance prevents dv/dt transients from coupling into digital logic.</w:t>
             </w:r>
           </w:p>
         </w:tc>
@@ -3365,7 +2853,7 @@
                 <w:color w:val="282C34"/>
                 <w:sz w:val="18"/>
               </w:rPr>
-              <w:t>$R_s, C_s$</w:t>
+              <w:t>R_s, C_s</w:t>
             </w:r>
           </w:p>
         </w:tc>
@@ -3437,33 +2925,10 @@
             </w:pPr>
             <w:r>
               <w:rPr>
-                <w:i/>
-                <w:color w:val="145AA0"/>
-                <w:sz w:val="18"/>
-              </w:rPr>
-              <w:t>R = 47\,\Omega / 5\,W</w:t>
-            </w:r>
-            <w:r>
-              <w:rPr>
                 <w:color w:val="282C34"/>
                 <w:sz w:val="18"/>
               </w:rPr>
-              <w:t xml:space="preserve"> Wirewound, </w:t>
-            </w:r>
-            <w:r>
-              <w:rPr>
-                <w:i/>
-                <w:color w:val="145AA0"/>
-                <w:sz w:val="18"/>
-              </w:rPr>
-              <w:t>C = 0.1\,µF / 630\,V</w:t>
-            </w:r>
-            <w:r>
-              <w:rPr>
-                <w:color w:val="282C34"/>
-                <w:sz w:val="18"/>
-              </w:rPr>
-              <w:t xml:space="preserve"> Metallized Polypropylene</w:t>
+              <w:t>R = 47 Ω / 5 W Wirewound, C = 0.1 µF / 630 V Metallized Polypropylene</w:t>
             </w:r>
           </w:p>
         </w:tc>
@@ -3488,22 +2953,7 @@
                 <w:color w:val="282C34"/>
                 <w:sz w:val="18"/>
               </w:rPr>
-              <w:t xml:space="preserve">Restricts SCR turn-off rate </w:t>
-            </w:r>
-            <w:r>
-              <w:rPr>
-                <w:i/>
-                <w:color w:val="145AA0"/>
-                <w:sz w:val="18"/>
-              </w:rPr>
-              <w:t>dv/dt &lt; 200\,V/µs</w:t>
-            </w:r>
-            <w:r>
-              <w:rPr>
-                <w:color w:val="282C34"/>
-                <w:sz w:val="18"/>
-              </w:rPr>
-              <w:t xml:space="preserve"> to prevent spurious re-triggering.</w:t>
+              <w:t>Restricts SCR turn-off rate dv/dt &lt; 200 V/µs to prevent spurious re-triggering.</w:t>
             </w:r>
           </w:p>
         </w:tc>
@@ -3530,7 +2980,7 @@
                 <w:color w:val="282C34"/>
                 <w:sz w:val="18"/>
               </w:rPr>
-              <w:t>$CS_1$</w:t>
+              <w:t>CS_1</w:t>
             </w:r>
           </w:p>
         </w:tc>
@@ -3602,45 +3052,7 @@
                 <w:color w:val="282C34"/>
                 <w:sz w:val="18"/>
               </w:rPr>
-              <w:t xml:space="preserve">Nominal </w:t>
-            </w:r>
-            <w:r>
-              <w:rPr>
-                <w:i/>
-                <w:color w:val="145AA0"/>
-                <w:sz w:val="18"/>
-              </w:rPr>
-              <w:t>I_{PN = 25\,A_{RMS</w:t>
-            </w:r>
-            <w:r>
-              <w:rPr>
-                <w:color w:val="282C34"/>
-                <w:sz w:val="18"/>
-              </w:rPr>
-              <w:t xml:space="preserve">, Conversion Ratio 1:1000, Bandwidth DC to </w:t>
-            </w:r>
-            <w:r>
-              <w:rPr>
-                <w:i/>
-                <w:color w:val="145AA0"/>
-                <w:sz w:val="18"/>
-              </w:rPr>
-              <w:t>150\,kHz</w:t>
-            </w:r>
-            <w:r>
-              <w:rPr>
-                <w:color w:val="282C34"/>
-                <w:sz w:val="18"/>
-              </w:rPr>
-              <w:t xml:space="preserve">, Accuracy </w:t>
-            </w:r>
-            <w:r>
-              <w:rPr>
-                <w:i/>
-                <w:color w:val="145AA0"/>
-                <w:sz w:val="18"/>
-              </w:rPr>
-              <w:t>± 0.5\%</w:t>
+              <w:t>Nominal I_PN = 25 A_RMS, Conversion Ratio 1:1000, Bandwidth DC to 150 kHz, Accuracy ± 0.5\%</w:t>
             </w:r>
           </w:p>
         </w:tc>
@@ -3692,7 +3104,7 @@
                 <w:color w:val="282C34"/>
                 <w:sz w:val="18"/>
               </w:rPr>
-              <w:t>$U_{ZCD}$</w:t>
+              <w:t>U_ZCD</w:t>
             </w:r>
           </w:p>
         </w:tc>
@@ -3767,30 +3179,7 @@
                 <w:color w:val="282C34"/>
                 <w:sz w:val="18"/>
               </w:rPr>
-              <w:t xml:space="preserve">Input threshold adjustable via external resistors, </w:t>
-            </w:r>
-            <w:r>
-              <w:rPr>
-                <w:i/>
-                <w:color w:val="145AA0"/>
-                <w:sz w:val="18"/>
-              </w:rPr>
-              <w:t>V_{iso = 3750\,V_{RMS</w:t>
-            </w:r>
-            <w:r>
-              <w:rPr>
-                <w:color w:val="282C34"/>
-                <w:sz w:val="18"/>
-              </w:rPr>
-              <w:t xml:space="preserve">, Hysteresis </w:t>
-            </w:r>
-            <w:r>
-              <w:rPr>
-                <w:i/>
-                <w:color w:val="145AA0"/>
-                <w:sz w:val="18"/>
-              </w:rPr>
-              <w:t>0.2\,V</w:t>
+              <w:t>Input threshold adjustable via external resistors, V_iso = 3750 V_RMS, Hysteresis 0.2 V</w:t>
             </w:r>
           </w:p>
         </w:tc>
@@ -3842,7 +3231,7 @@
                 <w:color w:val="282C34"/>
                 <w:sz w:val="18"/>
               </w:rPr>
-              <w:t>$MOV_1$</w:t>
+              <w:t>MOV_1</w:t>
             </w:r>
           </w:p>
         </w:tc>
@@ -3911,41 +3300,10 @@
             </w:pPr>
             <w:r>
               <w:rPr>
-                <w:i/>
-                <w:color w:val="145AA0"/>
-                <w:sz w:val="18"/>
-              </w:rPr>
-              <w:t>V_{RMS = 275\,V, I_{max = 6500\,A</w:t>
-            </w:r>
-            <w:r>
-              <w:rPr>
                 <w:color w:val="282C34"/>
                 <w:sz w:val="18"/>
               </w:rPr>
-              <w:t xml:space="preserve"> (</w:t>
-            </w:r>
-            <w:r>
-              <w:rPr>
-                <w:i/>
-                <w:color w:val="145AA0"/>
-                <w:sz w:val="18"/>
-              </w:rPr>
-              <w:t>8/20\,µs</w:t>
-            </w:r>
-            <w:r>
-              <w:rPr>
-                <w:color w:val="282C34"/>
-                <w:sz w:val="18"/>
-              </w:rPr>
-              <w:t xml:space="preserve">), Energy absorption </w:t>
-            </w:r>
-            <w:r>
-              <w:rPr>
-                <w:i/>
-                <w:color w:val="145AA0"/>
-                <w:sz w:val="18"/>
-              </w:rPr>
-              <w:t>120\,J</w:t>
+              <w:t>V_RMS = 275 V, I_max = 6500 A (8/20 µs), Energy absorption 120 J</w:t>
             </w:r>
           </w:p>
         </w:tc>
@@ -3969,22 +3327,7 @@
                 <w:color w:val="282C34"/>
                 <w:sz w:val="18"/>
               </w:rPr>
-              <w:t xml:space="preserve">Clamps incoming lightning surges and utility inductive switching transients below </w:t>
-            </w:r>
-            <w:r>
-              <w:rPr>
-                <w:i/>
-                <w:color w:val="145AA0"/>
-                <w:sz w:val="18"/>
-              </w:rPr>
-              <w:t>710\,V</w:t>
-            </w:r>
-            <w:r>
-              <w:rPr>
-                <w:color w:val="282C34"/>
-                <w:sz w:val="18"/>
-              </w:rPr>
-              <w:t>.</w:t>
+              <w:t>Clamps incoming lightning surges and utility inductive switching transients below 710 V.</w:t>
             </w:r>
           </w:p>
         </w:tc>
@@ -4016,7 +3359,7 @@
           <w:color w:val="282C34"/>
           <w:sz w:val="21"/>
         </w:rPr>
-        <w:t>Positive Half-Cycle of Output ($f_o$)</w:t>
+        <w:t>Positive Half-Cycle of Output (f_o)</w:t>
       </w:r>
       <w:r>
         <w:rPr>
@@ -4052,22 +3395,7 @@
           <w:color w:val="282C34"/>
           <w:sz w:val="21"/>
         </w:rPr>
-        <w:t xml:space="preserve"> thyristors (</w:t>
-      </w:r>
-      <w:r>
-        <w:rPr>
-          <w:i/>
-          <w:color w:val="145AA0"/>
-          <w:sz w:val="21"/>
-        </w:rPr>
-        <w:t>T_1 \dots T_4</w:t>
-      </w:r>
-      <w:r>
-        <w:rPr>
-          <w:color w:val="282C34"/>
-          <w:sz w:val="21"/>
-        </w:rPr>
-        <w:t>) are triggered in phase-controlled fashion.</w:t>
+        <w:t xml:space="preserve"> thyristors (T_1 ... T_4) are triggered in phase-controlled fashion.</w:t>
       </w:r>
     </w:p>
     <w:p>
@@ -4081,22 +3409,7 @@
           <w:color w:val="282C34"/>
           <w:sz w:val="21"/>
         </w:rPr>
-        <w:t>P-bank supplies positive load current (</w:t>
-      </w:r>
-      <w:r>
-        <w:rPr>
-          <w:i/>
-          <w:color w:val="145AA0"/>
-          <w:sz w:val="21"/>
-        </w:rPr>
-        <w:t>i_o &gt; 0</w:t>
-      </w:r>
-      <w:r>
-        <w:rPr>
-          <w:color w:val="282C34"/>
-          <w:sz w:val="21"/>
-        </w:rPr>
-        <w:t>).</w:t>
+        <w:t>P-bank supplies positive load current (i_o &gt; 0).</w:t>
       </w:r>
     </w:p>
     <w:p>
@@ -4125,7 +3438,7 @@
           <w:color w:val="282C34"/>
           <w:sz w:val="21"/>
         </w:rPr>
-        <w:t>Negative Half-Cycle of Output ($f_o$)</w:t>
+        <w:t>Negative Half-Cycle of Output (f_o)</w:t>
       </w:r>
       <w:r>
         <w:rPr>
@@ -4161,22 +3474,7 @@
           <w:color w:val="282C34"/>
           <w:sz w:val="21"/>
         </w:rPr>
-        <w:t xml:space="preserve"> thyristors (</w:t>
-      </w:r>
-      <w:r>
-        <w:rPr>
-          <w:i/>
-          <w:color w:val="145AA0"/>
-          <w:sz w:val="21"/>
-        </w:rPr>
-        <w:t>T_1' \dots T_4'</w:t>
-      </w:r>
-      <w:r>
-        <w:rPr>
-          <w:color w:val="282C34"/>
-          <w:sz w:val="21"/>
-        </w:rPr>
-        <w:t>) are triggered.</w:t>
+        <w:t xml:space="preserve"> thyristors (T_1' ... T_4') are triggered.</w:t>
       </w:r>
     </w:p>
     <w:p>
@@ -4190,22 +3488,7 @@
           <w:color w:val="282C34"/>
           <w:sz w:val="21"/>
         </w:rPr>
-        <w:t>N-bank conducts negative load current (</w:t>
-      </w:r>
-      <w:r>
-        <w:rPr>
-          <w:i/>
-          <w:color w:val="145AA0"/>
-          <w:sz w:val="21"/>
-        </w:rPr>
-        <w:t>i_o &lt; 0</w:t>
-      </w:r>
-      <w:r>
-        <w:rPr>
-          <w:color w:val="282C34"/>
-          <w:sz w:val="21"/>
-        </w:rPr>
-        <w:t>).</w:t>
+        <w:t>N-bank conducts negative load current (i_o &lt; 0).</w:t>
       </w:r>
     </w:p>
     <w:p>
@@ -4219,22 +3502,7 @@
           <w:color w:val="282C34"/>
           <w:sz w:val="21"/>
         </w:rPr>
-        <w:t xml:space="preserve">By modulating the firing delay angle </w:t>
-      </w:r>
-      <w:r>
-        <w:rPr>
-          <w:i/>
-          <w:color w:val="145AA0"/>
-          <w:sz w:val="21"/>
-        </w:rPr>
-        <w:t>\alpha</w:t>
-      </w:r>
-      <w:r>
-        <w:rPr>
-          <w:color w:val="282C34"/>
-          <w:sz w:val="21"/>
-        </w:rPr>
-        <w:t xml:space="preserve"> from cycle to cycle, the synthesized output voltage tracks a low-frequency fundamental sine wave.</w:t>
+        <w:t>By modulating the firing delay angle α from cycle to cycle, the synthesized output voltage tracks a low-frequency fundamental sine wave.</w:t>
       </w:r>
     </w:p>
     <w:p>
@@ -4348,50 +3616,53 @@
           <w:color w:val="282C34"/>
           <w:sz w:val="21"/>
         </w:rPr>
-        <w:t xml:space="preserve">To generate an output voltage that varies sinusoidally at frequency </w:t>
-      </w:r>
-      <w:r>
-        <w:rPr>
-          <w:i/>
-          <w:color w:val="145AA0"/>
-          <w:sz w:val="21"/>
-        </w:rPr>
-        <w:t>f_o</w:t>
-      </w:r>
-      <w:r>
-        <w:rPr>
-          <w:color w:val="282C34"/>
-          <w:sz w:val="21"/>
-        </w:rPr>
-        <w:t>:</w:t>
+        <w:t>To generate an output voltage that varies sinusoidally at frequency f_o:</w:t>
       </w:r>
     </w:p>
-    <w:p>
-      <w:pPr>
-        <w:spacing w:after="80"/>
-      </w:pPr>
-      <w:r>
-        <w:rPr>
-          <w:i/>
-          <w:color w:val="145AA0"/>
-          <w:sz w:val="21"/>
-        </w:rPr>
-      </w:r>
-      <w:r>
-        <w:rPr>
-          <w:color w:val="282C34"/>
-          <w:sz w:val="21"/>
-        </w:rPr>
-        <w:t>\alpha(t) = \arccos\left( r \cdot \sin(\omega_o t) \right)</w:t>
-      </w:r>
-      <w:r>
-        <w:rPr>
-          <w:i/>
-          <w:color w:val="145AA0"/>
-          <w:sz w:val="21"/>
-        </w:rPr>
-      </w:r>
-    </w:p>
+    <w:tbl>
+      <w:tblPr>
+        <w:tblW w:type="auto" w:w="0"/>
+        <w:jc w:val="center"/>
+        <w:tblLook w:firstColumn="1" w:firstRow="1" w:lastColumn="0" w:lastRow="0" w:noHBand="0" w:noVBand="1" w:val="04A0"/>
+      </w:tblPr>
+      <w:tblGrid>
+        <w:gridCol w:w="9792"/>
+      </w:tblGrid>
+      <w:tr>
+        <w:tc>
+          <w:tcPr>
+            <w:tcW w:type="dxa" w:w="9792"/>
+            <w:shd w:fill="F5F6F8"/>
+            <w:tcMar>
+              <w:top w:w="80" w:type="dxa"/>
+              <w:bottom w:w="80" w:type="dxa"/>
+              <w:left w:w="140" w:type="dxa"/>
+              <w:right w:w="140" w:type="dxa"/>
+            </w:tcMar>
+            <w:tcBorders>
+              <w:left w:val="single" w:sz="18" w:space="0" w:color="CBD5E0"/>
+              <w:top w:val="none"/>
+              <w:right w:val="none"/>
+              <w:bottom w:val="none"/>
+            </w:tcBorders>
+          </w:tcPr>
+          <w:p>
+            <w:pPr>
+              <w:spacing w:line="240" w:lineRule="auto" w:after="0"/>
+            </w:pPr>
+            <w:r>
+              <w:rPr>
+                <w:rFonts w:ascii="Consolas" w:hAnsi="Consolas"/>
+                <w:color w:val="2D3748"/>
+                <w:sz w:val="18"/>
+              </w:rPr>
+              <w:t>α(t) = arccos( r * sin(ω_o t) )</w:t>
+            </w:r>
+          </w:p>
+        </w:tc>
+      </w:tr>
+    </w:tbl>
+    <w:p/>
     <w:p>
       <w:pPr>
         <w:spacing w:after="80"/>
@@ -4412,33 +3683,10 @@
       </w:pPr>
       <w:r>
         <w:rPr>
-          <w:i/>
-          <w:color w:val="145AA0"/>
-          <w:sz w:val="21"/>
-        </w:rPr>
-        <w:t>r = \frac{V_{o,pk{V_{o,max</w:t>
-      </w:r>
-      <w:r>
-        <w:rPr>
           <w:color w:val="282C34"/>
           <w:sz w:val="21"/>
         </w:rPr>
-        <w:t xml:space="preserve"> is the voltage modulation index (</w:t>
-      </w:r>
-      <w:r>
-        <w:rPr>
-          <w:i/>
-          <w:color w:val="145AA0"/>
-          <w:sz w:val="21"/>
-        </w:rPr>
-        <w:t>0 ≤ r ≤ 1</w:t>
-      </w:r>
-      <w:r>
-        <w:rPr>
-          <w:color w:val="282C34"/>
-          <w:sz w:val="21"/>
-        </w:rPr>
-        <w:t>).</w:t>
+        <w:t>r = V_o,pk / V_o,max is the voltage modulation index (0 &lt;= r &lt;= 1).</w:t>
       </w:r>
     </w:p>
     <w:p>
@@ -4449,18 +3697,10 @@
       </w:pPr>
       <w:r>
         <w:rPr>
-          <w:i/>
-          <w:color w:val="145AA0"/>
-          <w:sz w:val="21"/>
-        </w:rPr>
-        <w:t>\omega_o = 2\pi f_o</w:t>
-      </w:r>
-      <w:r>
-        <w:rPr>
           <w:color w:val="282C34"/>
           <w:sz w:val="21"/>
         </w:rPr>
-        <w:t xml:space="preserve"> is the desired output angular frequency.</w:t>
+        <w:t>ω_o = 2π f_o is the desired output angular frequency.</w:t>
       </w:r>
     </w:p>
     <w:p>
@@ -4622,37 +3862,7 @@
           <w:color w:val="282C34"/>
           <w:sz w:val="21"/>
         </w:rPr>
-        <w:t xml:space="preserve">: Only one converter bank (P or N) is active at any instant. When the load current </w:t>
-      </w:r>
-      <w:r>
-        <w:rPr>
-          <w:i/>
-          <w:color w:val="145AA0"/>
-          <w:sz w:val="21"/>
-        </w:rPr>
-        <w:t>i_o</w:t>
-      </w:r>
-      <w:r>
-        <w:rPr>
-          <w:color w:val="282C34"/>
-          <w:sz w:val="21"/>
-        </w:rPr>
-        <w:t xml:space="preserve"> decays to zero, gate firing pulses to the outgoing bank are suppressed. A mandatory blanking dead-time (</w:t>
-      </w:r>
-      <w:r>
-        <w:rPr>
-          <w:i/>
-          <w:color w:val="145AA0"/>
-          <w:sz w:val="21"/>
-        </w:rPr>
-        <w:t>1 \dots 3\,ms</w:t>
-      </w:r>
-      <w:r>
-        <w:rPr>
-          <w:color w:val="282C34"/>
-          <w:sz w:val="21"/>
-        </w:rPr>
-        <w:t>) is enforced before firing pulses are applied to the incoming bank.</w:t>
+        <w:t>: Only one converter bank (P or N) is active at any instant. When the load current i_o decays to zero, gate firing pulses to the outgoing bank are suppressed. A mandatory blanking dead-time (1 ... 3 ms) is enforced before firing pulses are applied to the incoming bank.</w:t>
       </w:r>
     </w:p>
     <w:p>
@@ -4734,32 +3944,50 @@
         <w:t>: Both P-bank and N-bank conduct continuously. The relationship between firing angles is maintained at:</w:t>
       </w:r>
     </w:p>
-    <w:p>
-      <w:pPr>
-        <w:spacing w:after="80"/>
-      </w:pPr>
-      <w:r>
-        <w:rPr>
-          <w:i/>
-          <w:color w:val="145AA0"/>
-          <w:sz w:val="21"/>
-        </w:rPr>
-      </w:r>
-      <w:r>
-        <w:rPr>
-          <w:color w:val="282C34"/>
-          <w:sz w:val="21"/>
-        </w:rPr>
-        <w:t>\alpha_P + \alpha_N = 180^\circ</w:t>
-      </w:r>
-      <w:r>
-        <w:rPr>
-          <w:i/>
-          <w:color w:val="145AA0"/>
-          <w:sz w:val="21"/>
-        </w:rPr>
-      </w:r>
-    </w:p>
+    <w:tbl>
+      <w:tblPr>
+        <w:tblW w:type="auto" w:w="0"/>
+        <w:jc w:val="center"/>
+        <w:tblLook w:firstColumn="1" w:firstRow="1" w:lastColumn="0" w:lastRow="0" w:noHBand="0" w:noVBand="1" w:val="04A0"/>
+      </w:tblPr>
+      <w:tblGrid>
+        <w:gridCol w:w="9792"/>
+      </w:tblGrid>
+      <w:tr>
+        <w:tc>
+          <w:tcPr>
+            <w:tcW w:type="dxa" w:w="9792"/>
+            <w:shd w:fill="F5F6F8"/>
+            <w:tcMar>
+              <w:top w:w="80" w:type="dxa"/>
+              <w:bottom w:w="80" w:type="dxa"/>
+              <w:left w:w="140" w:type="dxa"/>
+              <w:right w:w="140" w:type="dxa"/>
+            </w:tcMar>
+            <w:tcBorders>
+              <w:left w:val="single" w:sz="18" w:space="0" w:color="CBD5E0"/>
+              <w:top w:val="none"/>
+              <w:right w:val="none"/>
+              <w:bottom w:val="none"/>
+            </w:tcBorders>
+          </w:tcPr>
+          <w:p>
+            <w:pPr>
+              <w:spacing w:line="240" w:lineRule="auto" w:after="0"/>
+            </w:pPr>
+            <w:r>
+              <w:rPr>
+                <w:rFonts w:ascii="Consolas" w:hAnsi="Consolas"/>
+                <w:color w:val="2D3748"/>
+                <w:sz w:val="18"/>
+              </w:rPr>
+              <w:t>α_P + α_N = 180°</w:t>
+            </w:r>
+          </w:p>
+        </w:tc>
+      </w:tr>
+    </w:tbl>
+    <w:p/>
     <w:p>
       <w:pPr>
         <w:pStyle w:val="ListBullet"/>
@@ -4879,32 +4107,50 @@
         <w:t>For a 6-pulse bridge, the maximum fundamental RMS output phase voltage is:</w:t>
       </w:r>
     </w:p>
-    <w:p>
-      <w:pPr>
-        <w:spacing w:after="80"/>
-      </w:pPr>
-      <w:r>
-        <w:rPr>
-          <w:i/>
-          <w:color w:val="145AA0"/>
-          <w:sz w:val="21"/>
-        </w:rPr>
-      </w:r>
-      <w:r>
-        <w:rPr>
-          <w:color w:val="282C34"/>
-          <w:sz w:val="21"/>
-        </w:rPr>
-        <w:t>V_{o,rms} = V_{in,line} \cdot \frac{3}{\pi} \cdot r \approx 0.955 \cdot V_{in,line} \cdot r</w:t>
-      </w:r>
-      <w:r>
-        <w:rPr>
-          <w:i/>
-          <w:color w:val="145AA0"/>
-          <w:sz w:val="21"/>
-        </w:rPr>
-      </w:r>
-    </w:p>
+    <w:tbl>
+      <w:tblPr>
+        <w:tblW w:type="auto" w:w="0"/>
+        <w:jc w:val="center"/>
+        <w:tblLook w:firstColumn="1" w:firstRow="1" w:lastColumn="0" w:lastRow="0" w:noHBand="0" w:noVBand="1" w:val="04A0"/>
+      </w:tblPr>
+      <w:tblGrid>
+        <w:gridCol w:w="9792"/>
+      </w:tblGrid>
+      <w:tr>
+        <w:tc>
+          <w:tcPr>
+            <w:tcW w:type="dxa" w:w="9792"/>
+            <w:shd w:fill="F5F6F8"/>
+            <w:tcMar>
+              <w:top w:w="80" w:type="dxa"/>
+              <w:bottom w:w="80" w:type="dxa"/>
+              <w:left w:w="140" w:type="dxa"/>
+              <w:right w:w="140" w:type="dxa"/>
+            </w:tcMar>
+            <w:tcBorders>
+              <w:left w:val="single" w:sz="18" w:space="0" w:color="CBD5E0"/>
+              <w:top w:val="none"/>
+              <w:right w:val="none"/>
+              <w:bottom w:val="none"/>
+            </w:tcBorders>
+          </w:tcPr>
+          <w:p>
+            <w:pPr>
+              <w:spacing w:line="240" w:lineRule="auto" w:after="0"/>
+            </w:pPr>
+            <w:r>
+              <w:rPr>
+                <w:rFonts w:ascii="Consolas" w:hAnsi="Consolas"/>
+                <w:color w:val="2D3748"/>
+                <w:sz w:val="18"/>
+              </w:rPr>
+              <w:t>V_o,rms = V_in,line * 3 / π * r ≈ 0.955 * V_in,line * r</w:t>
+            </w:r>
+          </w:p>
+        </w:tc>
+      </w:tr>
+    </w:tbl>
+    <w:p/>
     <w:p>
       <w:pPr>
         <w:spacing w:before="160" w:after="80"/>
@@ -4915,24 +4161,7 @@
           <w:color w:val="4682B4"/>
           <w:sz w:val="24"/>
         </w:rPr>
-        <w:t>4.2 The Output Frequency Limit (</w:t>
-      </w:r>
-      <w:r>
-        <w:rPr>
-          <w:b/>
-          <w:i/>
-          <w:color w:val="145AA0"/>
-          <w:sz w:val="24"/>
-        </w:rPr>
-        <w:t>f_o ≤ \frac{1{3 f_{in</w:t>
-      </w:r>
-      <w:r>
-        <w:rPr>
-          <w:b/>
-          <w:color w:val="4682B4"/>
-          <w:sz w:val="24"/>
-        </w:rPr>
-        <w:t>):</w:t>
+        <w:t>4.2 The Output Frequency Limit (f_o &lt;= 1 / 3 f_in):</w:t>
       </w:r>
     </w:p>
     <w:p>
@@ -4973,52 +4202,7 @@
           <w:color w:val="282C34"/>
           <w:sz w:val="21"/>
         </w:rPr>
-        <w:t xml:space="preserve">If the desired output frequency </w:t>
-      </w:r>
-      <w:r>
-        <w:rPr>
-          <w:i/>
-          <w:color w:val="145AA0"/>
-          <w:sz w:val="21"/>
-        </w:rPr>
-        <w:t>f_o</w:t>
-      </w:r>
-      <w:r>
-        <w:rPr>
-          <w:color w:val="282C34"/>
-          <w:sz w:val="21"/>
-        </w:rPr>
-        <w:t xml:space="preserve"> approaches the input frequency </w:t>
-      </w:r>
-      <w:r>
-        <w:rPr>
-          <w:i/>
-          <w:color w:val="145AA0"/>
-          <w:sz w:val="21"/>
-        </w:rPr>
-        <w:t>f_{in</w:t>
-      </w:r>
-      <w:r>
-        <w:rPr>
-          <w:color w:val="282C34"/>
-          <w:sz w:val="21"/>
-        </w:rPr>
-        <w:t>, the number of input AC segments available per output half-cycle becomes too small (</w:t>
-      </w:r>
-      <w:r>
-        <w:rPr>
-          <w:i/>
-          <w:color w:val="145AA0"/>
-          <w:sz w:val="21"/>
-        </w:rPr>
-        <w:t>&lt; 3</w:t>
-      </w:r>
-      <w:r>
-        <w:rPr>
-          <w:color w:val="282C34"/>
-          <w:sz w:val="21"/>
-        </w:rPr>
-        <w:t xml:space="preserve"> pulses).</w:t>
+        <w:t>If the desired output frequency f_o approaches the input frequency f_in, the number of input AC segments available per output half-cycle becomes too small (&lt; 3 pulses).</w:t>
       </w:r>
     </w:p>
     <w:p>
@@ -5057,32 +4241,50 @@
         <w:t>:</w:t>
       </w:r>
     </w:p>
-    <w:p>
-      <w:pPr>
-        <w:spacing w:after="80"/>
-      </w:pPr>
-      <w:r>
-        <w:rPr>
-          <w:i/>
-          <w:color w:val="145AA0"/>
-          <w:sz w:val="21"/>
-        </w:rPr>
-      </w:r>
-      <w:r>
-        <w:rPr>
-          <w:color w:val="282C34"/>
-          <w:sz w:val="21"/>
-        </w:rPr>
-        <w:t>f_{o,max} \le \frac{1}{3} f_{in} \quad (\text{For } 50\,\text{Hz} \text{ grid}, f_{o,max} \approx 16.7\,\text{Hz}; \text{ For } 60\,\text{Hz}, f_{o,max} \approx 20\,\text{Hz})</w:t>
-      </w:r>
-      <w:r>
-        <w:rPr>
-          <w:i/>
-          <w:color w:val="145AA0"/>
-          <w:sz w:val="21"/>
-        </w:rPr>
-      </w:r>
-    </w:p>
+    <w:tbl>
+      <w:tblPr>
+        <w:tblW w:type="auto" w:w="0"/>
+        <w:jc w:val="center"/>
+        <w:tblLook w:firstColumn="1" w:firstRow="1" w:lastColumn="0" w:lastRow="0" w:noHBand="0" w:noVBand="1" w:val="04A0"/>
+      </w:tblPr>
+      <w:tblGrid>
+        <w:gridCol w:w="9792"/>
+      </w:tblGrid>
+      <w:tr>
+        <w:tc>
+          <w:tcPr>
+            <w:tcW w:type="dxa" w:w="9792"/>
+            <w:shd w:fill="F5F6F8"/>
+            <w:tcMar>
+              <w:top w:w="80" w:type="dxa"/>
+              <w:bottom w:w="80" w:type="dxa"/>
+              <w:left w:w="140" w:type="dxa"/>
+              <w:right w:w="140" w:type="dxa"/>
+            </w:tcMar>
+            <w:tcBorders>
+              <w:left w:val="single" w:sz="18" w:space="0" w:color="CBD5E0"/>
+              <w:top w:val="none"/>
+              <w:right w:val="none"/>
+              <w:bottom w:val="none"/>
+            </w:tcBorders>
+          </w:tcPr>
+          <w:p>
+            <w:pPr>
+              <w:spacing w:line="240" w:lineRule="auto" w:after="0"/>
+            </w:pPr>
+            <w:r>
+              <w:rPr>
+                <w:rFonts w:ascii="Consolas" w:hAnsi="Consolas"/>
+                <w:color w:val="2D3748"/>
+                <w:sz w:val="18"/>
+              </w:rPr>
+              <w:t>f_o,max &lt;= 1 / 3 f_in (For 50 Hz grid, f_o,max ≈ 16.7 Hz; For 60 Hz, f_o,max ≈ 20 Hz)</w:t>
+            </w:r>
+          </w:p>
+        </w:tc>
+      </w:tr>
+    </w:tbl>
+    <w:p/>
     <w:p>
       <w:pPr>
         <w:spacing w:before="160" w:after="80"/>
@@ -5093,24 +4295,7 @@
           <w:color w:val="4682B4"/>
           <w:sz w:val="24"/>
         </w:rPr>
-        <w:t>4.3 Input Displacement Power Factor (</w:t>
-      </w:r>
-      <w:r>
-        <w:rPr>
-          <w:b/>
-          <w:i/>
-          <w:color w:val="145AA0"/>
-          <w:sz w:val="24"/>
-        </w:rPr>
-        <w:t>\cos \phi_{in</w:t>
-      </w:r>
-      <w:r>
-        <w:rPr>
-          <w:b/>
-          <w:color w:val="4682B4"/>
-          <w:sz w:val="24"/>
-        </w:rPr>
-        <w:t>):</w:t>
+        <w:t>4.3 Input Displacement Power Factor (cos φ_in):</w:t>
       </w:r>
     </w:p>
     <w:p>
@@ -5122,50 +4307,53 @@
           <w:color w:val="282C34"/>
           <w:sz w:val="21"/>
         </w:rPr>
-        <w:t>Because thyristors must be phase-delayed (</w:t>
-      </w:r>
-      <w:r>
-        <w:rPr>
-          <w:i/>
-          <w:color w:val="145AA0"/>
-          <w:sz w:val="21"/>
-        </w:rPr>
-        <w:t>\alpha &gt; 0</w:t>
-      </w:r>
-      <w:r>
-        <w:rPr>
-          <w:color w:val="282C34"/>
-          <w:sz w:val="21"/>
-        </w:rPr>
-        <w:t>) to synthesize intermediate sinusoidal voltages:</w:t>
+        <w:t>Because thyristors must be phase-delayed (α &gt; 0) to synthesize intermediate sinusoidal voltages:</w:t>
       </w:r>
     </w:p>
-    <w:p>
-      <w:pPr>
-        <w:spacing w:after="80"/>
-      </w:pPr>
-      <w:r>
-        <w:rPr>
-          <w:i/>
-          <w:color w:val="145AA0"/>
-          <w:sz w:val="21"/>
-        </w:rPr>
-      </w:r>
-      <w:r>
-        <w:rPr>
-          <w:color w:val="282C34"/>
-          <w:sz w:val="21"/>
-        </w:rPr>
-        <w:t>\text{DPF}_{in} \approx 0.843 \cdot r \cdot \cos \phi_L</w:t>
-      </w:r>
-      <w:r>
-        <w:rPr>
-          <w:i/>
-          <w:color w:val="145AA0"/>
-          <w:sz w:val="21"/>
-        </w:rPr>
-      </w:r>
-    </w:p>
+    <w:tbl>
+      <w:tblPr>
+        <w:tblW w:type="auto" w:w="0"/>
+        <w:jc w:val="center"/>
+        <w:tblLook w:firstColumn="1" w:firstRow="1" w:lastColumn="0" w:lastRow="0" w:noHBand="0" w:noVBand="1" w:val="04A0"/>
+      </w:tblPr>
+      <w:tblGrid>
+        <w:gridCol w:w="9792"/>
+      </w:tblGrid>
+      <w:tr>
+        <w:tc>
+          <w:tcPr>
+            <w:tcW w:type="dxa" w:w="9792"/>
+            <w:shd w:fill="F5F6F8"/>
+            <w:tcMar>
+              <w:top w:w="80" w:type="dxa"/>
+              <w:bottom w:w="80" w:type="dxa"/>
+              <w:left w:w="140" w:type="dxa"/>
+              <w:right w:w="140" w:type="dxa"/>
+            </w:tcMar>
+            <w:tcBorders>
+              <w:left w:val="single" w:sz="18" w:space="0" w:color="CBD5E0"/>
+              <w:top w:val="none"/>
+              <w:right w:val="none"/>
+              <w:bottom w:val="none"/>
+            </w:tcBorders>
+          </w:tcPr>
+          <w:p>
+            <w:pPr>
+              <w:spacing w:line="240" w:lineRule="auto" w:after="0"/>
+            </w:pPr>
+            <w:r>
+              <w:rPr>
+                <w:rFonts w:ascii="Consolas" w:hAnsi="Consolas"/>
+                <w:color w:val="2D3748"/>
+                <w:sz w:val="18"/>
+              </w:rPr>
+              <w:t>DPF_in ≈ 0.843 * r * cos φ_L</w:t>
+            </w:r>
+          </w:p>
+        </w:tc>
+      </w:tr>
+    </w:tbl>
+    <w:p/>
     <w:p>
       <w:pPr>
         <w:spacing w:after="80"/>
@@ -5175,37 +4363,7 @@
           <w:color w:val="282C34"/>
           <w:sz w:val="21"/>
         </w:rPr>
-        <w:t>Even if the motor load operates at unity power factor (</w:t>
-      </w:r>
-      <w:r>
-        <w:rPr>
-          <w:i/>
-          <w:color w:val="145AA0"/>
-          <w:sz w:val="21"/>
-        </w:rPr>
-        <w:t>\cos \phi_L = 1.0</w:t>
-      </w:r>
-      <w:r>
-        <w:rPr>
-          <w:color w:val="282C34"/>
-          <w:sz w:val="21"/>
-        </w:rPr>
-        <w:t xml:space="preserve">), the input power factor to the cycloconverter rarely exceeds </w:t>
-      </w:r>
-      <w:r>
-        <w:rPr>
-          <w:i/>
-          <w:color w:val="145AA0"/>
-          <w:sz w:val="21"/>
-        </w:rPr>
-        <w:t>0.7 \dots 0.75</w:t>
-      </w:r>
-      <w:r>
-        <w:rPr>
-          <w:color w:val="282C34"/>
-          <w:sz w:val="21"/>
-        </w:rPr>
-        <w:t xml:space="preserve"> lagging, requiring static var compensators (SVC) or power factor correction capacitor banks on the supply feeder.</w:t>
+        <w:t>Even if the motor load operates at unity power factor (cos φ_L = 1.0), the input power factor to the cycloconverter rarely exceeds 0.7 ... 0.75 lagging, requiring static var compensators (SVC) or power factor correction capacitor banks on the supply feeder.</w:t>
       </w:r>
     </w:p>
     <w:p>
@@ -5398,36 +4556,10 @@
             </w:pPr>
             <w:r>
               <w:rPr>
-                <w:i/>
-                <w:color w:val="145AA0"/>
+                <w:color w:val="282C34"/>
                 <w:sz w:val="18"/>
               </w:rPr>
-              <w:t>5\,MW \dots 25\,MW</w:t>
-            </w:r>
-          </w:p>
-        </w:tc>
-        <w:tc>
-          <w:tcPr>
-            <w:tcW w:type="dxa" w:w="2448"/>
-            <w:tcMar>
-              <w:top w:w="80" w:type="dxa"/>
-              <w:bottom w:w="80" w:type="dxa"/>
-              <w:left w:w="120" w:type="dxa"/>
-              <w:right w:w="120" w:type="dxa"/>
-            </w:tcMar>
-            <w:vAlign w:val="center"/>
-          </w:tcPr>
-          <w:p>
-            <w:pPr>
-              <w:spacing w:after="0"/>
-            </w:pPr>
-            <w:r>
-              <w:rPr>
-                <w:i/>
-                <w:color w:val="145AA0"/>
-                <w:sz w:val="18"/>
-              </w:rPr>
-              <w:t>0 \dots 5\,Hz</w:t>
+              <w:t>5 MW ... 25 MW</w:t>
             </w:r>
           </w:p>
         </w:tc>
@@ -5451,22 +4583,31 @@
                 <w:color w:val="282C34"/>
                 <w:sz w:val="18"/>
               </w:rPr>
-              <w:t xml:space="preserve">Directly drives gearless ring motors (slow rotation: </w:t>
+              <w:t>0 ... 5 Hz</w:t>
             </w:r>
-            <w:r>
-              <w:rPr>
-                <w:i/>
-                <w:color w:val="145AA0"/>
-                <w:sz w:val="18"/>
-              </w:rPr>
-              <w:t>10 \dots 15\,RPM</w:t>
-            </w:r>
+          </w:p>
+        </w:tc>
+        <w:tc>
+          <w:tcPr>
+            <w:tcW w:type="dxa" w:w="2448"/>
+            <w:tcMar>
+              <w:top w:w="80" w:type="dxa"/>
+              <w:bottom w:w="80" w:type="dxa"/>
+              <w:left w:w="120" w:type="dxa"/>
+              <w:right w:w="120" w:type="dxa"/>
+            </w:tcMar>
+            <w:vAlign w:val="center"/>
+          </w:tcPr>
+          <w:p>
+            <w:pPr>
+              <w:spacing w:after="0"/>
+            </w:pPr>
             <w:r>
               <w:rPr>
                 <w:color w:val="282C34"/>
                 <w:sz w:val="18"/>
               </w:rPr>
-              <w:t>) with enormous starting torque.</w:t>
+              <w:t>Directly drives gearless ring motors (slow rotation: 10 ... 15 RPM) with enormous starting torque.</w:t>
             </w:r>
           </w:p>
         </w:tc>
@@ -5516,11 +4657,10 @@
             </w:pPr>
             <w:r>
               <w:rPr>
-                <w:i/>
-                <w:color w:val="145AA0"/>
+                <w:color w:val="282C34"/>
                 <w:sz w:val="18"/>
               </w:rPr>
-              <w:t>10\,MW \dots 40\,MW</w:t>
+              <w:t>10 MW ... 40 MW</w:t>
             </w:r>
           </w:p>
         </w:tc>
@@ -5542,11 +4682,10 @@
             </w:pPr>
             <w:r>
               <w:rPr>
-                <w:i/>
-                <w:color w:val="145AA0"/>
+                <w:color w:val="282C34"/>
                 <w:sz w:val="18"/>
               </w:rPr>
-              <w:t>0 \dots 15\,Hz</w:t>
+              <w:t>0 ... 15 Hz</w:t>
             </w:r>
           </w:p>
         </w:tc>
@@ -5619,11 +4758,10 @@
             </w:pPr>
             <w:r>
               <w:rPr>
-                <w:i/>
-                <w:color w:val="145AA0"/>
+                <w:color w:val="282C34"/>
                 <w:sz w:val="18"/>
               </w:rPr>
-              <w:t>2\,MW \dots 10\,MW</w:t>
+              <w:t>2 MW ... 10 MW</w:t>
             </w:r>
           </w:p>
         </w:tc>
@@ -5644,11 +4782,10 @@
             </w:pPr>
             <w:r>
               <w:rPr>
-                <w:i/>
-                <w:color w:val="145AA0"/>
+                <w:color w:val="282C34"/>
                 <w:sz w:val="18"/>
               </w:rPr>
-              <w:t>0 \dots 10\,Hz</w:t>
+              <w:t>0 ... 10 Hz</w:t>
             </w:r>
           </w:p>
         </w:tc>
